--- a/IPE2/Primera plantilla.docx
+++ b/IPE2/Primera plantilla.docx
@@ -9,8 +9,16 @@
           <w:ilvl w:val="0"/>
           <w:numId w:val="1"/>
         </w:numPr>
-      </w:pPr>
-      <w:r>
+        <w:rPr>
+          <w:b/>
+          <w:bCs/>
+        </w:rPr>
+      </w:pPr>
+      <w:r>
+        <w:rPr>
+          <w:b/>
+          <w:bCs/>
+        </w:rPr>
         <w:t>DENOMINACIÓN COMERCIAL DEL NEGOCIO.</w:t>
       </w:r>
     </w:p>
@@ -40,8 +48,16 @@
           <w:ilvl w:val="0"/>
           <w:numId w:val="1"/>
         </w:numPr>
-      </w:pPr>
-      <w:r>
+        <w:rPr>
+          <w:b/>
+          <w:bCs/>
+        </w:rPr>
+      </w:pPr>
+      <w:r>
+        <w:rPr>
+          <w:b/>
+          <w:bCs/>
+        </w:rPr>
         <w:t>LOGOTIPO</w:t>
       </w:r>
     </w:p>
@@ -129,34 +145,135 @@
           <w:ilvl w:val="0"/>
           <w:numId w:val="1"/>
         </w:numPr>
-      </w:pPr>
-      <w:r>
+        <w:rPr>
+          <w:b/>
+          <w:bCs/>
+        </w:rPr>
+      </w:pPr>
+      <w:r>
+        <w:rPr>
+          <w:b/>
+          <w:bCs/>
+        </w:rPr>
         <w:t>PRESENTACIÓN, DESCRIPCIÓN Y DEFENSA DE TU IDEA EMPRESARIAL.</w:t>
       </w:r>
     </w:p>
     <w:p>
       <w:pPr>
         <w:pStyle w:val="Prrafodelista"/>
-      </w:pPr>
-      <w:r>
-        <w:t xml:space="preserve">Seria </w:t>
-      </w:r>
-      <w:proofErr w:type="gramStart"/>
-      <w:r>
-        <w:t>una aplicaciones</w:t>
-      </w:r>
-      <w:proofErr w:type="gramEnd"/>
-      <w:r>
-        <w:t xml:space="preserve"> para gestionar por ejemplo un bar, donde se pueda tomar notas utilizando móvil, ver todos los pedidos en una Tablet, que facilite vida para los trabajadores. Se pueda ver y gestionar inventario, o sea que también facilite la vida para el dueño y pueda pedir a los proveedores sin tener que revisar todo el </w:t>
+        <w:ind w:firstLine="696"/>
+        <w:jc w:val="both"/>
+      </w:pPr>
+      <w:r>
+        <w:t>La idea empresarial nace de la necesidad real de digitalización que enfrentan muchos bares y cafeterías en España. En este contexto, mi empresa —dedicada al desarrollo de software a medida— ha sido contratada por un bar local para diseñar e implementar una solución tecnológica integral que facilite la gestión diaria del negocio.</w:t>
+      </w:r>
+    </w:p>
+    <w:p>
+      <w:pPr>
+        <w:pStyle w:val="Prrafodelista"/>
+        <w:jc w:val="both"/>
+      </w:pPr>
+      <w:r>
+        <w:t>El proyecto consiste en el desarrollo de una aplicación TPV (Terminal Punto de Venta) completamente personalizada, adaptada a las necesidades concretas del establecimiento. El sistema está pensado para optimizar el flujo de trabajo, reducir los errores humanos y mejorar la comunicación entre el personal de sala, la barra y la cocina.</w:t>
+      </w:r>
+    </w:p>
+    <w:p>
+      <w:pPr>
+        <w:pStyle w:val="Prrafodelista"/>
+        <w:jc w:val="both"/>
+      </w:pPr>
+      <w:r>
+        <w:t>La aplicación contará con tres componentes principales:</w:t>
+      </w:r>
+    </w:p>
+    <w:p>
+      <w:pPr>
+        <w:pStyle w:val="Prrafodelista"/>
+        <w:ind w:firstLine="696"/>
+        <w:jc w:val="both"/>
+      </w:pPr>
+      <w:r>
+        <w:t>Aplicación móvil para el personal de servicio, que permitirá tomar pedidos directamente desde las mesas, añadir notas, modificar órdenes y enviarlas instantáneamente al sistema central, reduciendo los tiempos de espera y los errores de comunicación.</w:t>
+      </w:r>
+    </w:p>
+    <w:p>
+      <w:pPr>
+        <w:pStyle w:val="Prrafodelista"/>
+        <w:ind w:firstLine="696"/>
+        <w:jc w:val="both"/>
+      </w:pPr>
+      <w:r>
+        <w:t xml:space="preserve">Interfaz para </w:t>
       </w:r>
       <w:proofErr w:type="spellStart"/>
       <w:r>
-        <w:t>almacen</w:t>
+        <w:t>tablet</w:t>
       </w:r>
       <w:proofErr w:type="spellEnd"/>
       <w:r>
-        <w:t>.</w:t>
-      </w:r>
+        <w:t xml:space="preserve"> utilizada en la barra o cocina, donde se mostrarán en tiempo real todos los pedidos, su estado y las actualizaciones que realicen los camareros. Esta parte permitirá una coordinación más fluida y una atención más rápida al cliente.</w:t>
+      </w:r>
+    </w:p>
+    <w:p>
+      <w:pPr>
+        <w:pStyle w:val="Prrafodelista"/>
+        <w:ind w:firstLine="696"/>
+        <w:jc w:val="both"/>
+      </w:pPr>
+      <w:r>
+        <w:t xml:space="preserve">Panel de gestión en PC, destinado al propietario o gerente del bar. Desde aquí se podrá controlar inventarios, registrar compras a proveedores, </w:t>
+      </w:r>
+      <w:r>
+        <w:lastRenderedPageBreak/>
+        <w:t>generar informes de ventas y analizar estadísticas para mejorar la toma de decisiones.</w:t>
+      </w:r>
+    </w:p>
+    <w:p>
+      <w:pPr>
+        <w:pStyle w:val="Prrafodelista"/>
+        <w:ind w:firstLine="696"/>
+        <w:jc w:val="both"/>
+      </w:pPr>
+      <w:r>
+        <w:t>El objetivo principal es ofrecer una herramienta que facilite la vida tanto a los trabajadores como al propietario del negocio, automatizando tareas repetitivas y centralizando toda la información del bar en un único sistema sincronizado. El propietario podrá, por ejemplo, hacer pedidos a proveedores o controlar el stock sin necesidad de revisar manualmente el almacén, ya que el sistema actualizará los niveles de inventario automáticamente tras cada venta.</w:t>
+      </w:r>
+    </w:p>
+    <w:p>
+      <w:pPr>
+        <w:pStyle w:val="Prrafodelista"/>
+        <w:ind w:firstLine="696"/>
+        <w:jc w:val="both"/>
+      </w:pPr>
+      <w:r>
+        <w:t xml:space="preserve">Desde el punto de vista empresarial, esta propuesta tiene un gran potencial de crecimiento, ya que combina personalización, usabilidad y bajo coste, tres factores muy valorados por los pequeños negocios del sector hostelero. Además, la experiencia adquirida con este primer cliente permitirá a mi empresa ofrecer soluciones similares a otros establecimientos, adaptando el sistema </w:t>
+      </w:r>
+      <w:proofErr w:type="spellStart"/>
+      <w:r>
+        <w:rPr>
+          <w:i/>
+          <w:iCs/>
+        </w:rPr>
+        <w:t>Orderly</w:t>
+      </w:r>
+      <w:proofErr w:type="spellEnd"/>
+      <w:r>
+        <w:t xml:space="preserve"> a diferentes tamaños y necesidades.</w:t>
+      </w:r>
+    </w:p>
+    <w:p>
+      <w:pPr>
+        <w:pStyle w:val="Prrafodelista"/>
+        <w:ind w:firstLine="696"/>
+        <w:jc w:val="both"/>
+      </w:pPr>
+      <w:r>
+        <w:t>En definitiva, se trata de un proyecto innovador y realista, que responde a las exigencias del mercado actual y demuestra la capacidad de mi empresa para ofrecer soluciones tecnológicas eficientes y escalables dentro del sector de la hostelería.</w:t>
+      </w:r>
+    </w:p>
+    <w:p>
+      <w:pPr>
+        <w:pStyle w:val="Prrafodelista"/>
+      </w:pPr>
     </w:p>
     <w:p>
       <w:pPr>
@@ -165,17 +282,68 @@
           <w:ilvl w:val="0"/>
           <w:numId w:val="1"/>
         </w:numPr>
-      </w:pPr>
-      <w:r>
+        <w:rPr>
+          <w:b/>
+          <w:bCs/>
+        </w:rPr>
+      </w:pPr>
+      <w:r>
+        <w:rPr>
+          <w:b/>
+          <w:bCs/>
+        </w:rPr>
         <w:t>ADECUACIÓN A LOS PERFILES.</w:t>
       </w:r>
     </w:p>
     <w:p>
       <w:pPr>
         <w:pStyle w:val="Prrafodelista"/>
-      </w:pPr>
-      <w:r>
-        <w:t>Esta aplicación no va a ser como todas, como el emprendedor ha tenido bastante experiencia en este sector, puede hacer una funcionalidad e interfaz la que necesite cualquier local.</w:t>
+        <w:rPr>
+          <w:lang w:val="ru-RU"/>
+        </w:rPr>
+      </w:pPr>
+      <w:r>
+        <w:t xml:space="preserve">Esta aplicación no va a ser como las demás. Mi objetivo es crear una herramienta verdaderamente útil para los negocios de hostelería, adaptada a las necesidades reales de cada local. Soy estudiante del Grado Superior en Desarrollo de Aplicaciones Multiplataforma en Aula Campus, y desde hace tiempo me apasiona el desarrollo de software y la forma en que la tecnología puede mejorar el trabajo diario en los </w:t>
+      </w:r>
+      <w:proofErr w:type="spellStart"/>
+      <w:proofErr w:type="gramStart"/>
+      <w:r>
+        <w:t>establecimientos.Aunque</w:t>
+      </w:r>
+      <w:proofErr w:type="spellEnd"/>
+      <w:proofErr w:type="gramEnd"/>
+      <w:r>
+        <w:t xml:space="preserve"> todavía estoy empezando mi carrera profesional, me considero una persona muy trabajadora y constante. </w:t>
+      </w:r>
+    </w:p>
+    <w:p>
+      <w:pPr>
+        <w:pStyle w:val="Prrafodelista"/>
+        <w:ind w:firstLine="696"/>
+      </w:pPr>
+      <w:r>
+        <w:t xml:space="preserve">Dedico muchas horas a investigar el mercado, entender cómo funcionan los negocios de hostelería y estudiar qué problemas pueden resolverse mediante soluciones digitales. Además, me gusta experimentar con diferentes </w:t>
+      </w:r>
+      <w:proofErr w:type="spellStart"/>
+      <w:r>
+        <w:t>frameworks</w:t>
+      </w:r>
+      <w:proofErr w:type="spellEnd"/>
+      <w:r>
+        <w:t xml:space="preserve"> y tecnologías, lo que me permite ampliar mis conocimientos y encontrar siempre la mejor forma de desarrollar cada parte del proyecto.</w:t>
+      </w:r>
+    </w:p>
+    <w:p>
+      <w:pPr>
+        <w:pStyle w:val="Prrafodelista"/>
+        <w:ind w:firstLine="696"/>
+      </w:pPr>
+      <w:r>
+        <w:t xml:space="preserve">Gracias a esta combinación de aprendizaje, curiosidad y dedicación, puedo crear aplicaciones flexibles, intuitivas y totalmente personalizadas, diseñadas para facilitar la vida tanto a los trabajadores como a los dueños de los locales. Mi intención no es solo desarrollar un producto, sino ofrecer </w:t>
+      </w:r>
+      <w:r>
+        <w:lastRenderedPageBreak/>
+        <w:t>una solución tecnológica real, que aporte valor y mejore la eficiencia de los negocios.</w:t>
       </w:r>
     </w:p>
     <w:p>
@@ -185,25 +353,2349 @@
           <w:ilvl w:val="0"/>
           <w:numId w:val="1"/>
         </w:numPr>
-      </w:pPr>
-      <w:r>
+        <w:rPr>
+          <w:b/>
+          <w:bCs/>
+        </w:rPr>
+      </w:pPr>
+      <w:r>
+        <w:rPr>
+          <w:b/>
+          <w:bCs/>
+        </w:rPr>
         <w:t>IDENTIFICACIÓN DE LA CLIENTELA POTENCIAL Y ANÁLISIS DE LA COMPETENCIA</w:t>
       </w:r>
     </w:p>
     <w:p>
       <w:pPr>
-        <w:pStyle w:val="Prrafodelista"/>
-      </w:pPr>
-      <w:r>
-        <w:t xml:space="preserve">La clientela será el sector de la </w:t>
+        <w:pStyle w:val="Default"/>
+        <w:rPr>
+          <w:rFonts w:asciiTheme="minorHAnsi" w:hAnsiTheme="minorHAnsi"/>
+          <w:sz w:val="22"/>
+          <w:szCs w:val="22"/>
+        </w:rPr>
+      </w:pPr>
+      <w:r>
+        <w:rPr>
+          <w:rFonts w:asciiTheme="minorHAnsi" w:hAnsiTheme="minorHAnsi"/>
+          <w:sz w:val="22"/>
+          <w:szCs w:val="22"/>
+        </w:rPr>
+        <w:t>5</w:t>
+      </w:r>
+      <w:r>
+        <w:rPr>
+          <w:rFonts w:asciiTheme="minorHAnsi" w:hAnsiTheme="minorHAnsi"/>
+          <w:sz w:val="22"/>
+          <w:szCs w:val="22"/>
+        </w:rPr>
+        <w:t>.1</w:t>
+      </w:r>
+      <w:r>
+        <w:rPr>
+          <w:rFonts w:asciiTheme="minorHAnsi" w:hAnsiTheme="minorHAnsi"/>
+          <w:sz w:val="22"/>
+          <w:szCs w:val="22"/>
+        </w:rPr>
+        <w:t>.1</w:t>
+      </w:r>
+      <w:r>
+        <w:rPr>
+          <w:rFonts w:asciiTheme="minorHAnsi" w:hAnsiTheme="minorHAnsi"/>
+          <w:sz w:val="22"/>
+          <w:szCs w:val="22"/>
+        </w:rPr>
+        <w:t xml:space="preserve"> ¿Cuál es el tamaño actual del mercado? </w:t>
+      </w:r>
+    </w:p>
+    <w:p>
+      <w:pPr>
+        <w:pStyle w:val="Default"/>
+        <w:rPr>
+          <w:rFonts w:asciiTheme="minorHAnsi" w:hAnsiTheme="minorHAnsi"/>
+          <w:sz w:val="22"/>
+          <w:szCs w:val="22"/>
+        </w:rPr>
+      </w:pPr>
+      <w:r>
+        <w:rPr>
+          <w:rFonts w:asciiTheme="minorHAnsi" w:hAnsiTheme="minorHAnsi"/>
+          <w:sz w:val="22"/>
+          <w:szCs w:val="22"/>
+        </w:rPr>
+        <w:t xml:space="preserve">El mercado de la hostelería en España constituye uno de los pilares fundamentales de la economía nacional. Según los datos del Instituto Nacional de Estadística (INE), en 2024 el sector de la restauración y los servicios de comida superó los 40.000 millones de euros de facturación anual, con más de 300.000 establecimientos activos en todo el país. Dentro de este mercado, el segmento de las cafeterías, bares y restaurantes independientes representa más del 75 % del total. Este volumen de actividad demuestra la relevancia y amplitud del mercado potencial para sistemas de gestión digital como </w:t>
       </w:r>
       <w:proofErr w:type="spellStart"/>
       <w:r>
-        <w:t>hosteria</w:t>
+        <w:rPr>
+          <w:rFonts w:asciiTheme="minorHAnsi" w:hAnsiTheme="minorHAnsi"/>
+          <w:i/>
+          <w:iCs/>
+          <w:sz w:val="22"/>
+          <w:szCs w:val="22"/>
+        </w:rPr>
+        <w:t>Orderly</w:t>
       </w:r>
       <w:proofErr w:type="spellEnd"/>
       <w:r>
-        <w:t>, aplicación va a tener una versión base, desde cual se puede personalizar para cualquier local. La competencia es, que ya existen aplicaciones parecidas y a la gente le cuesta cambiarse y acostumbrarse de ello, pero haremos una formación rápida para que los trabajadores se acostumbren de manera fácil posible.</w:t>
+        <w:rPr>
+          <w:rFonts w:asciiTheme="minorHAnsi" w:hAnsiTheme="minorHAnsi"/>
+          <w:sz w:val="22"/>
+          <w:szCs w:val="22"/>
+        </w:rPr>
+        <w:t>.</w:t>
+      </w:r>
+    </w:p>
+    <w:p>
+      <w:pPr>
+        <w:pStyle w:val="Default"/>
+        <w:rPr>
+          <w:rFonts w:asciiTheme="minorHAnsi" w:hAnsiTheme="minorHAnsi"/>
+          <w:sz w:val="22"/>
+          <w:szCs w:val="22"/>
+        </w:rPr>
+      </w:pPr>
+    </w:p>
+    <w:p>
+      <w:pPr>
+        <w:pStyle w:val="Default"/>
+        <w:rPr>
+          <w:rFonts w:asciiTheme="minorHAnsi" w:hAnsiTheme="minorHAnsi"/>
+          <w:sz w:val="22"/>
+          <w:szCs w:val="22"/>
+        </w:rPr>
+      </w:pPr>
+      <w:r>
+        <w:rPr>
+          <w:rFonts w:asciiTheme="minorHAnsi" w:hAnsiTheme="minorHAnsi"/>
+          <w:sz w:val="22"/>
+          <w:szCs w:val="22"/>
+        </w:rPr>
+        <w:t>5</w:t>
+      </w:r>
+      <w:r>
+        <w:rPr>
+          <w:rFonts w:asciiTheme="minorHAnsi" w:hAnsiTheme="minorHAnsi"/>
+          <w:sz w:val="22"/>
+          <w:szCs w:val="22"/>
+        </w:rPr>
+        <w:t xml:space="preserve">.1.2 ¿Cuáles son las previsiones y el potencial de crecimiento del sector? </w:t>
+      </w:r>
+    </w:p>
+    <w:p>
+      <w:pPr>
+        <w:pStyle w:val="Default"/>
+        <w:rPr>
+          <w:rFonts w:asciiTheme="minorHAnsi" w:hAnsiTheme="minorHAnsi"/>
+          <w:i/>
+          <w:iCs/>
+          <w:sz w:val="22"/>
+          <w:szCs w:val="22"/>
+        </w:rPr>
+      </w:pPr>
+      <w:r>
+        <w:rPr>
+          <w:rFonts w:asciiTheme="minorHAnsi" w:hAnsiTheme="minorHAnsi"/>
+          <w:sz w:val="22"/>
+          <w:szCs w:val="22"/>
+        </w:rPr>
+        <w:t xml:space="preserve">Las previsiones para los próximos años son positivas. Diversos informes, como el elaborado por Hostelería de España (2025), indican un crecimiento anual estimado del 4–5 % en el gasto en restauración, impulsado por la digitalización del sector, el turismo y los cambios en los hábitos de consumo. Además, se espera que para 2030 más del 80 % de los negocios de hostelería utilicen sistemas digitales de gestión y pedidos, lo que abre un amplio margen de expansión para soluciones tecnológicas como </w:t>
+      </w:r>
+      <w:proofErr w:type="spellStart"/>
+      <w:r>
+        <w:rPr>
+          <w:rFonts w:asciiTheme="minorHAnsi" w:hAnsiTheme="minorHAnsi"/>
+          <w:i/>
+          <w:iCs/>
+          <w:sz w:val="22"/>
+          <w:szCs w:val="22"/>
+        </w:rPr>
+        <w:t>Orderly</w:t>
+      </w:r>
+      <w:proofErr w:type="spellEnd"/>
+    </w:p>
+    <w:p>
+      <w:pPr>
+        <w:pStyle w:val="Default"/>
+        <w:rPr>
+          <w:rFonts w:asciiTheme="minorHAnsi" w:hAnsiTheme="minorHAnsi"/>
+          <w:sz w:val="22"/>
+          <w:szCs w:val="22"/>
+        </w:rPr>
+      </w:pPr>
+    </w:p>
+    <w:p>
+      <w:pPr>
+        <w:pStyle w:val="Default"/>
+        <w:rPr>
+          <w:rFonts w:asciiTheme="minorHAnsi" w:hAnsiTheme="minorHAnsi"/>
+          <w:sz w:val="22"/>
+          <w:szCs w:val="22"/>
+        </w:rPr>
+      </w:pPr>
+      <w:r>
+        <w:rPr>
+          <w:rFonts w:asciiTheme="minorHAnsi" w:hAnsiTheme="minorHAnsi"/>
+          <w:sz w:val="22"/>
+          <w:szCs w:val="22"/>
+        </w:rPr>
+        <w:t>5</w:t>
+      </w:r>
+      <w:r>
+        <w:rPr>
+          <w:rFonts w:asciiTheme="minorHAnsi" w:hAnsiTheme="minorHAnsi"/>
+          <w:sz w:val="22"/>
+          <w:szCs w:val="22"/>
+        </w:rPr>
+        <w:t>.1.3 ¿Estamos ante un mercado en expansión o está en decadencia?</w:t>
+      </w:r>
+    </w:p>
+    <w:p>
+      <w:pPr>
+        <w:pStyle w:val="Default"/>
+        <w:jc w:val="both"/>
+        <w:rPr>
+          <w:rFonts w:asciiTheme="minorHAnsi" w:hAnsiTheme="minorHAnsi"/>
+          <w:sz w:val="22"/>
+          <w:szCs w:val="22"/>
+        </w:rPr>
+      </w:pPr>
+      <w:r>
+        <w:rPr>
+          <w:rFonts w:asciiTheme="minorHAnsi" w:hAnsiTheme="minorHAnsi"/>
+          <w:sz w:val="22"/>
+          <w:szCs w:val="22"/>
+        </w:rPr>
+        <w:t xml:space="preserve">Actualmente, el mercado se encuentra en plena expansión digital. Tras la pandemia, los negocios de restauración aceleraron su transformación tecnológica, adoptando herramientas para la gestión de pedidos, pagos, reservas y control de inventario. El aumento de la demanda de soluciones integradas, rápidas y adaptables evidencia un mercado dinámico y en crecimiento, especialmente en el ámbito de las pequeñas y medianas empresas de hostelería. </w:t>
+      </w:r>
+    </w:p>
+    <w:p>
+      <w:pPr>
+        <w:pStyle w:val="Default"/>
+        <w:jc w:val="both"/>
+        <w:rPr>
+          <w:rFonts w:asciiTheme="minorHAnsi" w:hAnsiTheme="minorHAnsi"/>
+          <w:sz w:val="22"/>
+          <w:szCs w:val="22"/>
+        </w:rPr>
+      </w:pPr>
+      <w:r>
+        <w:rPr>
+          <w:rFonts w:asciiTheme="minorHAnsi" w:hAnsiTheme="minorHAnsi"/>
+          <w:sz w:val="22"/>
+          <w:szCs w:val="22"/>
+        </w:rPr>
+        <w:t>5</w:t>
+      </w:r>
+      <w:r>
+        <w:rPr>
+          <w:rFonts w:asciiTheme="minorHAnsi" w:hAnsiTheme="minorHAnsi"/>
+          <w:sz w:val="22"/>
+          <w:szCs w:val="22"/>
+        </w:rPr>
+        <w:t xml:space="preserve">.1.4 ¿Existen factores que puedan influenciar la actual estructura del mercado? </w:t>
+      </w:r>
+    </w:p>
+    <w:p>
+      <w:pPr>
+        <w:pStyle w:val="Default"/>
+        <w:jc w:val="both"/>
+        <w:rPr>
+          <w:rFonts w:asciiTheme="minorHAnsi" w:hAnsiTheme="minorHAnsi"/>
+        </w:rPr>
+      </w:pPr>
+      <w:r>
+        <w:rPr>
+          <w:rFonts w:asciiTheme="minorHAnsi" w:hAnsiTheme="minorHAnsi"/>
+        </w:rPr>
+        <w:t>Entre los principales factores que influyen en la estructura del mercado se encuentran:</w:t>
+      </w:r>
+    </w:p>
+    <w:p>
+      <w:pPr>
+        <w:pStyle w:val="Default"/>
+        <w:numPr>
+          <w:ilvl w:val="0"/>
+          <w:numId w:val="3"/>
+        </w:numPr>
+        <w:jc w:val="both"/>
+        <w:rPr>
+          <w:rFonts w:asciiTheme="minorHAnsi" w:hAnsiTheme="minorHAnsi"/>
+        </w:rPr>
+      </w:pPr>
+      <w:r>
+        <w:rPr>
+          <w:rFonts w:asciiTheme="minorHAnsi" w:hAnsiTheme="minorHAnsi"/>
+        </w:rPr>
+        <w:t>La digitalización y la automatización de procesos, que se han convertido en una necesidad competitiva.</w:t>
+      </w:r>
+    </w:p>
+    <w:p>
+      <w:pPr>
+        <w:pStyle w:val="Default"/>
+        <w:numPr>
+          <w:ilvl w:val="0"/>
+          <w:numId w:val="3"/>
+        </w:numPr>
+        <w:jc w:val="both"/>
+        <w:rPr>
+          <w:rFonts w:asciiTheme="minorHAnsi" w:hAnsiTheme="minorHAnsi"/>
+        </w:rPr>
+      </w:pPr>
+      <w:r>
+        <w:rPr>
+          <w:rFonts w:asciiTheme="minorHAnsi" w:hAnsiTheme="minorHAnsi"/>
+        </w:rPr>
+        <w:t>Los cambios en el comportamiento del consumidor, que exige rapidez, eficiencia y experiencias personalizadas.</w:t>
+      </w:r>
+    </w:p>
+    <w:p>
+      <w:pPr>
+        <w:pStyle w:val="Default"/>
+        <w:numPr>
+          <w:ilvl w:val="0"/>
+          <w:numId w:val="3"/>
+        </w:numPr>
+        <w:jc w:val="both"/>
+        <w:rPr>
+          <w:rFonts w:asciiTheme="minorHAnsi" w:hAnsiTheme="minorHAnsi"/>
+        </w:rPr>
+      </w:pPr>
+      <w:r>
+        <w:rPr>
+          <w:rFonts w:asciiTheme="minorHAnsi" w:hAnsiTheme="minorHAnsi"/>
+        </w:rPr>
+        <w:t>Las normativas laborales y sanitarias, que afectan a la organización interna de los establecimientos.</w:t>
+      </w:r>
+    </w:p>
+    <w:p>
+      <w:pPr>
+        <w:pStyle w:val="Default"/>
+        <w:numPr>
+          <w:ilvl w:val="0"/>
+          <w:numId w:val="3"/>
+        </w:numPr>
+        <w:jc w:val="both"/>
+        <w:rPr>
+          <w:rFonts w:asciiTheme="minorHAnsi" w:hAnsiTheme="minorHAnsi"/>
+        </w:rPr>
+      </w:pPr>
+      <w:r>
+        <w:rPr>
+          <w:rFonts w:asciiTheme="minorHAnsi" w:hAnsiTheme="minorHAnsi"/>
+        </w:rPr>
+        <w:t>La estacionalidad del turismo, especialmente en regiones como la Comunidad Valenciana, que condiciona la demanda de servicios hosteleros.</w:t>
+      </w:r>
+      <w:r>
+        <w:rPr>
+          <w:rFonts w:asciiTheme="minorHAnsi" w:hAnsiTheme="minorHAnsi"/>
+        </w:rPr>
+        <w:br/>
+        <w:t xml:space="preserve">Todos estos factores impulsan la necesidad de herramientas flexibles como </w:t>
+      </w:r>
+      <w:proofErr w:type="spellStart"/>
+      <w:r>
+        <w:rPr>
+          <w:rFonts w:asciiTheme="minorHAnsi" w:hAnsiTheme="minorHAnsi"/>
+          <w:i/>
+          <w:iCs/>
+        </w:rPr>
+        <w:t>Orderly</w:t>
+      </w:r>
+      <w:proofErr w:type="spellEnd"/>
+      <w:r>
+        <w:rPr>
+          <w:rFonts w:asciiTheme="minorHAnsi" w:hAnsiTheme="minorHAnsi"/>
+        </w:rPr>
+        <w:t>, capaces de adaptarse a diferentes tipos de negocios y cargas de trabajo.</w:t>
+      </w:r>
+    </w:p>
+    <w:p>
+      <w:pPr>
+        <w:pStyle w:val="Default"/>
+        <w:jc w:val="both"/>
+        <w:rPr>
+          <w:rFonts w:asciiTheme="minorHAnsi" w:hAnsiTheme="minorHAnsi"/>
+          <w:sz w:val="22"/>
+          <w:szCs w:val="22"/>
+        </w:rPr>
+      </w:pPr>
+    </w:p>
+    <w:p>
+      <w:pPr>
+        <w:pStyle w:val="Default"/>
+        <w:jc w:val="both"/>
+        <w:rPr>
+          <w:rFonts w:asciiTheme="minorHAnsi" w:hAnsiTheme="minorHAnsi"/>
+          <w:sz w:val="22"/>
+          <w:szCs w:val="22"/>
+        </w:rPr>
+      </w:pPr>
+      <w:r>
+        <w:rPr>
+          <w:rFonts w:asciiTheme="minorHAnsi" w:hAnsiTheme="minorHAnsi"/>
+          <w:sz w:val="22"/>
+          <w:szCs w:val="22"/>
+        </w:rPr>
+        <w:t>5</w:t>
+      </w:r>
+      <w:r>
+        <w:rPr>
+          <w:rFonts w:asciiTheme="minorHAnsi" w:hAnsiTheme="minorHAnsi"/>
+          <w:sz w:val="22"/>
+          <w:szCs w:val="22"/>
+        </w:rPr>
+        <w:t>.1.5 Evaluación de la competencia existente en el mercado</w:t>
+      </w:r>
+    </w:p>
+    <w:p>
+      <w:pPr>
+        <w:pStyle w:val="Default"/>
+        <w:jc w:val="both"/>
+        <w:rPr>
+          <w:rFonts w:asciiTheme="minorHAnsi" w:hAnsiTheme="minorHAnsi"/>
+          <w:sz w:val="22"/>
+          <w:szCs w:val="22"/>
+        </w:rPr>
+      </w:pPr>
+      <w:r>
+        <w:rPr>
+          <w:rFonts w:asciiTheme="minorHAnsi" w:hAnsiTheme="minorHAnsi"/>
+          <w:sz w:val="22"/>
+          <w:szCs w:val="22"/>
+        </w:rPr>
+        <w:t xml:space="preserve">El mercado español cuenta con varios competidores relevantes, tanto nacionales como internacionales, como </w:t>
+      </w:r>
+      <w:proofErr w:type="spellStart"/>
+      <w:r>
+        <w:rPr>
+          <w:rFonts w:asciiTheme="minorHAnsi" w:hAnsiTheme="minorHAnsi"/>
+          <w:sz w:val="22"/>
+          <w:szCs w:val="22"/>
+        </w:rPr>
+        <w:t>Glop</w:t>
+      </w:r>
+      <w:proofErr w:type="spellEnd"/>
+      <w:r>
+        <w:rPr>
+          <w:rFonts w:asciiTheme="minorHAnsi" w:hAnsiTheme="minorHAnsi"/>
+          <w:sz w:val="22"/>
+          <w:szCs w:val="22"/>
+        </w:rPr>
+        <w:t xml:space="preserve">, </w:t>
+      </w:r>
+      <w:proofErr w:type="spellStart"/>
+      <w:r>
+        <w:rPr>
+          <w:rFonts w:asciiTheme="minorHAnsi" w:hAnsiTheme="minorHAnsi"/>
+          <w:sz w:val="22"/>
+          <w:szCs w:val="22"/>
+        </w:rPr>
+        <w:t>Revo</w:t>
+      </w:r>
+      <w:proofErr w:type="spellEnd"/>
+      <w:r>
+        <w:rPr>
+          <w:rFonts w:asciiTheme="minorHAnsi" w:hAnsiTheme="minorHAnsi"/>
+          <w:sz w:val="22"/>
+          <w:szCs w:val="22"/>
+        </w:rPr>
+        <w:t xml:space="preserve"> XEF, </w:t>
+      </w:r>
+      <w:proofErr w:type="spellStart"/>
+      <w:r>
+        <w:rPr>
+          <w:rFonts w:asciiTheme="minorHAnsi" w:hAnsiTheme="minorHAnsi"/>
+          <w:sz w:val="22"/>
+          <w:szCs w:val="22"/>
+        </w:rPr>
+        <w:t>CoverManager</w:t>
+      </w:r>
+      <w:proofErr w:type="spellEnd"/>
+      <w:r>
+        <w:rPr>
+          <w:rFonts w:asciiTheme="minorHAnsi" w:hAnsiTheme="minorHAnsi"/>
+          <w:sz w:val="22"/>
+          <w:szCs w:val="22"/>
+        </w:rPr>
+        <w:t xml:space="preserve">, Square, o </w:t>
+      </w:r>
+      <w:proofErr w:type="spellStart"/>
+      <w:r>
+        <w:rPr>
+          <w:rFonts w:asciiTheme="minorHAnsi" w:hAnsiTheme="minorHAnsi"/>
+          <w:sz w:val="22"/>
+          <w:szCs w:val="22"/>
+        </w:rPr>
+        <w:t>Lightspeed</w:t>
+      </w:r>
+      <w:proofErr w:type="spellEnd"/>
+      <w:r>
+        <w:rPr>
+          <w:rFonts w:asciiTheme="minorHAnsi" w:hAnsiTheme="minorHAnsi"/>
+          <w:sz w:val="22"/>
+          <w:szCs w:val="22"/>
+        </w:rPr>
+        <w:t xml:space="preserve"> POS. Sin embargo, la mayoría de estas soluciones están enfocadas en negocios grandes o requieren </w:t>
+      </w:r>
+      <w:r>
+        <w:rPr>
+          <w:rFonts w:asciiTheme="minorHAnsi" w:hAnsiTheme="minorHAnsi"/>
+          <w:sz w:val="22"/>
+          <w:szCs w:val="22"/>
+        </w:rPr>
+        <w:lastRenderedPageBreak/>
+        <w:t xml:space="preserve">un coste elevado de suscripción. </w:t>
+      </w:r>
+      <w:proofErr w:type="spellStart"/>
+      <w:r>
+        <w:rPr>
+          <w:rFonts w:asciiTheme="minorHAnsi" w:hAnsiTheme="minorHAnsi"/>
+          <w:i/>
+          <w:iCs/>
+          <w:sz w:val="22"/>
+          <w:szCs w:val="22"/>
+        </w:rPr>
+        <w:t>Orderly</w:t>
+      </w:r>
+      <w:proofErr w:type="spellEnd"/>
+      <w:r>
+        <w:rPr>
+          <w:rFonts w:asciiTheme="minorHAnsi" w:hAnsiTheme="minorHAnsi"/>
+          <w:sz w:val="22"/>
+          <w:szCs w:val="22"/>
+        </w:rPr>
+        <w:t xml:space="preserve"> se diferencia por su enfoque en pequeños establecimientos, ofreciendo una solución más económica, intuitiva y adaptable, con sincronización en tiempo real entre dispositivos (ordenadores, </w:t>
+      </w:r>
+      <w:proofErr w:type="spellStart"/>
+      <w:r>
+        <w:rPr>
+          <w:rFonts w:asciiTheme="minorHAnsi" w:hAnsiTheme="minorHAnsi"/>
+          <w:sz w:val="22"/>
+          <w:szCs w:val="22"/>
+        </w:rPr>
+        <w:t>tablets</w:t>
+      </w:r>
+      <w:proofErr w:type="spellEnd"/>
+      <w:r>
+        <w:rPr>
+          <w:rFonts w:asciiTheme="minorHAnsi" w:hAnsiTheme="minorHAnsi"/>
+          <w:sz w:val="22"/>
+          <w:szCs w:val="22"/>
+        </w:rPr>
+        <w:t xml:space="preserve"> y móviles).</w:t>
+      </w:r>
+    </w:p>
+    <w:p>
+      <w:pPr>
+        <w:pStyle w:val="Default"/>
+        <w:jc w:val="both"/>
+        <w:rPr>
+          <w:rFonts w:asciiTheme="minorHAnsi" w:hAnsiTheme="minorHAnsi"/>
+          <w:sz w:val="22"/>
+          <w:szCs w:val="22"/>
+        </w:rPr>
+      </w:pPr>
+      <w:r>
+        <w:rPr>
+          <w:rFonts w:asciiTheme="minorHAnsi" w:hAnsiTheme="minorHAnsi"/>
+          <w:sz w:val="22"/>
+          <w:szCs w:val="22"/>
+        </w:rPr>
+        <w:t xml:space="preserve"> </w:t>
+      </w:r>
+    </w:p>
+    <w:p>
+      <w:pPr>
+        <w:pStyle w:val="Default"/>
+        <w:jc w:val="both"/>
+        <w:rPr>
+          <w:rFonts w:asciiTheme="minorHAnsi" w:hAnsiTheme="minorHAnsi"/>
+          <w:sz w:val="22"/>
+          <w:szCs w:val="22"/>
+        </w:rPr>
+      </w:pPr>
+      <w:r>
+        <w:rPr>
+          <w:rFonts w:asciiTheme="minorHAnsi" w:hAnsiTheme="minorHAnsi"/>
+          <w:sz w:val="22"/>
+          <w:szCs w:val="22"/>
+        </w:rPr>
+        <w:t>5</w:t>
+      </w:r>
+      <w:r>
+        <w:rPr>
+          <w:rFonts w:asciiTheme="minorHAnsi" w:hAnsiTheme="minorHAnsi"/>
+          <w:sz w:val="22"/>
+          <w:szCs w:val="22"/>
+        </w:rPr>
+        <w:t xml:space="preserve">.1.6 ¿Ante qué barreras de entrada nos encontramos? ¿Cómo las podríamos solventar? </w:t>
+      </w:r>
+    </w:p>
+    <w:p>
+      <w:pPr>
+        <w:pStyle w:val="Default"/>
+        <w:jc w:val="both"/>
+        <w:rPr>
+          <w:rFonts w:asciiTheme="minorHAnsi" w:hAnsiTheme="minorHAnsi"/>
+        </w:rPr>
+      </w:pPr>
+      <w:r>
+        <w:rPr>
+          <w:rFonts w:asciiTheme="minorHAnsi" w:hAnsiTheme="minorHAnsi"/>
+        </w:rPr>
+        <w:t>Las principales barreras de entrada son:</w:t>
+      </w:r>
+    </w:p>
+    <w:p>
+      <w:pPr>
+        <w:pStyle w:val="Default"/>
+        <w:numPr>
+          <w:ilvl w:val="0"/>
+          <w:numId w:val="4"/>
+        </w:numPr>
+        <w:jc w:val="both"/>
+        <w:rPr>
+          <w:rFonts w:asciiTheme="minorHAnsi" w:hAnsiTheme="minorHAnsi"/>
+        </w:rPr>
+      </w:pPr>
+      <w:r>
+        <w:rPr>
+          <w:rFonts w:asciiTheme="minorHAnsi" w:hAnsiTheme="minorHAnsi"/>
+        </w:rPr>
+        <w:t>Alta competencia tecnológica y presencia de marcas consolidadas.</w:t>
+      </w:r>
+    </w:p>
+    <w:p>
+      <w:pPr>
+        <w:pStyle w:val="Default"/>
+        <w:numPr>
+          <w:ilvl w:val="0"/>
+          <w:numId w:val="4"/>
+        </w:numPr>
+        <w:jc w:val="both"/>
+        <w:rPr>
+          <w:rFonts w:asciiTheme="minorHAnsi" w:hAnsiTheme="minorHAnsi"/>
+        </w:rPr>
+      </w:pPr>
+      <w:r>
+        <w:rPr>
+          <w:rFonts w:asciiTheme="minorHAnsi" w:hAnsiTheme="minorHAnsi"/>
+        </w:rPr>
+        <w:t>Costes iniciales de desarrollo y mantenimiento de la infraestructura de software.</w:t>
+      </w:r>
+    </w:p>
+    <w:p>
+      <w:pPr>
+        <w:pStyle w:val="Default"/>
+        <w:numPr>
+          <w:ilvl w:val="0"/>
+          <w:numId w:val="4"/>
+        </w:numPr>
+        <w:jc w:val="both"/>
+        <w:rPr>
+          <w:rFonts w:asciiTheme="minorHAnsi" w:hAnsiTheme="minorHAnsi"/>
+        </w:rPr>
+      </w:pPr>
+      <w:r>
+        <w:rPr>
+          <w:rFonts w:asciiTheme="minorHAnsi" w:hAnsiTheme="minorHAnsi"/>
+        </w:rPr>
+        <w:t>Resistencia al cambio por parte de algunos propietarios de negocios tradicionales.</w:t>
+      </w:r>
+    </w:p>
+    <w:p>
+      <w:pPr>
+        <w:pStyle w:val="Default"/>
+        <w:jc w:val="both"/>
+        <w:rPr>
+          <w:rFonts w:asciiTheme="minorHAnsi" w:hAnsiTheme="minorHAnsi"/>
+        </w:rPr>
+      </w:pPr>
+      <w:r>
+        <w:rPr>
+          <w:rFonts w:asciiTheme="minorHAnsi" w:hAnsiTheme="minorHAnsi"/>
+        </w:rPr>
+        <w:t xml:space="preserve">Para solventarlas, </w:t>
+      </w:r>
+      <w:proofErr w:type="spellStart"/>
+      <w:r>
+        <w:rPr>
+          <w:rFonts w:asciiTheme="minorHAnsi" w:hAnsiTheme="minorHAnsi"/>
+          <w:i/>
+          <w:iCs/>
+        </w:rPr>
+        <w:t>Orderly</w:t>
+      </w:r>
+      <w:proofErr w:type="spellEnd"/>
+      <w:r>
+        <w:rPr>
+          <w:rFonts w:asciiTheme="minorHAnsi" w:hAnsiTheme="minorHAnsi"/>
+        </w:rPr>
+        <w:t xml:space="preserve"> apuesta por una estrategia de diferenciación basada en la simplicidad y personalización, ofreciendo versiones gratuitas o de bajo coste, formación para el personal y soporte técnico local en España.</w:t>
+      </w:r>
+    </w:p>
+    <w:p>
+      <w:pPr>
+        <w:pStyle w:val="Default"/>
+        <w:jc w:val="both"/>
+        <w:rPr>
+          <w:rFonts w:asciiTheme="minorHAnsi" w:hAnsiTheme="minorHAnsi"/>
+          <w:sz w:val="22"/>
+          <w:szCs w:val="22"/>
+        </w:rPr>
+      </w:pPr>
+    </w:p>
+    <w:p>
+      <w:pPr>
+        <w:pStyle w:val="Default"/>
+        <w:jc w:val="both"/>
+        <w:rPr>
+          <w:rFonts w:asciiTheme="minorHAnsi" w:hAnsiTheme="minorHAnsi"/>
+          <w:sz w:val="22"/>
+          <w:szCs w:val="22"/>
+        </w:rPr>
+      </w:pPr>
+      <w:r>
+        <w:rPr>
+          <w:rFonts w:asciiTheme="minorHAnsi" w:hAnsiTheme="minorHAnsi"/>
+          <w:sz w:val="22"/>
+          <w:szCs w:val="22"/>
+        </w:rPr>
+        <w:t>5</w:t>
+      </w:r>
+      <w:r>
+        <w:rPr>
+          <w:rFonts w:asciiTheme="minorHAnsi" w:hAnsiTheme="minorHAnsi"/>
+          <w:sz w:val="22"/>
+          <w:szCs w:val="22"/>
+        </w:rPr>
+        <w:t xml:space="preserve">.1.7 ¿Cuál es nuestro público objetivo? Estudio del segmento social que compra habitualmente nuestro producto/servicio: edad, poder adquisitivo, nivel cultural, etc. </w:t>
+      </w:r>
+    </w:p>
+    <w:p>
+      <w:pPr>
+        <w:pStyle w:val="Default"/>
+        <w:jc w:val="both"/>
+        <w:rPr>
+          <w:rFonts w:asciiTheme="minorHAnsi" w:hAnsiTheme="minorHAnsi"/>
+          <w:sz w:val="22"/>
+          <w:szCs w:val="22"/>
+        </w:rPr>
+      </w:pPr>
+      <w:r>
+        <w:rPr>
+          <w:rFonts w:asciiTheme="minorHAnsi" w:hAnsiTheme="minorHAnsi"/>
+          <w:sz w:val="22"/>
+          <w:szCs w:val="22"/>
+        </w:rPr>
+        <w:t xml:space="preserve">El público objetivo de </w:t>
+      </w:r>
+      <w:proofErr w:type="spellStart"/>
+      <w:r>
+        <w:rPr>
+          <w:rFonts w:asciiTheme="minorHAnsi" w:hAnsiTheme="minorHAnsi"/>
+          <w:i/>
+          <w:iCs/>
+          <w:sz w:val="22"/>
+          <w:szCs w:val="22"/>
+        </w:rPr>
+        <w:t>Orderly</w:t>
+      </w:r>
+      <w:proofErr w:type="spellEnd"/>
+      <w:r>
+        <w:rPr>
+          <w:rFonts w:asciiTheme="minorHAnsi" w:hAnsiTheme="minorHAnsi"/>
+          <w:sz w:val="22"/>
+          <w:szCs w:val="22"/>
+        </w:rPr>
+        <w:t xml:space="preserve"> son pequeñas y medianas empresas del sector hostelero —cafeterías, bares, restaurantes y hoteles— que buscan digitalizar sus operaciones sin grandes inversiones.</w:t>
+      </w:r>
+      <w:r>
+        <w:rPr>
+          <w:rFonts w:asciiTheme="minorHAnsi" w:hAnsiTheme="minorHAnsi"/>
+          <w:sz w:val="22"/>
+          <w:szCs w:val="22"/>
+        </w:rPr>
+        <w:br/>
+        <w:t>A nivel social, los clientes potenciales son empresarios de entre 30 y 55 años, con nivel educativo medio o superior, interesados en la eficiencia y el control del negocio. El poder adquisitivo de este segmento es medio-alto, y la localización principal se concentra en zonas urbanas y turísticas como Valencia, Alicante, Málaga o Barcelona.</w:t>
+      </w:r>
+    </w:p>
+    <w:p>
+      <w:pPr>
+        <w:pStyle w:val="Default"/>
+        <w:jc w:val="both"/>
+        <w:rPr>
+          <w:rFonts w:asciiTheme="minorHAnsi" w:hAnsiTheme="minorHAnsi"/>
+          <w:sz w:val="22"/>
+          <w:szCs w:val="22"/>
+        </w:rPr>
+      </w:pPr>
+    </w:p>
+    <w:p>
+      <w:pPr>
+        <w:pStyle w:val="Default"/>
+        <w:jc w:val="both"/>
+        <w:rPr>
+          <w:rFonts w:asciiTheme="minorHAnsi" w:hAnsiTheme="minorHAnsi"/>
+          <w:sz w:val="22"/>
+          <w:szCs w:val="22"/>
+        </w:rPr>
+      </w:pPr>
+      <w:r>
+        <w:rPr>
+          <w:rFonts w:asciiTheme="minorHAnsi" w:hAnsiTheme="minorHAnsi"/>
+          <w:sz w:val="22"/>
+          <w:szCs w:val="22"/>
+        </w:rPr>
+        <w:t>5</w:t>
+      </w:r>
+      <w:r>
+        <w:rPr>
+          <w:rFonts w:asciiTheme="minorHAnsi" w:hAnsiTheme="minorHAnsi"/>
+          <w:sz w:val="22"/>
+          <w:szCs w:val="22"/>
+        </w:rPr>
+        <w:t>.1.8 Evaluación de la necesidad de compra de nuestro producto/servicio por parte de la clientela. ¿Es de uso imprescindible?</w:t>
+      </w:r>
+    </w:p>
+    <w:p>
+      <w:pPr>
+        <w:pStyle w:val="Default"/>
+        <w:jc w:val="both"/>
+        <w:rPr>
+          <w:rFonts w:asciiTheme="minorHAnsi" w:hAnsiTheme="minorHAnsi"/>
+          <w:sz w:val="22"/>
+          <w:szCs w:val="22"/>
+        </w:rPr>
+      </w:pPr>
+      <w:r>
+        <w:rPr>
+          <w:rFonts w:asciiTheme="minorHAnsi" w:hAnsiTheme="minorHAnsi"/>
+          <w:sz w:val="22"/>
+          <w:szCs w:val="22"/>
+        </w:rPr>
+        <w:t xml:space="preserve">La necesidad de un sistema de gestión como </w:t>
+      </w:r>
+      <w:proofErr w:type="spellStart"/>
+      <w:r>
+        <w:rPr>
+          <w:rFonts w:asciiTheme="minorHAnsi" w:hAnsiTheme="minorHAnsi"/>
+          <w:i/>
+          <w:iCs/>
+          <w:sz w:val="22"/>
+          <w:szCs w:val="22"/>
+        </w:rPr>
+        <w:t>Orderly</w:t>
+      </w:r>
+      <w:proofErr w:type="spellEnd"/>
+      <w:r>
+        <w:rPr>
+          <w:rFonts w:asciiTheme="minorHAnsi" w:hAnsiTheme="minorHAnsi"/>
+          <w:sz w:val="22"/>
+          <w:szCs w:val="22"/>
+        </w:rPr>
+        <w:t xml:space="preserve"> es alta y creciente. No se trata de un producto de lujo, sino de una herramienta casi imprescindible para mantener la competitividad en un entorno donde la digitalización define la calidad del servicio. Además, permite optimizar tiempos, reducir errores y mejorar la experiencia tanto del cliente como del empleado.</w:t>
+      </w:r>
+    </w:p>
+    <w:p>
+      <w:pPr>
+        <w:pStyle w:val="Default"/>
+        <w:jc w:val="both"/>
+        <w:rPr>
+          <w:rFonts w:asciiTheme="minorHAnsi" w:hAnsiTheme="minorHAnsi"/>
+          <w:sz w:val="22"/>
+          <w:szCs w:val="22"/>
+        </w:rPr>
+      </w:pPr>
+    </w:p>
+    <w:p>
+      <w:pPr>
+        <w:pStyle w:val="Default"/>
+        <w:jc w:val="both"/>
+        <w:rPr>
+          <w:rFonts w:asciiTheme="minorHAnsi" w:hAnsiTheme="minorHAnsi"/>
+          <w:sz w:val="22"/>
+          <w:szCs w:val="22"/>
+        </w:rPr>
+      </w:pPr>
+      <w:r>
+        <w:rPr>
+          <w:rFonts w:asciiTheme="minorHAnsi" w:hAnsiTheme="minorHAnsi"/>
+          <w:sz w:val="22"/>
+          <w:szCs w:val="22"/>
+        </w:rPr>
+        <w:t>5</w:t>
+      </w:r>
+      <w:r>
+        <w:rPr>
+          <w:rFonts w:asciiTheme="minorHAnsi" w:hAnsiTheme="minorHAnsi"/>
+          <w:sz w:val="22"/>
+          <w:szCs w:val="22"/>
+        </w:rPr>
+        <w:t>.1.9</w:t>
+      </w:r>
+      <w:r>
+        <w:rPr>
+          <w:rFonts w:asciiTheme="minorHAnsi" w:hAnsiTheme="minorHAnsi"/>
+        </w:rPr>
+        <w:t xml:space="preserve"> </w:t>
+      </w:r>
+      <w:r>
+        <w:rPr>
+          <w:rFonts w:asciiTheme="minorHAnsi" w:hAnsiTheme="minorHAnsi"/>
+          <w:sz w:val="22"/>
+          <w:szCs w:val="22"/>
+        </w:rPr>
+        <w:t>Nuestro producto/servicio, ¿se compra durante todo el año o es estacional, concentrándose en un período concreto del año?</w:t>
+      </w:r>
+    </w:p>
+    <w:p>
+      <w:pPr>
+        <w:pStyle w:val="Default"/>
+        <w:jc w:val="both"/>
+        <w:rPr>
+          <w:rFonts w:asciiTheme="minorHAnsi" w:hAnsiTheme="minorHAnsi"/>
+          <w:sz w:val="22"/>
+          <w:szCs w:val="22"/>
+        </w:rPr>
+      </w:pPr>
+      <w:r>
+        <w:rPr>
+          <w:rFonts w:asciiTheme="minorHAnsi" w:hAnsiTheme="minorHAnsi"/>
+          <w:sz w:val="22"/>
+          <w:szCs w:val="22"/>
+        </w:rPr>
+        <w:t xml:space="preserve">A diferencia de otros sectores, el uso de </w:t>
+      </w:r>
+      <w:proofErr w:type="spellStart"/>
+      <w:r>
+        <w:rPr>
+          <w:rFonts w:asciiTheme="minorHAnsi" w:hAnsiTheme="minorHAnsi"/>
+          <w:i/>
+          <w:iCs/>
+          <w:sz w:val="22"/>
+          <w:szCs w:val="22"/>
+        </w:rPr>
+        <w:t>Orderly</w:t>
+      </w:r>
+      <w:proofErr w:type="spellEnd"/>
+      <w:r>
+        <w:rPr>
+          <w:rFonts w:asciiTheme="minorHAnsi" w:hAnsiTheme="minorHAnsi"/>
+          <w:sz w:val="22"/>
+          <w:szCs w:val="22"/>
+        </w:rPr>
+        <w:t xml:space="preserve"> no es estacional: los sistemas de gestión se utilizan durante todo el año. Sin embargo, el número de transacciones o pedidos puede aumentar en períodos turísticos o festivos, especialmente en comunidades costeras como la Valenciana. Por tanto, se trata de un producto de demanda continua, con picos de uso en verano y durante los fines de semana.</w:t>
+      </w:r>
+    </w:p>
+    <w:p>
+      <w:pPr>
+        <w:pStyle w:val="Default"/>
+        <w:jc w:val="both"/>
+        <w:rPr>
+          <w:rFonts w:asciiTheme="minorHAnsi" w:hAnsiTheme="minorHAnsi"/>
+          <w:sz w:val="23"/>
+          <w:szCs w:val="23"/>
+        </w:rPr>
+      </w:pPr>
+    </w:p>
+    <w:p>
+      <w:pPr>
+        <w:pStyle w:val="Default"/>
+        <w:jc w:val="both"/>
+        <w:rPr>
+          <w:rFonts w:asciiTheme="minorHAnsi" w:hAnsiTheme="minorHAnsi"/>
+          <w:sz w:val="23"/>
+          <w:szCs w:val="23"/>
+        </w:rPr>
+      </w:pPr>
+    </w:p>
+    <w:p>
+      <w:pPr>
+        <w:pStyle w:val="Default"/>
+        <w:jc w:val="both"/>
+        <w:rPr>
+          <w:rFonts w:asciiTheme="minorHAnsi" w:hAnsiTheme="minorHAnsi"/>
+          <w:sz w:val="23"/>
+          <w:szCs w:val="23"/>
+        </w:rPr>
+      </w:pPr>
+      <w:r>
+        <w:rPr>
+          <w:rFonts w:asciiTheme="minorHAnsi" w:hAnsiTheme="minorHAnsi"/>
+          <w:sz w:val="23"/>
+          <w:szCs w:val="23"/>
+        </w:rPr>
+        <w:t>5</w:t>
+      </w:r>
+      <w:r>
+        <w:rPr>
+          <w:rFonts w:asciiTheme="minorHAnsi" w:hAnsiTheme="minorHAnsi"/>
+          <w:sz w:val="23"/>
+          <w:szCs w:val="23"/>
+        </w:rPr>
+        <w:t xml:space="preserve">.2. Análisis DAFO </w:t>
+      </w:r>
+    </w:p>
+    <w:tbl>
+      <w:tblPr>
+        <w:tblW w:w="0" w:type="auto"/>
+        <w:tblInd w:w="-108" w:type="dxa"/>
+        <w:tblBorders>
+          <w:top w:val="nil"/>
+          <w:left w:val="nil"/>
+          <w:bottom w:val="nil"/>
+          <w:right w:val="nil"/>
+        </w:tblBorders>
+        <w:tblLayout w:type="fixed"/>
+        <w:tblLook w:val="0000" w:firstRow="0" w:lastRow="0" w:firstColumn="0" w:lastColumn="0" w:noHBand="0" w:noVBand="0"/>
+      </w:tblPr>
+      <w:tblGrid>
+        <w:gridCol w:w="4256"/>
+        <w:gridCol w:w="4256"/>
+      </w:tblGrid>
+      <w:tr>
+        <w:trPr>
+          <w:trHeight w:val="171"/>
+        </w:trPr>
+        <w:tc>
+          <w:tcPr>
+            <w:tcW w:w="4256" w:type="dxa"/>
+          </w:tcPr>
+          <w:p>
+            <w:pPr>
+              <w:pStyle w:val="Default"/>
+              <w:jc w:val="both"/>
+              <w:rPr>
+                <w:rFonts w:asciiTheme="minorHAnsi" w:hAnsiTheme="minorHAnsi"/>
+                <w:sz w:val="23"/>
+                <w:szCs w:val="23"/>
+              </w:rPr>
+            </w:pPr>
+          </w:p>
+          <w:p>
+            <w:pPr>
+              <w:pStyle w:val="Default"/>
+              <w:jc w:val="both"/>
+              <w:rPr>
+                <w:rFonts w:asciiTheme="minorHAnsi" w:hAnsiTheme="minorHAnsi"/>
+                <w:sz w:val="23"/>
+                <w:szCs w:val="23"/>
+              </w:rPr>
+            </w:pPr>
+            <w:r>
+              <w:rPr>
+                <w:rFonts w:asciiTheme="minorHAnsi" w:hAnsiTheme="minorHAnsi"/>
+                <w:sz w:val="23"/>
+                <w:szCs w:val="23"/>
+              </w:rPr>
+              <w:t xml:space="preserve">ANÁLISIS INTERNO </w:t>
+            </w:r>
+          </w:p>
+        </w:tc>
+        <w:tc>
+          <w:tcPr>
+            <w:tcW w:w="4256" w:type="dxa"/>
+          </w:tcPr>
+          <w:p>
+            <w:pPr>
+              <w:pStyle w:val="Default"/>
+              <w:jc w:val="both"/>
+              <w:rPr>
+                <w:rFonts w:asciiTheme="minorHAnsi" w:hAnsiTheme="minorHAnsi"/>
+                <w:sz w:val="23"/>
+                <w:szCs w:val="23"/>
+              </w:rPr>
+            </w:pPr>
+          </w:p>
+          <w:p>
+            <w:pPr>
+              <w:pStyle w:val="Default"/>
+              <w:jc w:val="both"/>
+              <w:rPr>
+                <w:rFonts w:asciiTheme="minorHAnsi" w:hAnsiTheme="minorHAnsi"/>
+                <w:sz w:val="23"/>
+                <w:szCs w:val="23"/>
+              </w:rPr>
+            </w:pPr>
+            <w:r>
+              <w:rPr>
+                <w:rFonts w:asciiTheme="minorHAnsi" w:hAnsiTheme="minorHAnsi"/>
+                <w:sz w:val="23"/>
+                <w:szCs w:val="23"/>
+              </w:rPr>
+              <w:t xml:space="preserve">ANÁLISIS EXTERNO </w:t>
+            </w:r>
+          </w:p>
+        </w:tc>
+      </w:tr>
+      <w:tr>
+        <w:trPr>
+          <w:trHeight w:val="171"/>
+        </w:trPr>
+        <w:tc>
+          <w:tcPr>
+            <w:tcW w:w="4256" w:type="dxa"/>
+          </w:tcPr>
+          <w:p>
+            <w:pPr>
+              <w:pStyle w:val="Default"/>
+              <w:jc w:val="both"/>
+              <w:rPr>
+                <w:rFonts w:asciiTheme="minorHAnsi" w:hAnsiTheme="minorHAnsi"/>
+                <w:sz w:val="23"/>
+                <w:szCs w:val="23"/>
+              </w:rPr>
+            </w:pPr>
+            <w:r>
+              <w:rPr>
+                <w:rFonts w:asciiTheme="minorHAnsi" w:hAnsiTheme="minorHAnsi"/>
+                <w:sz w:val="23"/>
+                <w:szCs w:val="23"/>
+              </w:rPr>
+              <w:t xml:space="preserve">Fortalezas que tenemos </w:t>
+            </w:r>
+          </w:p>
+        </w:tc>
+        <w:tc>
+          <w:tcPr>
+            <w:tcW w:w="4256" w:type="dxa"/>
+          </w:tcPr>
+          <w:p>
+            <w:pPr>
+              <w:pStyle w:val="Default"/>
+              <w:jc w:val="both"/>
+              <w:rPr>
+                <w:rFonts w:asciiTheme="minorHAnsi" w:hAnsiTheme="minorHAnsi"/>
+                <w:sz w:val="23"/>
+                <w:szCs w:val="23"/>
+              </w:rPr>
+            </w:pPr>
+            <w:r>
+              <w:rPr>
+                <w:rFonts w:asciiTheme="minorHAnsi" w:hAnsiTheme="minorHAnsi"/>
+                <w:sz w:val="23"/>
+                <w:szCs w:val="23"/>
+              </w:rPr>
+              <w:t>Oportunidades del mercado</w:t>
+            </w:r>
+          </w:p>
+        </w:tc>
+      </w:tr>
+      <w:tr>
+        <w:trPr>
+          <w:trHeight w:val="640"/>
+        </w:trPr>
+        <w:tc>
+          <w:tcPr>
+            <w:tcW w:w="4256" w:type="dxa"/>
+          </w:tcPr>
+          <w:p>
+            <w:pPr>
+              <w:pStyle w:val="Default"/>
+              <w:jc w:val="both"/>
+              <w:rPr>
+                <w:rFonts w:asciiTheme="minorHAnsi" w:hAnsiTheme="minorHAnsi" w:cstheme="minorBidi"/>
+                <w:color w:val="auto"/>
+                <w:sz w:val="20"/>
+                <w:szCs w:val="20"/>
+              </w:rPr>
+            </w:pPr>
+          </w:p>
+          <w:p>
+            <w:pPr>
+              <w:pStyle w:val="Default"/>
+              <w:numPr>
+                <w:ilvl w:val="0"/>
+                <w:numId w:val="5"/>
+              </w:numPr>
+              <w:jc w:val="both"/>
+              <w:rPr>
+                <w:rFonts w:asciiTheme="minorHAnsi" w:hAnsiTheme="minorHAnsi" w:cs="Arial"/>
+                <w:sz w:val="20"/>
+                <w:szCs w:val="20"/>
+              </w:rPr>
+            </w:pPr>
+            <w:r>
+              <w:rPr>
+                <w:rFonts w:asciiTheme="minorHAnsi" w:hAnsiTheme="minorHAnsi" w:cs="Arial"/>
+                <w:sz w:val="20"/>
+                <w:szCs w:val="20"/>
+              </w:rPr>
+              <w:t>Sistema adaptable a diferentes tipos de establecimientos (bares, cafeterías, restaurantes).</w:t>
+            </w:r>
+          </w:p>
+          <w:p>
+            <w:pPr>
+              <w:pStyle w:val="Default"/>
+              <w:numPr>
+                <w:ilvl w:val="0"/>
+                <w:numId w:val="5"/>
+              </w:numPr>
+              <w:jc w:val="both"/>
+              <w:rPr>
+                <w:rFonts w:asciiTheme="minorHAnsi" w:hAnsiTheme="minorHAnsi" w:cs="Arial"/>
+                <w:sz w:val="20"/>
+                <w:szCs w:val="20"/>
+              </w:rPr>
+            </w:pPr>
+            <w:r>
+              <w:rPr>
+                <w:rFonts w:asciiTheme="minorHAnsi" w:hAnsiTheme="minorHAnsi" w:cs="Arial"/>
+                <w:sz w:val="20"/>
+                <w:szCs w:val="20"/>
+              </w:rPr>
+              <w:lastRenderedPageBreak/>
+              <w:t>Interfaz intuitiva y moderna, fácil de usar tanto en PC como en dispositivos móviles y tabletas.</w:t>
+            </w:r>
+          </w:p>
+          <w:p>
+            <w:pPr>
+              <w:pStyle w:val="Default"/>
+              <w:numPr>
+                <w:ilvl w:val="0"/>
+                <w:numId w:val="5"/>
+              </w:numPr>
+              <w:jc w:val="both"/>
+              <w:rPr>
+                <w:rFonts w:asciiTheme="minorHAnsi" w:hAnsiTheme="minorHAnsi" w:cs="Arial"/>
+                <w:sz w:val="20"/>
+                <w:szCs w:val="20"/>
+              </w:rPr>
+            </w:pPr>
+            <w:r>
+              <w:rPr>
+                <w:rFonts w:asciiTheme="minorHAnsi" w:hAnsiTheme="minorHAnsi" w:cs="Arial"/>
+                <w:sz w:val="20"/>
+                <w:szCs w:val="20"/>
+              </w:rPr>
+              <w:t xml:space="preserve">Sincronización en tiempo real entre varios dispositivos (móvil, </w:t>
+            </w:r>
+            <w:proofErr w:type="spellStart"/>
+            <w:r>
+              <w:rPr>
+                <w:rFonts w:asciiTheme="minorHAnsi" w:hAnsiTheme="minorHAnsi" w:cs="Arial"/>
+                <w:sz w:val="20"/>
+                <w:szCs w:val="20"/>
+              </w:rPr>
+              <w:t>tablet</w:t>
+            </w:r>
+            <w:proofErr w:type="spellEnd"/>
+            <w:r>
+              <w:rPr>
+                <w:rFonts w:asciiTheme="minorHAnsi" w:hAnsiTheme="minorHAnsi" w:cs="Arial"/>
+                <w:sz w:val="20"/>
+                <w:szCs w:val="20"/>
+              </w:rPr>
+              <w:t xml:space="preserve"> y ordenador).</w:t>
+            </w:r>
+          </w:p>
+          <w:p>
+            <w:pPr>
+              <w:pStyle w:val="Default"/>
+              <w:numPr>
+                <w:ilvl w:val="0"/>
+                <w:numId w:val="5"/>
+              </w:numPr>
+              <w:jc w:val="both"/>
+              <w:rPr>
+                <w:rFonts w:asciiTheme="minorHAnsi" w:hAnsiTheme="minorHAnsi" w:cs="Arial"/>
+                <w:sz w:val="20"/>
+                <w:szCs w:val="20"/>
+              </w:rPr>
+            </w:pPr>
+            <w:r>
+              <w:rPr>
+                <w:rFonts w:asciiTheme="minorHAnsi" w:hAnsiTheme="minorHAnsi" w:cs="Arial"/>
+                <w:sz w:val="20"/>
+                <w:szCs w:val="20"/>
+              </w:rPr>
+              <w:t>Coste de implementación bajo en comparación con competidores consolidados.</w:t>
+            </w:r>
+          </w:p>
+          <w:p>
+            <w:pPr>
+              <w:pStyle w:val="Default"/>
+              <w:numPr>
+                <w:ilvl w:val="0"/>
+                <w:numId w:val="5"/>
+              </w:numPr>
+              <w:jc w:val="both"/>
+              <w:rPr>
+                <w:rFonts w:asciiTheme="minorHAnsi" w:hAnsiTheme="minorHAnsi" w:cs="Arial"/>
+                <w:sz w:val="20"/>
+                <w:szCs w:val="20"/>
+              </w:rPr>
+            </w:pPr>
+            <w:r>
+              <w:rPr>
+                <w:rFonts w:asciiTheme="minorHAnsi" w:hAnsiTheme="minorHAnsi" w:cs="Arial"/>
+                <w:sz w:val="20"/>
+                <w:szCs w:val="20"/>
+              </w:rPr>
+              <w:t>Desarrollo propio y posibilidad de personalización según las necesidades del cliente.</w:t>
+            </w:r>
+          </w:p>
+          <w:p>
+            <w:pPr>
+              <w:pStyle w:val="Default"/>
+              <w:numPr>
+                <w:ilvl w:val="0"/>
+                <w:numId w:val="5"/>
+              </w:numPr>
+              <w:jc w:val="both"/>
+              <w:rPr>
+                <w:rFonts w:asciiTheme="minorHAnsi" w:hAnsiTheme="minorHAnsi" w:cs="Arial"/>
+                <w:sz w:val="20"/>
+                <w:szCs w:val="20"/>
+              </w:rPr>
+            </w:pPr>
+            <w:r>
+              <w:rPr>
+                <w:rFonts w:asciiTheme="minorHAnsi" w:hAnsiTheme="minorHAnsi" w:cs="Arial"/>
+                <w:sz w:val="20"/>
+                <w:szCs w:val="20"/>
+              </w:rPr>
+              <w:t>Enfoque en la simplicidad y la eficiencia del trabajo del personal.</w:t>
+            </w:r>
+          </w:p>
+          <w:p>
+            <w:pPr>
+              <w:pStyle w:val="Default"/>
+              <w:jc w:val="both"/>
+              <w:rPr>
+                <w:rFonts w:asciiTheme="minorHAnsi" w:hAnsiTheme="minorHAnsi" w:cs="Arial"/>
+                <w:sz w:val="23"/>
+                <w:szCs w:val="23"/>
+              </w:rPr>
+            </w:pPr>
+          </w:p>
+        </w:tc>
+        <w:tc>
+          <w:tcPr>
+            <w:tcW w:w="4256" w:type="dxa"/>
+          </w:tcPr>
+          <w:p>
+            <w:pPr>
+              <w:pStyle w:val="Default"/>
+              <w:numPr>
+                <w:ilvl w:val="0"/>
+                <w:numId w:val="5"/>
+              </w:numPr>
+              <w:jc w:val="both"/>
+              <w:rPr>
+                <w:rFonts w:asciiTheme="minorHAnsi" w:hAnsiTheme="minorHAnsi" w:cs="Wingdings"/>
+                <w:sz w:val="20"/>
+                <w:szCs w:val="20"/>
+              </w:rPr>
+            </w:pPr>
+            <w:r>
+              <w:rPr>
+                <w:rFonts w:asciiTheme="minorHAnsi" w:hAnsiTheme="minorHAnsi" w:cs="Wingdings"/>
+                <w:sz w:val="20"/>
+                <w:szCs w:val="20"/>
+              </w:rPr>
+              <w:lastRenderedPageBreak/>
+              <w:t>Crecimiento constante del sector hostelero en España y aumento de la digitalización.</w:t>
+            </w:r>
+          </w:p>
+          <w:p>
+            <w:pPr>
+              <w:pStyle w:val="Default"/>
+              <w:numPr>
+                <w:ilvl w:val="0"/>
+                <w:numId w:val="5"/>
+              </w:numPr>
+              <w:jc w:val="both"/>
+              <w:rPr>
+                <w:rFonts w:asciiTheme="minorHAnsi" w:hAnsiTheme="minorHAnsi" w:cs="Wingdings"/>
+                <w:sz w:val="20"/>
+                <w:szCs w:val="20"/>
+              </w:rPr>
+            </w:pPr>
+            <w:r>
+              <w:rPr>
+                <w:rFonts w:asciiTheme="minorHAnsi" w:hAnsiTheme="minorHAnsi" w:cs="Wingdings"/>
+                <w:sz w:val="20"/>
+                <w:szCs w:val="20"/>
+              </w:rPr>
+              <w:lastRenderedPageBreak/>
+              <w:t>Incremento de la demanda de herramientas tecnológicas accesibles para pymes.</w:t>
+            </w:r>
+          </w:p>
+          <w:p>
+            <w:pPr>
+              <w:pStyle w:val="Default"/>
+              <w:numPr>
+                <w:ilvl w:val="0"/>
+                <w:numId w:val="5"/>
+              </w:numPr>
+              <w:jc w:val="both"/>
+              <w:rPr>
+                <w:rFonts w:asciiTheme="minorHAnsi" w:hAnsiTheme="minorHAnsi" w:cs="Wingdings"/>
+                <w:sz w:val="20"/>
+                <w:szCs w:val="20"/>
+              </w:rPr>
+            </w:pPr>
+            <w:r>
+              <w:rPr>
+                <w:rFonts w:asciiTheme="minorHAnsi" w:hAnsiTheme="minorHAnsi" w:cs="Wingdings"/>
+                <w:sz w:val="20"/>
+                <w:szCs w:val="20"/>
+              </w:rPr>
+              <w:t>Tendencia hacia la automatización y optimización del servicio al cliente.</w:t>
+            </w:r>
+          </w:p>
+          <w:p>
+            <w:pPr>
+              <w:pStyle w:val="Default"/>
+              <w:numPr>
+                <w:ilvl w:val="0"/>
+                <w:numId w:val="5"/>
+              </w:numPr>
+              <w:jc w:val="both"/>
+              <w:rPr>
+                <w:rFonts w:asciiTheme="minorHAnsi" w:hAnsiTheme="minorHAnsi" w:cs="Wingdings"/>
+                <w:sz w:val="20"/>
+                <w:szCs w:val="20"/>
+              </w:rPr>
+            </w:pPr>
+            <w:r>
+              <w:rPr>
+                <w:rFonts w:asciiTheme="minorHAnsi" w:hAnsiTheme="minorHAnsi" w:cs="Wingdings"/>
+                <w:sz w:val="20"/>
+                <w:szCs w:val="20"/>
+              </w:rPr>
+              <w:t>Posibilidad de colaboración con asociaciones de hostelería y cámaras de comercio locales.</w:t>
+            </w:r>
+          </w:p>
+          <w:p>
+            <w:pPr>
+              <w:pStyle w:val="Default"/>
+              <w:numPr>
+                <w:ilvl w:val="0"/>
+                <w:numId w:val="5"/>
+              </w:numPr>
+              <w:jc w:val="both"/>
+              <w:rPr>
+                <w:rFonts w:asciiTheme="minorHAnsi" w:hAnsiTheme="minorHAnsi" w:cs="Wingdings"/>
+                <w:sz w:val="23"/>
+                <w:szCs w:val="23"/>
+              </w:rPr>
+            </w:pPr>
+            <w:r>
+              <w:rPr>
+                <w:rFonts w:asciiTheme="minorHAnsi" w:hAnsiTheme="minorHAnsi" w:cs="Wingdings"/>
+                <w:sz w:val="20"/>
+                <w:szCs w:val="20"/>
+              </w:rPr>
+              <w:t>Expansión hacia mercados internacionales o turísticos (Portugal, Italia, Francia).</w:t>
+            </w:r>
+          </w:p>
+          <w:p>
+            <w:pPr>
+              <w:pStyle w:val="Default"/>
+              <w:jc w:val="both"/>
+              <w:rPr>
+                <w:rFonts w:asciiTheme="minorHAnsi" w:hAnsiTheme="minorHAnsi" w:cs="Wingdings"/>
+                <w:sz w:val="23"/>
+                <w:szCs w:val="23"/>
+              </w:rPr>
+            </w:pPr>
+          </w:p>
+          <w:p>
+            <w:pPr>
+              <w:pStyle w:val="Default"/>
+              <w:jc w:val="both"/>
+              <w:rPr>
+                <w:rFonts w:asciiTheme="minorHAnsi" w:hAnsiTheme="minorHAnsi" w:cs="Wingdings"/>
+                <w:sz w:val="23"/>
+                <w:szCs w:val="23"/>
+              </w:rPr>
+            </w:pPr>
+          </w:p>
+          <w:p>
+            <w:pPr>
+              <w:pStyle w:val="Default"/>
+              <w:jc w:val="both"/>
+              <w:rPr>
+                <w:rFonts w:asciiTheme="minorHAnsi" w:hAnsiTheme="minorHAnsi" w:cs="Wingdings"/>
+                <w:sz w:val="23"/>
+                <w:szCs w:val="23"/>
+              </w:rPr>
+            </w:pPr>
+          </w:p>
+        </w:tc>
+      </w:tr>
+      <w:tr>
+        <w:trPr>
+          <w:trHeight w:val="171"/>
+        </w:trPr>
+        <w:tc>
+          <w:tcPr>
+            <w:tcW w:w="4256" w:type="dxa"/>
+          </w:tcPr>
+          <w:p>
+            <w:pPr>
+              <w:pStyle w:val="Default"/>
+              <w:jc w:val="both"/>
+              <w:rPr>
+                <w:rFonts w:asciiTheme="minorHAnsi" w:hAnsiTheme="minorHAnsi"/>
+                <w:sz w:val="23"/>
+                <w:szCs w:val="23"/>
+              </w:rPr>
+            </w:pPr>
+            <w:r>
+              <w:rPr>
+                <w:rFonts w:asciiTheme="minorHAnsi" w:hAnsiTheme="minorHAnsi"/>
+                <w:sz w:val="23"/>
+                <w:szCs w:val="23"/>
+              </w:rPr>
+              <w:lastRenderedPageBreak/>
+              <w:t xml:space="preserve">Debilidades que tenemos </w:t>
+            </w:r>
+          </w:p>
+        </w:tc>
+        <w:tc>
+          <w:tcPr>
+            <w:tcW w:w="4256" w:type="dxa"/>
+          </w:tcPr>
+          <w:p>
+            <w:pPr>
+              <w:pStyle w:val="Default"/>
+              <w:jc w:val="both"/>
+              <w:rPr>
+                <w:rFonts w:asciiTheme="minorHAnsi" w:hAnsiTheme="minorHAnsi"/>
+                <w:sz w:val="23"/>
+                <w:szCs w:val="23"/>
+              </w:rPr>
+            </w:pPr>
+            <w:r>
+              <w:rPr>
+                <w:rFonts w:asciiTheme="minorHAnsi" w:hAnsiTheme="minorHAnsi"/>
+                <w:sz w:val="23"/>
+                <w:szCs w:val="23"/>
+              </w:rPr>
+              <w:t xml:space="preserve">Amenazas del mercado </w:t>
+            </w:r>
+          </w:p>
+        </w:tc>
+      </w:tr>
+      <w:tr>
+        <w:trPr>
+          <w:trHeight w:val="640"/>
+        </w:trPr>
+        <w:tc>
+          <w:tcPr>
+            <w:tcW w:w="4256" w:type="dxa"/>
+          </w:tcPr>
+          <w:p>
+            <w:pPr>
+              <w:pStyle w:val="Default"/>
+              <w:numPr>
+                <w:ilvl w:val="0"/>
+                <w:numId w:val="6"/>
+              </w:numPr>
+              <w:jc w:val="both"/>
+              <w:rPr>
+                <w:rFonts w:asciiTheme="minorHAnsi" w:hAnsiTheme="minorHAnsi"/>
+                <w:sz w:val="20"/>
+                <w:szCs w:val="20"/>
+              </w:rPr>
+            </w:pPr>
+            <w:r>
+              <w:rPr>
+                <w:rFonts w:asciiTheme="minorHAnsi" w:hAnsiTheme="minorHAnsi"/>
+                <w:sz w:val="20"/>
+                <w:szCs w:val="20"/>
+              </w:rPr>
+              <w:t>Falta de reconocimiento de marca en el mercado.</w:t>
+            </w:r>
+          </w:p>
+          <w:p>
+            <w:pPr>
+              <w:pStyle w:val="Default"/>
+              <w:numPr>
+                <w:ilvl w:val="0"/>
+                <w:numId w:val="6"/>
+              </w:numPr>
+              <w:jc w:val="both"/>
+              <w:rPr>
+                <w:rFonts w:asciiTheme="minorHAnsi" w:hAnsiTheme="minorHAnsi"/>
+                <w:sz w:val="20"/>
+                <w:szCs w:val="20"/>
+              </w:rPr>
+            </w:pPr>
+            <w:r>
+              <w:rPr>
+                <w:rFonts w:asciiTheme="minorHAnsi" w:hAnsiTheme="minorHAnsi"/>
+                <w:sz w:val="20"/>
+                <w:szCs w:val="20"/>
+              </w:rPr>
+              <w:t>Recursos financieros limitados para marketing y expansión.</w:t>
+            </w:r>
+          </w:p>
+          <w:p>
+            <w:pPr>
+              <w:pStyle w:val="Default"/>
+              <w:numPr>
+                <w:ilvl w:val="0"/>
+                <w:numId w:val="6"/>
+              </w:numPr>
+              <w:jc w:val="both"/>
+              <w:rPr>
+                <w:rFonts w:asciiTheme="minorHAnsi" w:hAnsiTheme="minorHAnsi"/>
+                <w:sz w:val="20"/>
+                <w:szCs w:val="20"/>
+              </w:rPr>
+            </w:pPr>
+            <w:r>
+              <w:rPr>
+                <w:rFonts w:asciiTheme="minorHAnsi" w:hAnsiTheme="minorHAnsi"/>
+                <w:sz w:val="20"/>
+                <w:szCs w:val="20"/>
+              </w:rPr>
+              <w:t>Dependencia de la conexión a internet para la sincronización de datos.</w:t>
+            </w:r>
+          </w:p>
+          <w:p>
+            <w:pPr>
+              <w:pStyle w:val="Default"/>
+              <w:numPr>
+                <w:ilvl w:val="0"/>
+                <w:numId w:val="6"/>
+              </w:numPr>
+              <w:jc w:val="both"/>
+              <w:rPr>
+                <w:rFonts w:asciiTheme="minorHAnsi" w:hAnsiTheme="minorHAnsi"/>
+                <w:sz w:val="20"/>
+                <w:szCs w:val="20"/>
+              </w:rPr>
+            </w:pPr>
+            <w:r>
+              <w:rPr>
+                <w:rFonts w:asciiTheme="minorHAnsi" w:hAnsiTheme="minorHAnsi"/>
+                <w:sz w:val="20"/>
+                <w:szCs w:val="20"/>
+              </w:rPr>
+              <w:t>Necesidad de soporte técnico continuo durante la fase inicial.</w:t>
+            </w:r>
+          </w:p>
+          <w:p>
+            <w:pPr>
+              <w:pStyle w:val="Default"/>
+              <w:numPr>
+                <w:ilvl w:val="0"/>
+                <w:numId w:val="6"/>
+              </w:numPr>
+              <w:jc w:val="both"/>
+              <w:rPr>
+                <w:rFonts w:asciiTheme="minorHAnsi" w:hAnsiTheme="minorHAnsi"/>
+                <w:sz w:val="20"/>
+                <w:szCs w:val="20"/>
+              </w:rPr>
+            </w:pPr>
+            <w:r>
+              <w:rPr>
+                <w:rFonts w:asciiTheme="minorHAnsi" w:hAnsiTheme="minorHAnsi"/>
+                <w:sz w:val="20"/>
+                <w:szCs w:val="20"/>
+              </w:rPr>
+              <w:t>Escasa experiencia comercial en comparación con grandes competidore</w:t>
+            </w:r>
+          </w:p>
+        </w:tc>
+        <w:tc>
+          <w:tcPr>
+            <w:tcW w:w="4256" w:type="dxa"/>
+          </w:tcPr>
+          <w:p>
+            <w:pPr>
+              <w:pStyle w:val="Default"/>
+              <w:numPr>
+                <w:ilvl w:val="0"/>
+                <w:numId w:val="6"/>
+              </w:numPr>
+              <w:jc w:val="both"/>
+              <w:rPr>
+                <w:rFonts w:asciiTheme="minorHAnsi" w:hAnsiTheme="minorHAnsi" w:cs="Wingdings"/>
+                <w:sz w:val="20"/>
+                <w:szCs w:val="20"/>
+              </w:rPr>
+            </w:pPr>
+            <w:r>
+              <w:rPr>
+                <w:rFonts w:asciiTheme="minorHAnsi" w:hAnsiTheme="minorHAnsi" w:cs="Wingdings"/>
+                <w:sz w:val="20"/>
+                <w:szCs w:val="20"/>
+              </w:rPr>
+              <w:t>Alta competencia de soluciones ya establecidas (</w:t>
+            </w:r>
+            <w:proofErr w:type="spellStart"/>
+            <w:r>
+              <w:rPr>
+                <w:rFonts w:asciiTheme="minorHAnsi" w:hAnsiTheme="minorHAnsi" w:cs="Wingdings"/>
+                <w:sz w:val="20"/>
+                <w:szCs w:val="20"/>
+              </w:rPr>
+              <w:t>Revo</w:t>
+            </w:r>
+            <w:proofErr w:type="spellEnd"/>
+            <w:r>
+              <w:rPr>
+                <w:rFonts w:asciiTheme="minorHAnsi" w:hAnsiTheme="minorHAnsi" w:cs="Wingdings"/>
+                <w:sz w:val="20"/>
+                <w:szCs w:val="20"/>
+              </w:rPr>
+              <w:t xml:space="preserve">, </w:t>
+            </w:r>
+            <w:proofErr w:type="spellStart"/>
+            <w:r>
+              <w:rPr>
+                <w:rFonts w:asciiTheme="minorHAnsi" w:hAnsiTheme="minorHAnsi" w:cs="Wingdings"/>
+                <w:sz w:val="20"/>
+                <w:szCs w:val="20"/>
+              </w:rPr>
+              <w:t>Glop</w:t>
+            </w:r>
+            <w:proofErr w:type="spellEnd"/>
+            <w:r>
+              <w:rPr>
+                <w:rFonts w:asciiTheme="minorHAnsi" w:hAnsiTheme="minorHAnsi" w:cs="Wingdings"/>
+                <w:sz w:val="20"/>
+                <w:szCs w:val="20"/>
+              </w:rPr>
+              <w:t xml:space="preserve">, </w:t>
+            </w:r>
+            <w:proofErr w:type="spellStart"/>
+            <w:r>
+              <w:rPr>
+                <w:rFonts w:asciiTheme="minorHAnsi" w:hAnsiTheme="minorHAnsi" w:cs="Wingdings"/>
+                <w:sz w:val="20"/>
+                <w:szCs w:val="20"/>
+              </w:rPr>
+              <w:t>Lightspeed</w:t>
+            </w:r>
+            <w:proofErr w:type="spellEnd"/>
+            <w:r>
+              <w:rPr>
+                <w:rFonts w:asciiTheme="minorHAnsi" w:hAnsiTheme="minorHAnsi" w:cs="Wingdings"/>
+                <w:sz w:val="20"/>
+                <w:szCs w:val="20"/>
+              </w:rPr>
+              <w:t>, Square).</w:t>
+            </w:r>
+          </w:p>
+          <w:p>
+            <w:pPr>
+              <w:pStyle w:val="Default"/>
+              <w:numPr>
+                <w:ilvl w:val="0"/>
+                <w:numId w:val="6"/>
+              </w:numPr>
+              <w:jc w:val="both"/>
+              <w:rPr>
+                <w:rFonts w:asciiTheme="minorHAnsi" w:hAnsiTheme="minorHAnsi" w:cs="Wingdings"/>
+                <w:sz w:val="20"/>
+                <w:szCs w:val="20"/>
+              </w:rPr>
+            </w:pPr>
+            <w:r>
+              <w:rPr>
+                <w:rFonts w:asciiTheme="minorHAnsi" w:hAnsiTheme="minorHAnsi" w:cs="Wingdings"/>
+                <w:sz w:val="20"/>
+                <w:szCs w:val="20"/>
+              </w:rPr>
+              <w:t>Cambios en la legislación laboral o fiscal que afecten al funcionamiento de los negocios hosteleros.</w:t>
+            </w:r>
+          </w:p>
+          <w:p>
+            <w:pPr>
+              <w:pStyle w:val="Default"/>
+              <w:numPr>
+                <w:ilvl w:val="0"/>
+                <w:numId w:val="6"/>
+              </w:numPr>
+              <w:jc w:val="both"/>
+              <w:rPr>
+                <w:rFonts w:asciiTheme="minorHAnsi" w:hAnsiTheme="minorHAnsi" w:cs="Wingdings"/>
+                <w:sz w:val="20"/>
+                <w:szCs w:val="20"/>
+              </w:rPr>
+            </w:pPr>
+            <w:r>
+              <w:rPr>
+                <w:rFonts w:asciiTheme="minorHAnsi" w:hAnsiTheme="minorHAnsi" w:cs="Wingdings"/>
+                <w:sz w:val="20"/>
+                <w:szCs w:val="20"/>
+              </w:rPr>
+              <w:t>Rápida evolución tecnológica que exige actualizaciones constantes.</w:t>
+            </w:r>
+          </w:p>
+          <w:p>
+            <w:pPr>
+              <w:pStyle w:val="Default"/>
+              <w:numPr>
+                <w:ilvl w:val="0"/>
+                <w:numId w:val="6"/>
+              </w:numPr>
+              <w:jc w:val="both"/>
+              <w:rPr>
+                <w:rFonts w:asciiTheme="minorHAnsi" w:hAnsiTheme="minorHAnsi" w:cs="Wingdings"/>
+                <w:sz w:val="20"/>
+                <w:szCs w:val="20"/>
+              </w:rPr>
+            </w:pPr>
+            <w:r>
+              <w:rPr>
+                <w:rFonts w:asciiTheme="minorHAnsi" w:hAnsiTheme="minorHAnsi" w:cs="Wingdings"/>
+                <w:sz w:val="20"/>
+                <w:szCs w:val="20"/>
+              </w:rPr>
+              <w:t>Posibles ciberataques o vulnerabilidades en la seguridad de los datos.</w:t>
+            </w:r>
+          </w:p>
+          <w:p>
+            <w:pPr>
+              <w:pStyle w:val="Default"/>
+              <w:numPr>
+                <w:ilvl w:val="0"/>
+                <w:numId w:val="6"/>
+              </w:numPr>
+              <w:jc w:val="both"/>
+              <w:rPr>
+                <w:rFonts w:asciiTheme="minorHAnsi" w:hAnsiTheme="minorHAnsi" w:cs="Wingdings"/>
+                <w:sz w:val="20"/>
+                <w:szCs w:val="20"/>
+              </w:rPr>
+            </w:pPr>
+            <w:r>
+              <w:rPr>
+                <w:rFonts w:asciiTheme="minorHAnsi" w:hAnsiTheme="minorHAnsi" w:cs="Wingdings"/>
+                <w:sz w:val="20"/>
+                <w:szCs w:val="20"/>
+              </w:rPr>
+              <w:t>Desconfianza inicial de algunos empresarios tradicionales hacia la digitalización.</w:t>
+            </w:r>
+          </w:p>
+          <w:p>
+            <w:pPr>
+              <w:pStyle w:val="Default"/>
+              <w:jc w:val="both"/>
+              <w:rPr>
+                <w:rFonts w:asciiTheme="minorHAnsi" w:hAnsiTheme="minorHAnsi" w:cs="Wingdings"/>
+                <w:sz w:val="20"/>
+                <w:szCs w:val="20"/>
+              </w:rPr>
+            </w:pPr>
+          </w:p>
+          <w:p>
+            <w:pPr>
+              <w:pStyle w:val="Default"/>
+              <w:jc w:val="both"/>
+              <w:rPr>
+                <w:rFonts w:asciiTheme="minorHAnsi" w:hAnsiTheme="minorHAnsi" w:cs="Wingdings"/>
+                <w:sz w:val="20"/>
+                <w:szCs w:val="20"/>
+              </w:rPr>
+            </w:pPr>
+          </w:p>
+        </w:tc>
+      </w:tr>
+    </w:tbl>
+    <w:tbl>
+      <w:tblPr>
+        <w:tblpPr w:leftFromText="141" w:rightFromText="141" w:vertAnchor="page" w:horzAnchor="margin" w:tblpXSpec="right" w:tblpY="10171"/>
+        <w:tblW w:w="9345" w:type="dxa"/>
+        <w:tblCellSpacing w:w="15" w:type="dxa"/>
+        <w:tblCellMar>
+          <w:top w:w="15" w:type="dxa"/>
+          <w:left w:w="15" w:type="dxa"/>
+          <w:bottom w:w="15" w:type="dxa"/>
+          <w:right w:w="15" w:type="dxa"/>
+        </w:tblCellMar>
+        <w:tblLook w:val="04A0" w:firstRow="1" w:lastRow="0" w:firstColumn="1" w:lastColumn="0" w:noHBand="0" w:noVBand="1"/>
+      </w:tblPr>
+      <w:tblGrid>
+        <w:gridCol w:w="2410"/>
+        <w:gridCol w:w="2154"/>
+        <w:gridCol w:w="2495"/>
+        <w:gridCol w:w="2286"/>
+      </w:tblGrid>
+      <w:tr>
+        <w:trPr>
+          <w:tblHeader/>
+          <w:tblCellSpacing w:w="15" w:type="dxa"/>
+        </w:trPr>
+        <w:tc>
+          <w:tcPr>
+            <w:tcW w:w="2365" w:type="dxa"/>
+            <w:vAlign w:val="center"/>
+            <w:hideMark/>
+          </w:tcPr>
+          <w:p>
+            <w:pPr>
+              <w:pStyle w:val="Prrafodelista"/>
+              <w:rPr>
+                <w:b/>
+                <w:bCs/>
+                <w:sz w:val="20"/>
+                <w:szCs w:val="20"/>
+              </w:rPr>
+            </w:pPr>
+            <w:r>
+              <w:rPr>
+                <w:b/>
+                <w:bCs/>
+                <w:sz w:val="20"/>
+                <w:szCs w:val="20"/>
+              </w:rPr>
+              <w:t>ELIMINAR</w:t>
+            </w:r>
+          </w:p>
+        </w:tc>
+        <w:tc>
+          <w:tcPr>
+            <w:tcW w:w="2096" w:type="dxa"/>
+            <w:vAlign w:val="center"/>
+            <w:hideMark/>
+          </w:tcPr>
+          <w:p>
+            <w:pPr>
+              <w:pStyle w:val="Prrafodelista"/>
+              <w:rPr>
+                <w:b/>
+                <w:bCs/>
+                <w:sz w:val="20"/>
+                <w:szCs w:val="20"/>
+              </w:rPr>
+            </w:pPr>
+            <w:r>
+              <w:rPr>
+                <w:b/>
+                <w:bCs/>
+                <w:sz w:val="20"/>
+                <w:szCs w:val="20"/>
+              </w:rPr>
+              <w:t>REDUCIR</w:t>
+            </w:r>
+          </w:p>
+        </w:tc>
+        <w:tc>
+          <w:tcPr>
+            <w:tcW w:w="0" w:type="auto"/>
+            <w:vAlign w:val="center"/>
+            <w:hideMark/>
+          </w:tcPr>
+          <w:p>
+            <w:pPr>
+              <w:pStyle w:val="Prrafodelista"/>
+              <w:rPr>
+                <w:b/>
+                <w:bCs/>
+                <w:sz w:val="20"/>
+                <w:szCs w:val="20"/>
+              </w:rPr>
+            </w:pPr>
+            <w:r>
+              <w:rPr>
+                <w:b/>
+                <w:bCs/>
+                <w:sz w:val="20"/>
+                <w:szCs w:val="20"/>
+              </w:rPr>
+              <w:t>AUMENTAR</w:t>
+            </w:r>
+          </w:p>
+        </w:tc>
+        <w:tc>
+          <w:tcPr>
+            <w:tcW w:w="0" w:type="auto"/>
+            <w:vAlign w:val="center"/>
+            <w:hideMark/>
+          </w:tcPr>
+          <w:p>
+            <w:pPr>
+              <w:pStyle w:val="Prrafodelista"/>
+              <w:rPr>
+                <w:b/>
+                <w:bCs/>
+                <w:sz w:val="20"/>
+                <w:szCs w:val="20"/>
+              </w:rPr>
+            </w:pPr>
+            <w:r>
+              <w:rPr>
+                <w:b/>
+                <w:bCs/>
+                <w:sz w:val="20"/>
+                <w:szCs w:val="20"/>
+              </w:rPr>
+              <w:t>CREAR</w:t>
+            </w:r>
+          </w:p>
+        </w:tc>
+      </w:tr>
+      <w:tr>
+        <w:trPr>
+          <w:tblCellSpacing w:w="15" w:type="dxa"/>
+        </w:trPr>
+        <w:tc>
+          <w:tcPr>
+            <w:tcW w:w="2365" w:type="dxa"/>
+            <w:vAlign w:val="center"/>
+            <w:hideMark/>
+          </w:tcPr>
+          <w:p>
+            <w:pPr>
+              <w:pStyle w:val="Prrafodelista"/>
+              <w:numPr>
+                <w:ilvl w:val="0"/>
+                <w:numId w:val="6"/>
+              </w:numPr>
+              <w:jc w:val="both"/>
+              <w:rPr>
+                <w:sz w:val="20"/>
+                <w:szCs w:val="20"/>
+              </w:rPr>
+            </w:pPr>
+            <w:r>
+              <w:rPr>
+                <w:sz w:val="20"/>
+                <w:szCs w:val="20"/>
+              </w:rPr>
+              <w:t xml:space="preserve">Complejidad innecesaria de los sistemas TPV tradicionales. </w:t>
+            </w:r>
+          </w:p>
+          <w:p>
+            <w:pPr>
+              <w:pStyle w:val="Prrafodelista"/>
+              <w:numPr>
+                <w:ilvl w:val="0"/>
+                <w:numId w:val="6"/>
+              </w:numPr>
+              <w:jc w:val="both"/>
+              <w:rPr>
+                <w:sz w:val="20"/>
+                <w:szCs w:val="20"/>
+              </w:rPr>
+            </w:pPr>
+            <w:r>
+              <w:rPr>
+                <w:sz w:val="20"/>
+                <w:szCs w:val="20"/>
+              </w:rPr>
+              <w:t>Dependencia de hardware especializado (impresoras, terminales caros).</w:t>
+            </w:r>
+          </w:p>
+          <w:p>
+            <w:pPr>
+              <w:pStyle w:val="Prrafodelista"/>
+              <w:numPr>
+                <w:ilvl w:val="0"/>
+                <w:numId w:val="6"/>
+              </w:numPr>
+              <w:jc w:val="both"/>
+              <w:rPr>
+                <w:sz w:val="20"/>
+                <w:szCs w:val="20"/>
+              </w:rPr>
+            </w:pPr>
+            <w:r>
+              <w:rPr>
+                <w:sz w:val="20"/>
+                <w:szCs w:val="20"/>
+              </w:rPr>
+              <w:t>Procesos manuales de registro y comunicación entre personal.</w:t>
+            </w:r>
+          </w:p>
+        </w:tc>
+        <w:tc>
+          <w:tcPr>
+            <w:tcW w:w="2096" w:type="dxa"/>
+            <w:vAlign w:val="center"/>
+            <w:hideMark/>
+          </w:tcPr>
+          <w:p>
+            <w:pPr>
+              <w:pStyle w:val="Prrafodelista"/>
+              <w:jc w:val="both"/>
+              <w:rPr>
+                <w:sz w:val="20"/>
+                <w:szCs w:val="20"/>
+              </w:rPr>
+            </w:pPr>
+            <w:r>
+              <w:rPr>
+                <w:sz w:val="20"/>
+                <w:szCs w:val="20"/>
+              </w:rPr>
+              <w:t xml:space="preserve">• Costes de instalación y mantenimiento. </w:t>
+            </w:r>
+          </w:p>
+          <w:p>
+            <w:pPr>
+              <w:pStyle w:val="Prrafodelista"/>
+              <w:jc w:val="both"/>
+              <w:rPr>
+                <w:sz w:val="20"/>
+                <w:szCs w:val="20"/>
+              </w:rPr>
+            </w:pPr>
+            <w:r>
+              <w:rPr>
+                <w:sz w:val="20"/>
+                <w:szCs w:val="20"/>
+              </w:rPr>
+              <w:t>• Tiempo de aprendizaje del personal.</w:t>
+            </w:r>
+          </w:p>
+          <w:p>
+            <w:pPr>
+              <w:pStyle w:val="Prrafodelista"/>
+              <w:jc w:val="both"/>
+              <w:rPr>
+                <w:sz w:val="20"/>
+                <w:szCs w:val="20"/>
+              </w:rPr>
+            </w:pPr>
+            <w:r>
+              <w:rPr>
+                <w:sz w:val="20"/>
+                <w:szCs w:val="20"/>
+              </w:rPr>
+              <w:t>• Dependencia de soporte técnico externo.</w:t>
+            </w:r>
+          </w:p>
+        </w:tc>
+        <w:tc>
+          <w:tcPr>
+            <w:tcW w:w="0" w:type="auto"/>
+            <w:vAlign w:val="center"/>
+            <w:hideMark/>
+          </w:tcPr>
+          <w:p>
+            <w:pPr>
+              <w:pStyle w:val="Prrafodelista"/>
+              <w:numPr>
+                <w:ilvl w:val="0"/>
+                <w:numId w:val="6"/>
+              </w:numPr>
+              <w:jc w:val="both"/>
+              <w:rPr>
+                <w:sz w:val="20"/>
+                <w:szCs w:val="20"/>
+              </w:rPr>
+            </w:pPr>
+            <w:r>
+              <w:rPr>
+                <w:sz w:val="20"/>
+                <w:szCs w:val="20"/>
+              </w:rPr>
+              <w:t xml:space="preserve">Accesibilidad desde cualquier dispositivo (móvil, </w:t>
+            </w:r>
+            <w:proofErr w:type="spellStart"/>
+            <w:r>
+              <w:rPr>
+                <w:sz w:val="20"/>
+                <w:szCs w:val="20"/>
+              </w:rPr>
+              <w:t>tablet</w:t>
+            </w:r>
+            <w:proofErr w:type="spellEnd"/>
+            <w:r>
+              <w:rPr>
+                <w:sz w:val="20"/>
+                <w:szCs w:val="20"/>
+              </w:rPr>
+              <w:t>, PC).</w:t>
+            </w:r>
+          </w:p>
+          <w:p>
+            <w:pPr>
+              <w:pStyle w:val="Prrafodelista"/>
+              <w:numPr>
+                <w:ilvl w:val="0"/>
+                <w:numId w:val="6"/>
+              </w:numPr>
+              <w:jc w:val="both"/>
+              <w:rPr>
+                <w:sz w:val="20"/>
+                <w:szCs w:val="20"/>
+              </w:rPr>
+            </w:pPr>
+            <w:r>
+              <w:rPr>
+                <w:sz w:val="20"/>
+                <w:szCs w:val="20"/>
+              </w:rPr>
+              <w:t>Sincronización en tiempo real entre sala, barra y cocina.</w:t>
+            </w:r>
+          </w:p>
+          <w:p>
+            <w:pPr>
+              <w:pStyle w:val="Prrafodelista"/>
+              <w:numPr>
+                <w:ilvl w:val="0"/>
+                <w:numId w:val="6"/>
+              </w:numPr>
+              <w:jc w:val="both"/>
+              <w:rPr>
+                <w:sz w:val="20"/>
+                <w:szCs w:val="20"/>
+              </w:rPr>
+            </w:pPr>
+            <w:r>
+              <w:rPr>
+                <w:sz w:val="20"/>
+                <w:szCs w:val="20"/>
+              </w:rPr>
+              <w:t xml:space="preserve"> Personalización de la interfaz según tipo de negocio.  Eficiencia en la gestión del inventario y los pedidos.</w:t>
+            </w:r>
+          </w:p>
+        </w:tc>
+        <w:tc>
+          <w:tcPr>
+            <w:tcW w:w="0" w:type="auto"/>
+            <w:vAlign w:val="center"/>
+            <w:hideMark/>
+          </w:tcPr>
+          <w:p>
+            <w:pPr>
+              <w:pStyle w:val="Prrafodelista"/>
+              <w:jc w:val="both"/>
+              <w:rPr>
+                <w:sz w:val="20"/>
+                <w:szCs w:val="20"/>
+              </w:rPr>
+            </w:pPr>
+            <w:r>
+              <w:rPr>
+                <w:sz w:val="20"/>
+                <w:szCs w:val="20"/>
+              </w:rPr>
+              <w:t>• Un ecosistema digital completo y adaptable a cada local.</w:t>
+            </w:r>
+          </w:p>
+          <w:p>
+            <w:pPr>
+              <w:pStyle w:val="Prrafodelista"/>
+              <w:jc w:val="both"/>
+              <w:rPr>
+                <w:sz w:val="20"/>
+                <w:szCs w:val="20"/>
+              </w:rPr>
+            </w:pPr>
+            <w:r>
+              <w:rPr>
+                <w:sz w:val="20"/>
+                <w:szCs w:val="20"/>
+              </w:rPr>
+              <w:t>• Herramientas de análisis e informes automáticos.</w:t>
+            </w:r>
+          </w:p>
+          <w:p>
+            <w:pPr>
+              <w:pStyle w:val="Prrafodelista"/>
+              <w:jc w:val="both"/>
+              <w:rPr>
+                <w:sz w:val="20"/>
+                <w:szCs w:val="20"/>
+              </w:rPr>
+            </w:pPr>
+            <w:r>
+              <w:rPr>
+                <w:sz w:val="20"/>
+                <w:szCs w:val="20"/>
+              </w:rPr>
+              <w:t>• Integración con proveedores y control del almacén. • Un servicio técnico cercano y flexible.</w:t>
+            </w:r>
+          </w:p>
+        </w:tc>
+      </w:tr>
+    </w:tbl>
+    <w:p>
+      <w:pPr>
+        <w:rPr>
+          <w:rFonts w:cs="Wingdings"/>
+          <w:b/>
+          <w:bCs/>
+        </w:rPr>
+      </w:pPr>
+      <w:r>
+        <w:rPr>
+          <w:rFonts w:cs="Wingdings"/>
+          <w:b/>
+          <w:bCs/>
+        </w:rPr>
+        <w:t xml:space="preserve">5.3 Matriz ERIC – Estrategia de </w:t>
+      </w:r>
+      <w:proofErr w:type="spellStart"/>
+      <w:r>
+        <w:rPr>
+          <w:rFonts w:cs="Wingdings"/>
+          <w:b/>
+          <w:bCs/>
+        </w:rPr>
+        <w:t>Orderly</w:t>
+      </w:r>
+      <w:proofErr w:type="spellEnd"/>
+    </w:p>
+    <w:p>
+      <w:r>
+        <w:rPr>
+          <w:noProof/>
+        </w:rPr>
+        <w:lastRenderedPageBreak/>
+        <w:drawing>
+          <wp:inline distT="0" distB="0" distL="0" distR="0" wp14:anchorId="2CE008A2" wp14:editId="02FC8964">
+            <wp:extent cx="5400675" cy="2581275"/>
+            <wp:effectExtent l="0" t="0" r="9525" b="9525"/>
+            <wp:docPr id="929974841" name="Imagen 1"/>
+            <wp:cNvGraphicFramePr>
+              <a:graphicFrameLocks xmlns:a="http://schemas.openxmlformats.org/drawingml/2006/main" noChangeAspect="1"/>
+            </wp:cNvGraphicFramePr>
+            <a:graphic xmlns:a="http://schemas.openxmlformats.org/drawingml/2006/main">
+              <a:graphicData uri="http://schemas.openxmlformats.org/drawingml/2006/picture">
+                <pic:pic xmlns:pic="http://schemas.openxmlformats.org/drawingml/2006/picture">
+                  <pic:nvPicPr>
+                    <pic:cNvPr id="0" name="Picture 1"/>
+                    <pic:cNvPicPr>
+                      <a:picLocks noChangeAspect="1" noChangeArrowheads="1"/>
+                    </pic:cNvPicPr>
+                  </pic:nvPicPr>
+                  <pic:blipFill>
+                    <a:blip r:embed="rId6">
+                      <a:extLst>
+                        <a:ext uri="{28A0092B-C50C-407E-A947-70E740481C1C}">
+                          <a14:useLocalDpi xmlns:a14="http://schemas.microsoft.com/office/drawing/2010/main" val="0"/>
+                        </a:ext>
+                      </a:extLst>
+                    </a:blip>
+                    <a:srcRect/>
+                    <a:stretch>
+                      <a:fillRect/>
+                    </a:stretch>
+                  </pic:blipFill>
+                  <pic:spPr bwMode="auto">
+                    <a:xfrm>
+                      <a:off x="0" y="0"/>
+                      <a:ext cx="5400675" cy="2581275"/>
+                    </a:xfrm>
+                    <a:prstGeom prst="rect">
+                      <a:avLst/>
+                    </a:prstGeom>
+                    <a:noFill/>
+                    <a:ln>
+                      <a:noFill/>
+                    </a:ln>
+                  </pic:spPr>
+                </pic:pic>
+              </a:graphicData>
+            </a:graphic>
+          </wp:inline>
+        </w:drawing>
       </w:r>
     </w:p>
     <w:sectPr>
@@ -219,6 +2711,643 @@
 <file path=word/numbering.xml><?xml version="1.0" encoding="utf-8"?>
 <w:numbering xmlns:wpc="http://schemas.microsoft.com/office/word/2010/wordprocessingCanvas" xmlns:cx="http://schemas.microsoft.com/office/drawing/2014/chartex" xmlns:cx1="http://schemas.microsoft.com/office/drawing/2015/9/8/chartex" xmlns:cx2="http://schemas.microsoft.com/office/drawing/2015/10/21/chartex" xmlns:cx3="http://schemas.microsoft.com/office/drawing/2016/5/9/chartex" xmlns:cx4="http://schemas.microsoft.com/office/drawing/2016/5/10/chartex" xmlns:cx5="http://schemas.microsoft.com/office/drawing/2016/5/11/chartex" xmlns:cx6="http://schemas.microsoft.com/office/drawing/2016/5/12/chartex" xmlns:cx7="http://schemas.microsoft.com/office/drawing/2016/5/13/chartex" xmlns:cx8="http://schemas.microsoft.com/office/drawing/2016/5/14/chartex" xmlns:mc="http://schemas.openxmlformats.org/markup-compatibility/2006" xmlns:aink="http://schemas.microsoft.com/office/drawing/2016/ink" xmlns:am3d="http://schemas.microsoft.com/office/drawing/2017/model3d" xmlns:o="urn:schemas-microsoft-com:office:office" xmlns:oel="http://schemas.microsoft.com/office/2019/extlst" xmlns:r="http://schemas.openxmlformats.org/officeDocument/2006/relationships" xmlns:m="http://schemas.openxmlformats.org/officeDocument/2006/math" xmlns:v="urn:schemas-microsoft-com:vml" xmlns:wp14="http://schemas.microsoft.com/office/word/2010/wordprocessingDrawing" xmlns:wp="http://schemas.openxmlformats.org/drawingml/2006/wordprocessingDrawing" xmlns:w10="urn:schemas-microsoft-com:office:word" xmlns:w="http://schemas.openxmlformats.org/wordprocessingml/2006/main" xmlns:w14="http://schemas.microsoft.com/office/word/2010/wordml" xmlns:w15="http://schemas.microsoft.com/office/word/2012/wordml" xmlns:w16cex="http://schemas.microsoft.com/office/word/2018/wordml/cex" xmlns:w16cid="http://schemas.microsoft.com/office/word/2016/wordml/cid" xmlns:w16="http://schemas.microsoft.com/office/word/2018/wordml" xmlns:w16du="http://schemas.microsoft.com/office/word/2023/wordml/word16du" xmlns:w16sdtdh="http://schemas.microsoft.com/office/word/2020/wordml/sdtdatahash" xmlns:w16sdtfl="http://schemas.microsoft.com/office/word/2024/wordml/sdtformatlock" xmlns:w16se="http://schemas.microsoft.com/office/word/2015/wordml/symex" xmlns:wpg="http://schemas.microsoft.com/office/word/2010/wordprocessingGroup" xmlns:wpi="http://schemas.microsoft.com/office/word/2010/wordprocessingInk" xmlns:wne="http://schemas.microsoft.com/office/word/2006/wordml" xmlns:wps="http://schemas.microsoft.com/office/word/2010/wordprocessingShape" mc:Ignorable="w14 w15 w16se w16cid w16 w16cex w16sdtdh w16sdtfl w16du wp14">
   <w:abstractNum w:abstractNumId="0" w15:restartNumberingAfterBreak="0">
+    <w:nsid w:val="0492113B"/>
+    <w:multiLevelType w:val="multilevel"/>
+    <w:tmpl w:val="6392736A"/>
+    <w:lvl w:ilvl="0">
+      <w:start w:val="1"/>
+      <w:numFmt w:val="decimal"/>
+      <w:lvlText w:val="%1."/>
+      <w:lvlJc w:val="left"/>
+      <w:pPr>
+        <w:tabs>
+          <w:tab w:val="num" w:pos="720"/>
+        </w:tabs>
+        <w:ind w:left="720" w:hanging="360"/>
+      </w:pPr>
+    </w:lvl>
+    <w:lvl w:ilvl="1" w:tentative="1">
+      <w:start w:val="1"/>
+      <w:numFmt w:val="decimal"/>
+      <w:lvlText w:val="%2."/>
+      <w:lvlJc w:val="left"/>
+      <w:pPr>
+        <w:tabs>
+          <w:tab w:val="num" w:pos="1440"/>
+        </w:tabs>
+        <w:ind w:left="1440" w:hanging="360"/>
+      </w:pPr>
+    </w:lvl>
+    <w:lvl w:ilvl="2" w:tentative="1">
+      <w:start w:val="1"/>
+      <w:numFmt w:val="decimal"/>
+      <w:lvlText w:val="%3."/>
+      <w:lvlJc w:val="left"/>
+      <w:pPr>
+        <w:tabs>
+          <w:tab w:val="num" w:pos="2160"/>
+        </w:tabs>
+        <w:ind w:left="2160" w:hanging="360"/>
+      </w:pPr>
+    </w:lvl>
+    <w:lvl w:ilvl="3" w:tentative="1">
+      <w:start w:val="1"/>
+      <w:numFmt w:val="decimal"/>
+      <w:lvlText w:val="%4."/>
+      <w:lvlJc w:val="left"/>
+      <w:pPr>
+        <w:tabs>
+          <w:tab w:val="num" w:pos="2880"/>
+        </w:tabs>
+        <w:ind w:left="2880" w:hanging="360"/>
+      </w:pPr>
+    </w:lvl>
+    <w:lvl w:ilvl="4" w:tentative="1">
+      <w:start w:val="1"/>
+      <w:numFmt w:val="decimal"/>
+      <w:lvlText w:val="%5."/>
+      <w:lvlJc w:val="left"/>
+      <w:pPr>
+        <w:tabs>
+          <w:tab w:val="num" w:pos="3600"/>
+        </w:tabs>
+        <w:ind w:left="3600" w:hanging="360"/>
+      </w:pPr>
+    </w:lvl>
+    <w:lvl w:ilvl="5" w:tentative="1">
+      <w:start w:val="1"/>
+      <w:numFmt w:val="decimal"/>
+      <w:lvlText w:val="%6."/>
+      <w:lvlJc w:val="left"/>
+      <w:pPr>
+        <w:tabs>
+          <w:tab w:val="num" w:pos="4320"/>
+        </w:tabs>
+        <w:ind w:left="4320" w:hanging="360"/>
+      </w:pPr>
+    </w:lvl>
+    <w:lvl w:ilvl="6" w:tentative="1">
+      <w:start w:val="1"/>
+      <w:numFmt w:val="decimal"/>
+      <w:lvlText w:val="%7."/>
+      <w:lvlJc w:val="left"/>
+      <w:pPr>
+        <w:tabs>
+          <w:tab w:val="num" w:pos="5040"/>
+        </w:tabs>
+        <w:ind w:left="5040" w:hanging="360"/>
+      </w:pPr>
+    </w:lvl>
+    <w:lvl w:ilvl="7" w:tentative="1">
+      <w:start w:val="1"/>
+      <w:numFmt w:val="decimal"/>
+      <w:lvlText w:val="%8."/>
+      <w:lvlJc w:val="left"/>
+      <w:pPr>
+        <w:tabs>
+          <w:tab w:val="num" w:pos="5760"/>
+        </w:tabs>
+        <w:ind w:left="5760" w:hanging="360"/>
+      </w:pPr>
+    </w:lvl>
+    <w:lvl w:ilvl="8" w:tentative="1">
+      <w:start w:val="1"/>
+      <w:numFmt w:val="decimal"/>
+      <w:lvlText w:val="%9."/>
+      <w:lvlJc w:val="left"/>
+      <w:pPr>
+        <w:tabs>
+          <w:tab w:val="num" w:pos="6480"/>
+        </w:tabs>
+        <w:ind w:left="6480" w:hanging="360"/>
+      </w:pPr>
+    </w:lvl>
+  </w:abstractNum>
+  <w:abstractNum w:abstractNumId="1" w15:restartNumberingAfterBreak="0">
+    <w:nsid w:val="16B14AF7"/>
+    <w:multiLevelType w:val="multilevel"/>
+    <w:tmpl w:val="5D84E828"/>
+    <w:lvl w:ilvl="0">
+      <w:start w:val="1"/>
+      <w:numFmt w:val="bullet"/>
+      <w:lvlText w:val=""/>
+      <w:lvlJc w:val="left"/>
+      <w:pPr>
+        <w:tabs>
+          <w:tab w:val="num" w:pos="360"/>
+        </w:tabs>
+        <w:ind w:left="360" w:hanging="360"/>
+      </w:pPr>
+      <w:rPr>
+        <w:rFonts w:ascii="Symbol" w:hAnsi="Symbol" w:hint="default"/>
+        <w:sz w:val="20"/>
+      </w:rPr>
+    </w:lvl>
+    <w:lvl w:ilvl="1" w:tentative="1">
+      <w:start w:val="1"/>
+      <w:numFmt w:val="bullet"/>
+      <w:lvlText w:val="o"/>
+      <w:lvlJc w:val="left"/>
+      <w:pPr>
+        <w:tabs>
+          <w:tab w:val="num" w:pos="1080"/>
+        </w:tabs>
+        <w:ind w:left="1080" w:hanging="360"/>
+      </w:pPr>
+      <w:rPr>
+        <w:rFonts w:ascii="Courier New" w:hAnsi="Courier New" w:hint="default"/>
+        <w:sz w:val="20"/>
+      </w:rPr>
+    </w:lvl>
+    <w:lvl w:ilvl="2" w:tentative="1">
+      <w:start w:val="1"/>
+      <w:numFmt w:val="bullet"/>
+      <w:lvlText w:val=""/>
+      <w:lvlJc w:val="left"/>
+      <w:pPr>
+        <w:tabs>
+          <w:tab w:val="num" w:pos="1800"/>
+        </w:tabs>
+        <w:ind w:left="1800" w:hanging="360"/>
+      </w:pPr>
+      <w:rPr>
+        <w:rFonts w:ascii="Wingdings" w:hAnsi="Wingdings" w:hint="default"/>
+        <w:sz w:val="20"/>
+      </w:rPr>
+    </w:lvl>
+    <w:lvl w:ilvl="3" w:tentative="1">
+      <w:start w:val="1"/>
+      <w:numFmt w:val="bullet"/>
+      <w:lvlText w:val=""/>
+      <w:lvlJc w:val="left"/>
+      <w:pPr>
+        <w:tabs>
+          <w:tab w:val="num" w:pos="2520"/>
+        </w:tabs>
+        <w:ind w:left="2520" w:hanging="360"/>
+      </w:pPr>
+      <w:rPr>
+        <w:rFonts w:ascii="Wingdings" w:hAnsi="Wingdings" w:hint="default"/>
+        <w:sz w:val="20"/>
+      </w:rPr>
+    </w:lvl>
+    <w:lvl w:ilvl="4" w:tentative="1">
+      <w:start w:val="1"/>
+      <w:numFmt w:val="bullet"/>
+      <w:lvlText w:val=""/>
+      <w:lvlJc w:val="left"/>
+      <w:pPr>
+        <w:tabs>
+          <w:tab w:val="num" w:pos="3240"/>
+        </w:tabs>
+        <w:ind w:left="3240" w:hanging="360"/>
+      </w:pPr>
+      <w:rPr>
+        <w:rFonts w:ascii="Wingdings" w:hAnsi="Wingdings" w:hint="default"/>
+        <w:sz w:val="20"/>
+      </w:rPr>
+    </w:lvl>
+    <w:lvl w:ilvl="5" w:tentative="1">
+      <w:start w:val="1"/>
+      <w:numFmt w:val="bullet"/>
+      <w:lvlText w:val=""/>
+      <w:lvlJc w:val="left"/>
+      <w:pPr>
+        <w:tabs>
+          <w:tab w:val="num" w:pos="3960"/>
+        </w:tabs>
+        <w:ind w:left="3960" w:hanging="360"/>
+      </w:pPr>
+      <w:rPr>
+        <w:rFonts w:ascii="Wingdings" w:hAnsi="Wingdings" w:hint="default"/>
+        <w:sz w:val="20"/>
+      </w:rPr>
+    </w:lvl>
+    <w:lvl w:ilvl="6" w:tentative="1">
+      <w:start w:val="1"/>
+      <w:numFmt w:val="bullet"/>
+      <w:lvlText w:val=""/>
+      <w:lvlJc w:val="left"/>
+      <w:pPr>
+        <w:tabs>
+          <w:tab w:val="num" w:pos="4680"/>
+        </w:tabs>
+        <w:ind w:left="4680" w:hanging="360"/>
+      </w:pPr>
+      <w:rPr>
+        <w:rFonts w:ascii="Wingdings" w:hAnsi="Wingdings" w:hint="default"/>
+        <w:sz w:val="20"/>
+      </w:rPr>
+    </w:lvl>
+    <w:lvl w:ilvl="7" w:tentative="1">
+      <w:start w:val="1"/>
+      <w:numFmt w:val="bullet"/>
+      <w:lvlText w:val=""/>
+      <w:lvlJc w:val="left"/>
+      <w:pPr>
+        <w:tabs>
+          <w:tab w:val="num" w:pos="5400"/>
+        </w:tabs>
+        <w:ind w:left="5400" w:hanging="360"/>
+      </w:pPr>
+      <w:rPr>
+        <w:rFonts w:ascii="Wingdings" w:hAnsi="Wingdings" w:hint="default"/>
+        <w:sz w:val="20"/>
+      </w:rPr>
+    </w:lvl>
+    <w:lvl w:ilvl="8" w:tentative="1">
+      <w:start w:val="1"/>
+      <w:numFmt w:val="bullet"/>
+      <w:lvlText w:val=""/>
+      <w:lvlJc w:val="left"/>
+      <w:pPr>
+        <w:tabs>
+          <w:tab w:val="num" w:pos="6120"/>
+        </w:tabs>
+        <w:ind w:left="6120" w:hanging="360"/>
+      </w:pPr>
+      <w:rPr>
+        <w:rFonts w:ascii="Wingdings" w:hAnsi="Wingdings" w:hint="default"/>
+        <w:sz w:val="20"/>
+      </w:rPr>
+    </w:lvl>
+  </w:abstractNum>
+  <w:abstractNum w:abstractNumId="2" w15:restartNumberingAfterBreak="0">
+    <w:nsid w:val="382B031A"/>
+    <w:multiLevelType w:val="hybridMultilevel"/>
+    <w:tmpl w:val="E09E9D1C"/>
+    <w:lvl w:ilvl="0" w:tplc="0C0A0001">
+      <w:start w:val="1"/>
+      <w:numFmt w:val="bullet"/>
+      <w:lvlText w:val=""/>
+      <w:lvlJc w:val="left"/>
+      <w:pPr>
+        <w:ind w:left="720" w:hanging="360"/>
+      </w:pPr>
+      <w:rPr>
+        <w:rFonts w:ascii="Symbol" w:hAnsi="Symbol" w:hint="default"/>
+      </w:rPr>
+    </w:lvl>
+    <w:lvl w:ilvl="1" w:tplc="0C0A0003" w:tentative="1">
+      <w:start w:val="1"/>
+      <w:numFmt w:val="bullet"/>
+      <w:lvlText w:val="o"/>
+      <w:lvlJc w:val="left"/>
+      <w:pPr>
+        <w:ind w:left="1440" w:hanging="360"/>
+      </w:pPr>
+      <w:rPr>
+        <w:rFonts w:ascii="Courier New" w:hAnsi="Courier New" w:cs="Courier New" w:hint="default"/>
+      </w:rPr>
+    </w:lvl>
+    <w:lvl w:ilvl="2" w:tplc="0C0A0005" w:tentative="1">
+      <w:start w:val="1"/>
+      <w:numFmt w:val="bullet"/>
+      <w:lvlText w:val=""/>
+      <w:lvlJc w:val="left"/>
+      <w:pPr>
+        <w:ind w:left="2160" w:hanging="360"/>
+      </w:pPr>
+      <w:rPr>
+        <w:rFonts w:ascii="Wingdings" w:hAnsi="Wingdings" w:hint="default"/>
+      </w:rPr>
+    </w:lvl>
+    <w:lvl w:ilvl="3" w:tplc="0C0A0001" w:tentative="1">
+      <w:start w:val="1"/>
+      <w:numFmt w:val="bullet"/>
+      <w:lvlText w:val=""/>
+      <w:lvlJc w:val="left"/>
+      <w:pPr>
+        <w:ind w:left="2880" w:hanging="360"/>
+      </w:pPr>
+      <w:rPr>
+        <w:rFonts w:ascii="Symbol" w:hAnsi="Symbol" w:hint="default"/>
+      </w:rPr>
+    </w:lvl>
+    <w:lvl w:ilvl="4" w:tplc="0C0A0003" w:tentative="1">
+      <w:start w:val="1"/>
+      <w:numFmt w:val="bullet"/>
+      <w:lvlText w:val="o"/>
+      <w:lvlJc w:val="left"/>
+      <w:pPr>
+        <w:ind w:left="3600" w:hanging="360"/>
+      </w:pPr>
+      <w:rPr>
+        <w:rFonts w:ascii="Courier New" w:hAnsi="Courier New" w:cs="Courier New" w:hint="default"/>
+      </w:rPr>
+    </w:lvl>
+    <w:lvl w:ilvl="5" w:tplc="0C0A0005" w:tentative="1">
+      <w:start w:val="1"/>
+      <w:numFmt w:val="bullet"/>
+      <w:lvlText w:val=""/>
+      <w:lvlJc w:val="left"/>
+      <w:pPr>
+        <w:ind w:left="4320" w:hanging="360"/>
+      </w:pPr>
+      <w:rPr>
+        <w:rFonts w:ascii="Wingdings" w:hAnsi="Wingdings" w:hint="default"/>
+      </w:rPr>
+    </w:lvl>
+    <w:lvl w:ilvl="6" w:tplc="0C0A0001" w:tentative="1">
+      <w:start w:val="1"/>
+      <w:numFmt w:val="bullet"/>
+      <w:lvlText w:val=""/>
+      <w:lvlJc w:val="left"/>
+      <w:pPr>
+        <w:ind w:left="5040" w:hanging="360"/>
+      </w:pPr>
+      <w:rPr>
+        <w:rFonts w:ascii="Symbol" w:hAnsi="Symbol" w:hint="default"/>
+      </w:rPr>
+    </w:lvl>
+    <w:lvl w:ilvl="7" w:tplc="0C0A0003" w:tentative="1">
+      <w:start w:val="1"/>
+      <w:numFmt w:val="bullet"/>
+      <w:lvlText w:val="o"/>
+      <w:lvlJc w:val="left"/>
+      <w:pPr>
+        <w:ind w:left="5760" w:hanging="360"/>
+      </w:pPr>
+      <w:rPr>
+        <w:rFonts w:ascii="Courier New" w:hAnsi="Courier New" w:cs="Courier New" w:hint="default"/>
+      </w:rPr>
+    </w:lvl>
+    <w:lvl w:ilvl="8" w:tplc="0C0A0005" w:tentative="1">
+      <w:start w:val="1"/>
+      <w:numFmt w:val="bullet"/>
+      <w:lvlText w:val=""/>
+      <w:lvlJc w:val="left"/>
+      <w:pPr>
+        <w:ind w:left="6480" w:hanging="360"/>
+      </w:pPr>
+      <w:rPr>
+        <w:rFonts w:ascii="Wingdings" w:hAnsi="Wingdings" w:hint="default"/>
+      </w:rPr>
+    </w:lvl>
+  </w:abstractNum>
+  <w:abstractNum w:abstractNumId="3" w15:restartNumberingAfterBreak="0">
+    <w:nsid w:val="40E72BF9"/>
+    <w:multiLevelType w:val="multilevel"/>
+    <w:tmpl w:val="72A211FE"/>
+    <w:lvl w:ilvl="0">
+      <w:start w:val="1"/>
+      <w:numFmt w:val="bullet"/>
+      <w:lvlText w:val=""/>
+      <w:lvlJc w:val="left"/>
+      <w:pPr>
+        <w:tabs>
+          <w:tab w:val="num" w:pos="720"/>
+        </w:tabs>
+        <w:ind w:left="720" w:hanging="360"/>
+      </w:pPr>
+      <w:rPr>
+        <w:rFonts w:ascii="Symbol" w:hAnsi="Symbol" w:hint="default"/>
+        <w:sz w:val="20"/>
+      </w:rPr>
+    </w:lvl>
+    <w:lvl w:ilvl="1" w:tentative="1">
+      <w:start w:val="1"/>
+      <w:numFmt w:val="bullet"/>
+      <w:lvlText w:val="o"/>
+      <w:lvlJc w:val="left"/>
+      <w:pPr>
+        <w:tabs>
+          <w:tab w:val="num" w:pos="1440"/>
+        </w:tabs>
+        <w:ind w:left="1440" w:hanging="360"/>
+      </w:pPr>
+      <w:rPr>
+        <w:rFonts w:ascii="Courier New" w:hAnsi="Courier New" w:hint="default"/>
+        <w:sz w:val="20"/>
+      </w:rPr>
+    </w:lvl>
+    <w:lvl w:ilvl="2" w:tentative="1">
+      <w:start w:val="1"/>
+      <w:numFmt w:val="bullet"/>
+      <w:lvlText w:val=""/>
+      <w:lvlJc w:val="left"/>
+      <w:pPr>
+        <w:tabs>
+          <w:tab w:val="num" w:pos="2160"/>
+        </w:tabs>
+        <w:ind w:left="2160" w:hanging="360"/>
+      </w:pPr>
+      <w:rPr>
+        <w:rFonts w:ascii="Wingdings" w:hAnsi="Wingdings" w:hint="default"/>
+        <w:sz w:val="20"/>
+      </w:rPr>
+    </w:lvl>
+    <w:lvl w:ilvl="3" w:tentative="1">
+      <w:start w:val="1"/>
+      <w:numFmt w:val="bullet"/>
+      <w:lvlText w:val=""/>
+      <w:lvlJc w:val="left"/>
+      <w:pPr>
+        <w:tabs>
+          <w:tab w:val="num" w:pos="2880"/>
+        </w:tabs>
+        <w:ind w:left="2880" w:hanging="360"/>
+      </w:pPr>
+      <w:rPr>
+        <w:rFonts w:ascii="Wingdings" w:hAnsi="Wingdings" w:hint="default"/>
+        <w:sz w:val="20"/>
+      </w:rPr>
+    </w:lvl>
+    <w:lvl w:ilvl="4" w:tentative="1">
+      <w:start w:val="1"/>
+      <w:numFmt w:val="bullet"/>
+      <w:lvlText w:val=""/>
+      <w:lvlJc w:val="left"/>
+      <w:pPr>
+        <w:tabs>
+          <w:tab w:val="num" w:pos="3600"/>
+        </w:tabs>
+        <w:ind w:left="3600" w:hanging="360"/>
+      </w:pPr>
+      <w:rPr>
+        <w:rFonts w:ascii="Wingdings" w:hAnsi="Wingdings" w:hint="default"/>
+        <w:sz w:val="20"/>
+      </w:rPr>
+    </w:lvl>
+    <w:lvl w:ilvl="5" w:tentative="1">
+      <w:start w:val="1"/>
+      <w:numFmt w:val="bullet"/>
+      <w:lvlText w:val=""/>
+      <w:lvlJc w:val="left"/>
+      <w:pPr>
+        <w:tabs>
+          <w:tab w:val="num" w:pos="4320"/>
+        </w:tabs>
+        <w:ind w:left="4320" w:hanging="360"/>
+      </w:pPr>
+      <w:rPr>
+        <w:rFonts w:ascii="Wingdings" w:hAnsi="Wingdings" w:hint="default"/>
+        <w:sz w:val="20"/>
+      </w:rPr>
+    </w:lvl>
+    <w:lvl w:ilvl="6" w:tentative="1">
+      <w:start w:val="1"/>
+      <w:numFmt w:val="bullet"/>
+      <w:lvlText w:val=""/>
+      <w:lvlJc w:val="left"/>
+      <w:pPr>
+        <w:tabs>
+          <w:tab w:val="num" w:pos="5040"/>
+        </w:tabs>
+        <w:ind w:left="5040" w:hanging="360"/>
+      </w:pPr>
+      <w:rPr>
+        <w:rFonts w:ascii="Wingdings" w:hAnsi="Wingdings" w:hint="default"/>
+        <w:sz w:val="20"/>
+      </w:rPr>
+    </w:lvl>
+    <w:lvl w:ilvl="7" w:tentative="1">
+      <w:start w:val="1"/>
+      <w:numFmt w:val="bullet"/>
+      <w:lvlText w:val=""/>
+      <w:lvlJc w:val="left"/>
+      <w:pPr>
+        <w:tabs>
+          <w:tab w:val="num" w:pos="5760"/>
+        </w:tabs>
+        <w:ind w:left="5760" w:hanging="360"/>
+      </w:pPr>
+      <w:rPr>
+        <w:rFonts w:ascii="Wingdings" w:hAnsi="Wingdings" w:hint="default"/>
+        <w:sz w:val="20"/>
+      </w:rPr>
+    </w:lvl>
+    <w:lvl w:ilvl="8" w:tentative="1">
+      <w:start w:val="1"/>
+      <w:numFmt w:val="bullet"/>
+      <w:lvlText w:val=""/>
+      <w:lvlJc w:val="left"/>
+      <w:pPr>
+        <w:tabs>
+          <w:tab w:val="num" w:pos="6480"/>
+        </w:tabs>
+        <w:ind w:left="6480" w:hanging="360"/>
+      </w:pPr>
+      <w:rPr>
+        <w:rFonts w:ascii="Wingdings" w:hAnsi="Wingdings" w:hint="default"/>
+        <w:sz w:val="20"/>
+      </w:rPr>
+    </w:lvl>
+  </w:abstractNum>
+  <w:abstractNum w:abstractNumId="4" w15:restartNumberingAfterBreak="0">
+    <w:nsid w:val="6769742C"/>
+    <w:multiLevelType w:val="hybridMultilevel"/>
+    <w:tmpl w:val="FBFEF7EA"/>
+    <w:lvl w:ilvl="0" w:tplc="0C0A0001">
+      <w:start w:val="1"/>
+      <w:numFmt w:val="bullet"/>
+      <w:lvlText w:val=""/>
+      <w:lvlJc w:val="left"/>
+      <w:pPr>
+        <w:ind w:left="720" w:hanging="360"/>
+      </w:pPr>
+      <w:rPr>
+        <w:rFonts w:ascii="Symbol" w:hAnsi="Symbol" w:hint="default"/>
+      </w:rPr>
+    </w:lvl>
+    <w:lvl w:ilvl="1" w:tplc="0C0A0003" w:tentative="1">
+      <w:start w:val="1"/>
+      <w:numFmt w:val="bullet"/>
+      <w:lvlText w:val="o"/>
+      <w:lvlJc w:val="left"/>
+      <w:pPr>
+        <w:ind w:left="1440" w:hanging="360"/>
+      </w:pPr>
+      <w:rPr>
+        <w:rFonts w:ascii="Courier New" w:hAnsi="Courier New" w:cs="Courier New" w:hint="default"/>
+      </w:rPr>
+    </w:lvl>
+    <w:lvl w:ilvl="2" w:tplc="0C0A0005" w:tentative="1">
+      <w:start w:val="1"/>
+      <w:numFmt w:val="bullet"/>
+      <w:lvlText w:val=""/>
+      <w:lvlJc w:val="left"/>
+      <w:pPr>
+        <w:ind w:left="2160" w:hanging="360"/>
+      </w:pPr>
+      <w:rPr>
+        <w:rFonts w:ascii="Wingdings" w:hAnsi="Wingdings" w:hint="default"/>
+      </w:rPr>
+    </w:lvl>
+    <w:lvl w:ilvl="3" w:tplc="0C0A0001" w:tentative="1">
+      <w:start w:val="1"/>
+      <w:numFmt w:val="bullet"/>
+      <w:lvlText w:val=""/>
+      <w:lvlJc w:val="left"/>
+      <w:pPr>
+        <w:ind w:left="2880" w:hanging="360"/>
+      </w:pPr>
+      <w:rPr>
+        <w:rFonts w:ascii="Symbol" w:hAnsi="Symbol" w:hint="default"/>
+      </w:rPr>
+    </w:lvl>
+    <w:lvl w:ilvl="4" w:tplc="0C0A0003" w:tentative="1">
+      <w:start w:val="1"/>
+      <w:numFmt w:val="bullet"/>
+      <w:lvlText w:val="o"/>
+      <w:lvlJc w:val="left"/>
+      <w:pPr>
+        <w:ind w:left="3600" w:hanging="360"/>
+      </w:pPr>
+      <w:rPr>
+        <w:rFonts w:ascii="Courier New" w:hAnsi="Courier New" w:cs="Courier New" w:hint="default"/>
+      </w:rPr>
+    </w:lvl>
+    <w:lvl w:ilvl="5" w:tplc="0C0A0005" w:tentative="1">
+      <w:start w:val="1"/>
+      <w:numFmt w:val="bullet"/>
+      <w:lvlText w:val=""/>
+      <w:lvlJc w:val="left"/>
+      <w:pPr>
+        <w:ind w:left="4320" w:hanging="360"/>
+      </w:pPr>
+      <w:rPr>
+        <w:rFonts w:ascii="Wingdings" w:hAnsi="Wingdings" w:hint="default"/>
+      </w:rPr>
+    </w:lvl>
+    <w:lvl w:ilvl="6" w:tplc="0C0A0001" w:tentative="1">
+      <w:start w:val="1"/>
+      <w:numFmt w:val="bullet"/>
+      <w:lvlText w:val=""/>
+      <w:lvlJc w:val="left"/>
+      <w:pPr>
+        <w:ind w:left="5040" w:hanging="360"/>
+      </w:pPr>
+      <w:rPr>
+        <w:rFonts w:ascii="Symbol" w:hAnsi="Symbol" w:hint="default"/>
+      </w:rPr>
+    </w:lvl>
+    <w:lvl w:ilvl="7" w:tplc="0C0A0003" w:tentative="1">
+      <w:start w:val="1"/>
+      <w:numFmt w:val="bullet"/>
+      <w:lvlText w:val="o"/>
+      <w:lvlJc w:val="left"/>
+      <w:pPr>
+        <w:ind w:left="5760" w:hanging="360"/>
+      </w:pPr>
+      <w:rPr>
+        <w:rFonts w:ascii="Courier New" w:hAnsi="Courier New" w:cs="Courier New" w:hint="default"/>
+      </w:rPr>
+    </w:lvl>
+    <w:lvl w:ilvl="8" w:tplc="0C0A0005" w:tentative="1">
+      <w:start w:val="1"/>
+      <w:numFmt w:val="bullet"/>
+      <w:lvlText w:val=""/>
+      <w:lvlJc w:val="left"/>
+      <w:pPr>
+        <w:ind w:left="6480" w:hanging="360"/>
+      </w:pPr>
+      <w:rPr>
+        <w:rFonts w:ascii="Wingdings" w:hAnsi="Wingdings" w:hint="default"/>
+      </w:rPr>
+    </w:lvl>
+  </w:abstractNum>
+  <w:abstractNum w:abstractNumId="5" w15:restartNumberingAfterBreak="0">
     <w:nsid w:val="718426BB"/>
     <w:multiLevelType w:val="hybridMultilevel"/>
     <w:tmpl w:val="55B0B178"/>
@@ -308,7 +3437,22 @@
     </w:lvl>
   </w:abstractNum>
   <w:num w:numId="1" w16cid:durableId="1059549789">
+    <w:abstractNumId w:val="5"/>
+  </w:num>
+  <w:num w:numId="2" w16cid:durableId="401829355">
     <w:abstractNumId w:val="0"/>
+  </w:num>
+  <w:num w:numId="3" w16cid:durableId="1317107586">
+    <w:abstractNumId w:val="3"/>
+  </w:num>
+  <w:num w:numId="4" w16cid:durableId="2109420517">
+    <w:abstractNumId w:val="1"/>
+  </w:num>
+  <w:num w:numId="5" w16cid:durableId="339478445">
+    <w:abstractNumId w:val="2"/>
+  </w:num>
+  <w:num w:numId="6" w16cid:durableId="1109550159">
+    <w:abstractNumId w:val="4"/>
   </w:num>
 </w:numbering>
 </file>
@@ -1229,6 +4373,50 @@
       <w:spacing w:val="5"/>
     </w:rPr>
   </w:style>
+  <w:style w:type="paragraph" w:styleId="NormalWeb">
+    <w:name w:val="Normal (Web)"/>
+    <w:basedOn w:val="Normal"/>
+    <w:uiPriority w:val="99"/>
+    <w:semiHidden/>
+    <w:unhideWhenUsed/>
+    <w:rsid w:val="00763EAB"/>
+    <w:pPr>
+      <w:spacing w:before="100" w:beforeAutospacing="1" w:after="100" w:afterAutospacing="1" w:line="240" w:lineRule="auto"/>
+    </w:pPr>
+    <w:rPr>
+      <w:rFonts w:ascii="Times New Roman" w:eastAsia="Times New Roman" w:hAnsi="Times New Roman" w:cs="Times New Roman"/>
+      <w:kern w:val="0"/>
+      <w:lang w:eastAsia="es-ES"/>
+      <w14:ligatures w14:val="none"/>
+    </w:rPr>
+  </w:style>
+  <w:style w:type="character" w:styleId="Textoennegrita">
+    <w:name w:val="Strong"/>
+    <w:basedOn w:val="Fuentedeprrafopredeter"/>
+    <w:uiPriority w:val="22"/>
+    <w:qFormat/>
+    <w:rsid w:val="00763EAB"/>
+    <w:rPr>
+      <w:b/>
+      <w:bCs/>
+    </w:rPr>
+  </w:style>
+  <w:style w:type="paragraph" w:customStyle="1" w:styleId="Default">
+    <w:name w:val="Default"/>
+    <w:rsid w:val="00002B23"/>
+    <w:pPr>
+      <w:autoSpaceDE w:val="0"/>
+      <w:autoSpaceDN w:val="0"/>
+      <w:adjustRightInd w:val="0"/>
+      <w:spacing w:after="0" w:line="240" w:lineRule="auto"/>
+    </w:pPr>
+    <w:rPr>
+      <w:rFonts w:ascii="Century Gothic" w:hAnsi="Century Gothic" w:cs="Century Gothic"/>
+      <w:color w:val="000000"/>
+      <w:kern w:val="0"/>
+      <w14:ligatures w14:val="none"/>
+    </w:rPr>
+  </w:style>
 </w:styles>
 </file>
 

--- a/IPE2/Primera plantilla.docx
+++ b/IPE2/Primera plantilla.docx
@@ -2,6 +2,38 @@
 <file path=word/document.xml><?xml version="1.0" encoding="utf-8"?>
 <w:document xmlns:wpc="http://schemas.microsoft.com/office/word/2010/wordprocessingCanvas" xmlns:cx="http://schemas.microsoft.com/office/drawing/2014/chartex" xmlns:cx1="http://schemas.microsoft.com/office/drawing/2015/9/8/chartex" xmlns:cx2="http://schemas.microsoft.com/office/drawing/2015/10/21/chartex" xmlns:cx3="http://schemas.microsoft.com/office/drawing/2016/5/9/chartex" xmlns:cx4="http://schemas.microsoft.com/office/drawing/2016/5/10/chartex" xmlns:cx5="http://schemas.microsoft.com/office/drawing/2016/5/11/chartex" xmlns:cx6="http://schemas.microsoft.com/office/drawing/2016/5/12/chartex" xmlns:cx7="http://schemas.microsoft.com/office/drawing/2016/5/13/chartex" xmlns:cx8="http://schemas.microsoft.com/office/drawing/2016/5/14/chartex" xmlns:mc="http://schemas.openxmlformats.org/markup-compatibility/2006" xmlns:aink="http://schemas.microsoft.com/office/drawing/2016/ink" xmlns:am3d="http://schemas.microsoft.com/office/drawing/2017/model3d" xmlns:o="urn:schemas-microsoft-com:office:office" xmlns:oel="http://schemas.microsoft.com/office/2019/extlst" xmlns:r="http://schemas.openxmlformats.org/officeDocument/2006/relationships" xmlns:m="http://schemas.openxmlformats.org/officeDocument/2006/math" xmlns:v="urn:schemas-microsoft-com:vml" xmlns:wp14="http://schemas.microsoft.com/office/word/2010/wordprocessingDrawing" xmlns:wp="http://schemas.openxmlformats.org/drawingml/2006/wordprocessingDrawing" xmlns:w10="urn:schemas-microsoft-com:office:word" xmlns:w="http://schemas.openxmlformats.org/wordprocessingml/2006/main" xmlns:w14="http://schemas.microsoft.com/office/word/2010/wordml" xmlns:w15="http://schemas.microsoft.com/office/word/2012/wordml" xmlns:w16cex="http://schemas.microsoft.com/office/word/2018/wordml/cex" xmlns:w16cid="http://schemas.microsoft.com/office/word/2016/wordml/cid" xmlns:w16="http://schemas.microsoft.com/office/word/2018/wordml" xmlns:w16du="http://schemas.microsoft.com/office/word/2023/wordml/word16du" xmlns:w16sdtdh="http://schemas.microsoft.com/office/word/2020/wordml/sdtdatahash" xmlns:w16sdtfl="http://schemas.microsoft.com/office/word/2024/wordml/sdtformatlock" xmlns:w16se="http://schemas.microsoft.com/office/word/2015/wordml/symex" xmlns:wpg="http://schemas.microsoft.com/office/word/2010/wordprocessingGroup" xmlns:wpi="http://schemas.microsoft.com/office/word/2010/wordprocessingInk" xmlns:wne="http://schemas.microsoft.com/office/word/2006/wordml" xmlns:wps="http://schemas.microsoft.com/office/word/2010/wordprocessingShape" mc:Ignorable="w14 w15 w16se w16cid w16 w16cex w16sdtdh w16sdtfl w16du wp14">
   <w:body>
+    <w:p>
+      <w:pPr>
+        <w:rPr>
+          <w:b/>
+          <w:bCs/>
+          <w:u w:val="single"/>
+        </w:rPr>
+      </w:pPr>
+      <w:r>
+        <w:rPr>
+          <w:b/>
+          <w:bCs/>
+        </w:rPr>
+        <w:br w:type="page"/>
+      </w:r>
+    </w:p>
+    <w:p>
+      <w:pPr>
+        <w:rPr>
+          <w:b/>
+          <w:bCs/>
+        </w:rPr>
+      </w:pPr>
+      <w:r>
+        <w:rPr>
+          <w:b/>
+          <w:bCs/>
+        </w:rPr>
+        <w:lastRenderedPageBreak/>
+        <w:br w:type="page"/>
+      </w:r>
+    </w:p>
     <w:p>
       <w:pPr>
         <w:pStyle w:val="Prrafodelista"/>
@@ -19,6 +51,7 @@
           <w:b/>
           <w:bCs/>
         </w:rPr>
+        <w:lastRenderedPageBreak/>
         <w:t>DENOMINACIÓN COMERCIAL DEL NEGOCIO.</w:t>
       </w:r>
     </w:p>
@@ -298,9 +331,6 @@
     <w:p>
       <w:pPr>
         <w:pStyle w:val="Prrafodelista"/>
-        <w:rPr>
-          <w:lang w:val="ru-RU"/>
-        </w:rPr>
       </w:pPr>
       <w:r>
         <w:t xml:space="preserve">Esta aplicación no va a ser como las demás. Mi objetivo es crear una herramienta verdaderamente útil para los negocios de hostelería, adaptada a las necesidades reales de cada local. Soy estudiante del Grado Superior en Desarrollo de Aplicaciones Multiplataforma en Aula Campus, y desde hace tiempo me apasiona el desarrollo de software y la forma en que la tecnología puede mejorar el trabajo diario en los </w:t>
@@ -381,31 +411,7 @@
           <w:sz w:val="22"/>
           <w:szCs w:val="22"/>
         </w:rPr>
-        <w:t>5</w:t>
-      </w:r>
-      <w:r>
-        <w:rPr>
-          <w:rFonts w:asciiTheme="minorHAnsi" w:hAnsiTheme="minorHAnsi"/>
-          <w:sz w:val="22"/>
-          <w:szCs w:val="22"/>
-        </w:rPr>
-        <w:t>.1</w:t>
-      </w:r>
-      <w:r>
-        <w:rPr>
-          <w:rFonts w:asciiTheme="minorHAnsi" w:hAnsiTheme="minorHAnsi"/>
-          <w:sz w:val="22"/>
-          <w:szCs w:val="22"/>
-        </w:rPr>
-        <w:t>.1</w:t>
-      </w:r>
-      <w:r>
-        <w:rPr>
-          <w:rFonts w:asciiTheme="minorHAnsi" w:hAnsiTheme="minorHAnsi"/>
-          <w:sz w:val="22"/>
-          <w:szCs w:val="22"/>
-        </w:rPr>
-        <w:t xml:space="preserve"> ¿Cuál es el tamaño actual del mercado? </w:t>
+        <w:t xml:space="preserve">5.1.1 ¿Cuál es el tamaño actual del mercado? </w:t>
       </w:r>
     </w:p>
     <w:p>
@@ -471,15 +477,7 @@
           <w:sz w:val="22"/>
           <w:szCs w:val="22"/>
         </w:rPr>
-        <w:t>5</w:t>
-      </w:r>
-      <w:r>
-        <w:rPr>
-          <w:rFonts w:asciiTheme="minorHAnsi" w:hAnsiTheme="minorHAnsi"/>
-          <w:sz w:val="22"/>
-          <w:szCs w:val="22"/>
-        </w:rPr>
-        <w:t xml:space="preserve">.1.2 ¿Cuáles son las previsiones y el potencial de crecimiento del sector? </w:t>
+        <w:t xml:space="preserve">5.1.2 ¿Cuáles son las previsiones y el potencial de crecimiento del sector? </w:t>
       </w:r>
     </w:p>
     <w:p>
@@ -585,15 +583,7 @@
           <w:sz w:val="22"/>
           <w:szCs w:val="22"/>
         </w:rPr>
-        <w:t>5</w:t>
-      </w:r>
-      <w:r>
-        <w:rPr>
-          <w:rFonts w:asciiTheme="minorHAnsi" w:hAnsiTheme="minorHAnsi"/>
-          <w:sz w:val="22"/>
-          <w:szCs w:val="22"/>
-        </w:rPr>
-        <w:t xml:space="preserve">.1.4 ¿Existen factores que puedan influenciar la actual estructura del mercado? </w:t>
+        <w:t xml:space="preserve">5.1.4 ¿Existen factores que puedan influenciar la actual estructura del mercado? </w:t>
       </w:r>
     </w:p>
     <w:p>
@@ -737,15 +727,7 @@
           <w:sz w:val="22"/>
           <w:szCs w:val="22"/>
         </w:rPr>
-        <w:t>5</w:t>
-      </w:r>
-      <w:r>
-        <w:rPr>
-          <w:rFonts w:asciiTheme="minorHAnsi" w:hAnsiTheme="minorHAnsi"/>
-          <w:sz w:val="22"/>
-          <w:szCs w:val="22"/>
-        </w:rPr>
-        <w:t>.1.5 Evaluación de la competencia existente en el mercado</w:t>
+        <w:t>5.1.5 Evaluación de la competencia existente en el mercado</w:t>
       </w:r>
     </w:p>
     <w:p>
@@ -921,15 +903,7 @@
           <w:sz w:val="22"/>
           <w:szCs w:val="22"/>
         </w:rPr>
-        <w:t>5</w:t>
-      </w:r>
-      <w:r>
-        <w:rPr>
-          <w:rFonts w:asciiTheme="minorHAnsi" w:hAnsiTheme="minorHAnsi"/>
-          <w:sz w:val="22"/>
-          <w:szCs w:val="22"/>
-        </w:rPr>
-        <w:t xml:space="preserve">.1.6 ¿Ante qué barreras de entrada nos encontramos? ¿Cómo las podríamos solventar? </w:t>
+        <w:t xml:space="preserve">5.1.6 ¿Ante qué barreras de entrada nos encontramos? ¿Cómo las podríamos solventar? </w:t>
       </w:r>
     </w:p>
     <w:p>
@@ -1062,15 +1036,7 @@
           <w:sz w:val="22"/>
           <w:szCs w:val="22"/>
         </w:rPr>
-        <w:t>5</w:t>
-      </w:r>
-      <w:r>
-        <w:rPr>
-          <w:rFonts w:asciiTheme="minorHAnsi" w:hAnsiTheme="minorHAnsi"/>
-          <w:sz w:val="22"/>
-          <w:szCs w:val="22"/>
-        </w:rPr>
-        <w:t xml:space="preserve">.1.7 ¿Cuál es nuestro público objetivo? Estudio del segmento social que compra habitualmente nuestro producto/servicio: edad, poder adquisitivo, nivel cultural, etc. </w:t>
+        <w:t xml:space="preserve">5.1.7 ¿Cuál es nuestro público objetivo? Estudio del segmento social que compra habitualmente nuestro producto/servicio: edad, poder adquisitivo, nivel cultural, etc. </w:t>
       </w:r>
     </w:p>
     <w:p>
@@ -1148,15 +1114,7 @@
           <w:sz w:val="22"/>
           <w:szCs w:val="22"/>
         </w:rPr>
-        <w:t>5</w:t>
-      </w:r>
-      <w:r>
-        <w:rPr>
-          <w:rFonts w:asciiTheme="minorHAnsi" w:hAnsiTheme="minorHAnsi"/>
-          <w:sz w:val="22"/>
-          <w:szCs w:val="22"/>
-        </w:rPr>
-        <w:t>.1.8 Evaluación de la necesidad de compra de nuestro producto/servicio por parte de la clientela. ¿Es de uso imprescindible?</w:t>
+        <w:t>5.1.8 Evaluación de la necesidad de compra de nuestro producto/servicio por parte de la clientela. ¿Es de uso imprescindible?</w:t>
       </w:r>
     </w:p>
     <w:p>
@@ -1225,15 +1183,7 @@
           <w:sz w:val="22"/>
           <w:szCs w:val="22"/>
         </w:rPr>
-        <w:t>5</w:t>
-      </w:r>
-      <w:r>
-        <w:rPr>
-          <w:rFonts w:asciiTheme="minorHAnsi" w:hAnsiTheme="minorHAnsi"/>
-          <w:sz w:val="22"/>
-          <w:szCs w:val="22"/>
-        </w:rPr>
-        <w:t>.1.9</w:t>
+        <w:t>5.1.9</w:t>
       </w:r>
       <w:r>
         <w:rPr>
@@ -1327,15 +1277,7 @@
           <w:sz w:val="23"/>
           <w:szCs w:val="23"/>
         </w:rPr>
-        <w:t>5</w:t>
-      </w:r>
-      <w:r>
-        <w:rPr>
-          <w:rFonts w:asciiTheme="minorHAnsi" w:hAnsiTheme="minorHAnsi"/>
-          <w:sz w:val="23"/>
-          <w:szCs w:val="23"/>
-        </w:rPr>
-        <w:t xml:space="preserve">.2. Análisis DAFO </w:t>
+        <w:t xml:space="preserve">5.2. Análisis DAFO </w:t>
       </w:r>
     </w:p>
     <w:tbl>
@@ -2698,6 +2640,2769 @@
         </w:drawing>
       </w:r>
     </w:p>
+    <w:p>
+      <w:pPr>
+        <w:rPr>
+          <w:b/>
+          <w:bCs/>
+        </w:rPr>
+      </w:pPr>
+      <w:r>
+        <w:rPr>
+          <w:b/>
+          <w:bCs/>
+        </w:rPr>
+        <w:t>1. ANÁLISIS DE PRODUCTOS/SERVICIOS. LÍNEAS DE NEGOCIO Y NECESIDADES QUE SATISFACEN</w:t>
+      </w:r>
+    </w:p>
+    <w:p>
+      <w:proofErr w:type="spellStart"/>
+      <w:r>
+        <w:t>Orderly</w:t>
+      </w:r>
+      <w:proofErr w:type="spellEnd"/>
+      <w:r>
+        <w:t xml:space="preserve"> es una aplicación integral para la gestión digital de establecimientos de hostelería, especialmente enfocada en bares, cafeterías y pequeños restaurantes. Su finalidad es optimizar los procesos operativos, reducir errores y facilitar la comunicación entre los diferentes departamentos del negocio (sala, barra, cocina y administración).</w:t>
+      </w:r>
+    </w:p>
+    <w:p>
+      <w:r>
+        <w:t>La propuesta se basa en ofrecer una solución tecnológica completa, intuitiva y personalizable, adaptada a las necesidades reales de cada cliente y con capacidad de crecer junto al negocio.</w:t>
+      </w:r>
+    </w:p>
+    <w:p>
+      <w:r>
+        <w:t>Líneas de producto y servicios</w:t>
+      </w:r>
+    </w:p>
+    <w:p>
+      <w:proofErr w:type="spellStart"/>
+      <w:r>
+        <w:t>Orderly</w:t>
+      </w:r>
+      <w:proofErr w:type="spellEnd"/>
+      <w:r>
+        <w:t xml:space="preserve"> está formada por tres componentes principales interconectados, que trabajan en sincronía a través de la nube:</w:t>
+      </w:r>
+    </w:p>
+    <w:p>
+      <w:pPr>
+        <w:numPr>
+          <w:ilvl w:val="0"/>
+          <w:numId w:val="7"/>
+        </w:numPr>
+      </w:pPr>
+      <w:r>
+        <w:t>Aplicación móvil para el personal de servicio</w:t>
+      </w:r>
+      <w:r>
+        <w:br/>
+        <w:t>Diseñada para camareros y personal de sala, permite tomar pedidos directamente desde las mesas, modificarlos, añadir observaciones y enviarlos instantáneamente al sistema central.</w:t>
+      </w:r>
+      <w:r>
+        <w:br/>
+      </w:r>
+      <w:r>
+        <w:rPr>
+          <w:i/>
+          <w:iCs/>
+        </w:rPr>
+        <w:t>Necesidad que satisface:</w:t>
+      </w:r>
+      <w:r>
+        <w:t xml:space="preserve"> agilizar la atención al cliente, reducir los tiempos de espera y evitar errores de comunicación entre el personal.</w:t>
+      </w:r>
+    </w:p>
+    <w:p>
+      <w:pPr>
+        <w:numPr>
+          <w:ilvl w:val="0"/>
+          <w:numId w:val="7"/>
+        </w:numPr>
+      </w:pPr>
+      <w:r>
+        <w:t xml:space="preserve">Interfaz de barra y cocina (versión para </w:t>
+      </w:r>
+      <w:proofErr w:type="spellStart"/>
+      <w:r>
+        <w:t>tablet</w:t>
+      </w:r>
+      <w:proofErr w:type="spellEnd"/>
+      <w:r>
+        <w:t>)</w:t>
+      </w:r>
+      <w:r>
+        <w:br/>
+        <w:t xml:space="preserve">Muestra todos los pedidos recibidos en tiempo real, con su estado y las actualizaciones correspondientes. Los cocineros y </w:t>
+      </w:r>
+      <w:proofErr w:type="spellStart"/>
+      <w:r>
+        <w:t>bartenders</w:t>
+      </w:r>
+      <w:proofErr w:type="spellEnd"/>
+      <w:r>
+        <w:t xml:space="preserve"> pueden marcar los pedidos como completados, lo que actualiza automáticamente la información en el resto de </w:t>
+      </w:r>
+      <w:proofErr w:type="gramStart"/>
+      <w:r>
+        <w:t>dispositivos</w:t>
+      </w:r>
+      <w:proofErr w:type="gramEnd"/>
+      <w:r>
+        <w:t>.</w:t>
+      </w:r>
+      <w:r>
+        <w:br/>
+      </w:r>
+      <w:r>
+        <w:rPr>
+          <w:i/>
+          <w:iCs/>
+        </w:rPr>
+        <w:lastRenderedPageBreak/>
+        <w:t>Necesidad que satisface:</w:t>
+      </w:r>
+      <w:r>
+        <w:t xml:space="preserve"> coordinación eficiente entre cocina, barra y sala, garantizando un servicio fluido y sin confusiones.</w:t>
+      </w:r>
+    </w:p>
+    <w:p>
+      <w:pPr>
+        <w:numPr>
+          <w:ilvl w:val="0"/>
+          <w:numId w:val="7"/>
+        </w:numPr>
+      </w:pPr>
+      <w:r>
+        <w:t>Panel de gestión en PC (núcleo central del sistema)</w:t>
+      </w:r>
+      <w:r>
+        <w:br/>
+        <w:t>Es el centro operativo del software, accesible no solo para el propietario, sino también para los encargados o jefes de turno. Desde este panel se puede:</w:t>
+      </w:r>
+    </w:p>
+    <w:p>
+      <w:pPr>
+        <w:numPr>
+          <w:ilvl w:val="1"/>
+          <w:numId w:val="7"/>
+        </w:numPr>
+      </w:pPr>
+      <w:r>
+        <w:t>Supervisar el estado de pedidos en tiempo real.</w:t>
+      </w:r>
+    </w:p>
+    <w:p>
+      <w:pPr>
+        <w:numPr>
+          <w:ilvl w:val="1"/>
+          <w:numId w:val="7"/>
+        </w:numPr>
+      </w:pPr>
+      <w:r>
+        <w:t>Gestionar inventarios y stock de productos.</w:t>
+      </w:r>
+    </w:p>
+    <w:p>
+      <w:pPr>
+        <w:numPr>
+          <w:ilvl w:val="1"/>
+          <w:numId w:val="7"/>
+        </w:numPr>
+      </w:pPr>
+      <w:r>
+        <w:t>Registrar compras a proveedores.</w:t>
+      </w:r>
+    </w:p>
+    <w:p>
+      <w:pPr>
+        <w:numPr>
+          <w:ilvl w:val="1"/>
+          <w:numId w:val="7"/>
+        </w:numPr>
+      </w:pPr>
+      <w:r>
+        <w:t>Analizar estadísticas de ventas y rendimiento del negocio.</w:t>
+      </w:r>
+    </w:p>
+    <w:p>
+      <w:pPr>
+        <w:numPr>
+          <w:ilvl w:val="1"/>
+          <w:numId w:val="7"/>
+        </w:numPr>
+      </w:pPr>
+      <w:r>
+        <w:t>Configurar menús, precios, usuarios y permisos de acceso.</w:t>
+      </w:r>
+    </w:p>
+    <w:p>
+      <w:r>
+        <w:rPr>
+          <w:i/>
+          <w:iCs/>
+        </w:rPr>
+        <w:t>Necesidad que satisface:</w:t>
+      </w:r>
+      <w:r>
+        <w:t xml:space="preserve"> control total y centralizado del establecimiento, toma de decisiones basada en datos, coordinación general del equipo y optimización de los recursos.</w:t>
+      </w:r>
+    </w:p>
+    <w:p>
+      <w:r>
+        <w:t>Servicios complementarios</w:t>
+      </w:r>
+    </w:p>
+    <w:p>
+      <w:r>
+        <w:t xml:space="preserve">Además del software principal, </w:t>
+      </w:r>
+      <w:proofErr w:type="spellStart"/>
+      <w:r>
+        <w:t>Orderly</w:t>
+      </w:r>
+      <w:proofErr w:type="spellEnd"/>
+      <w:r>
+        <w:t xml:space="preserve"> ofrece una gama de servicios adicionales que aportan valor añadido al cliente:</w:t>
+      </w:r>
+    </w:p>
+    <w:p>
+      <w:pPr>
+        <w:numPr>
+          <w:ilvl w:val="0"/>
+          <w:numId w:val="8"/>
+        </w:numPr>
+      </w:pPr>
+      <w:r>
+        <w:t>Personalización del sistema según el tipo y tamaño del establecimiento.</w:t>
+      </w:r>
+    </w:p>
+    <w:p>
+      <w:pPr>
+        <w:numPr>
+          <w:ilvl w:val="0"/>
+          <w:numId w:val="8"/>
+        </w:numPr>
+      </w:pPr>
+      <w:r>
+        <w:t>Formación inicial al personal para garantizar un uso eficaz y rápido.</w:t>
+      </w:r>
+    </w:p>
+    <w:p>
+      <w:pPr>
+        <w:numPr>
+          <w:ilvl w:val="0"/>
+          <w:numId w:val="8"/>
+        </w:numPr>
+      </w:pPr>
+      <w:r>
+        <w:t>Soporte técnico continuo, tanto remoto como presencial.</w:t>
+      </w:r>
+    </w:p>
+    <w:p>
+      <w:pPr>
+        <w:numPr>
+          <w:ilvl w:val="0"/>
+          <w:numId w:val="8"/>
+        </w:numPr>
+      </w:pPr>
+      <w:r>
+        <w:t>Actualizaciones automáticas con mejoras de seguridad y nuevas funciones.</w:t>
+      </w:r>
+    </w:p>
+    <w:p>
+      <w:pPr>
+        <w:numPr>
+          <w:ilvl w:val="0"/>
+          <w:numId w:val="8"/>
+        </w:numPr>
+      </w:pPr>
+      <w:r>
+        <w:t>Integración con proveedores externos, permitiendo automatizar pedidos y reposiciones.</w:t>
+      </w:r>
+    </w:p>
+    <w:p>
+      <w:r>
+        <w:t>Familias de productos</w:t>
+      </w:r>
+    </w:p>
+    <w:tbl>
+      <w:tblPr>
+        <w:tblStyle w:val="Tablaconcuadrcula"/>
+        <w:tblW w:w="0" w:type="auto"/>
+        <w:tblLook w:val="04A0" w:firstRow="1" w:lastRow="0" w:firstColumn="1" w:lastColumn="0" w:noHBand="0" w:noVBand="1"/>
+      </w:tblPr>
+      <w:tblGrid>
+        <w:gridCol w:w="1257"/>
+        <w:gridCol w:w="5019"/>
+        <w:gridCol w:w="2218"/>
+      </w:tblGrid>
+      <w:tr>
+        <w:tc>
+          <w:tcPr>
+            <w:tcW w:w="1271" w:type="dxa"/>
+            <w:vAlign w:val="center"/>
+          </w:tcPr>
+          <w:p>
+            <w:r>
+              <w:t>Familia</w:t>
+            </w:r>
+          </w:p>
+        </w:tc>
+        <w:tc>
+          <w:tcPr>
+            <w:tcW w:w="5245" w:type="dxa"/>
+            <w:vAlign w:val="center"/>
+          </w:tcPr>
+          <w:p>
+            <w:r>
+              <w:t>Descripción</w:t>
+            </w:r>
+          </w:p>
+        </w:tc>
+        <w:tc>
+          <w:tcPr>
+            <w:tcW w:w="2261" w:type="dxa"/>
+            <w:vAlign w:val="center"/>
+          </w:tcPr>
+          <w:p>
+            <w:r>
+              <w:t>Público objetivo</w:t>
+            </w:r>
+          </w:p>
+        </w:tc>
+      </w:tr>
+      <w:tr>
+        <w:tc>
+          <w:tcPr>
+            <w:tcW w:w="1271" w:type="dxa"/>
+            <w:vAlign w:val="center"/>
+          </w:tcPr>
+          <w:p>
+            <w:proofErr w:type="spellStart"/>
+            <w:r>
+              <w:t>Orderly</w:t>
+            </w:r>
+            <w:proofErr w:type="spellEnd"/>
+            <w:r>
+              <w:t xml:space="preserve"> Básico</w:t>
+            </w:r>
+          </w:p>
+        </w:tc>
+        <w:tc>
+          <w:tcPr>
+            <w:tcW w:w="5245" w:type="dxa"/>
+            <w:vAlign w:val="center"/>
+          </w:tcPr>
+          <w:p>
+            <w:r>
+              <w:t>Versión con las funciones esenciales: gestión de pedidos, comunicación sala-cocina y control básico de inventario.</w:t>
+            </w:r>
+          </w:p>
+        </w:tc>
+        <w:tc>
+          <w:tcPr>
+            <w:tcW w:w="2261" w:type="dxa"/>
+            <w:vAlign w:val="center"/>
+          </w:tcPr>
+          <w:p>
+            <w:r>
+              <w:t>Bares y cafeterías pequeñas.</w:t>
+            </w:r>
+          </w:p>
+        </w:tc>
+      </w:tr>
+      <w:tr>
+        <w:tc>
+          <w:tcPr>
+            <w:tcW w:w="1271" w:type="dxa"/>
+            <w:vAlign w:val="center"/>
+          </w:tcPr>
+          <w:p>
+            <w:proofErr w:type="spellStart"/>
+            <w:r>
+              <w:t>Orderly</w:t>
+            </w:r>
+            <w:proofErr w:type="spellEnd"/>
+            <w:r>
+              <w:t xml:space="preserve"> Pro</w:t>
+            </w:r>
+          </w:p>
+        </w:tc>
+        <w:tc>
+          <w:tcPr>
+            <w:tcW w:w="5245" w:type="dxa"/>
+            <w:vAlign w:val="center"/>
+          </w:tcPr>
+          <w:p>
+            <w:r>
+              <w:t>Incluye informes automáticos, estadísticas de ventas, control avanzado de stock y conexión multiusuario.</w:t>
+            </w:r>
+          </w:p>
+        </w:tc>
+        <w:tc>
+          <w:tcPr>
+            <w:tcW w:w="2261" w:type="dxa"/>
+            <w:vAlign w:val="center"/>
+          </w:tcPr>
+          <w:p>
+            <w:r>
+              <w:t>Restaurantes medianos y locales con varios empleados.</w:t>
+            </w:r>
+          </w:p>
+        </w:tc>
+      </w:tr>
+      <w:tr>
+        <w:tc>
+          <w:tcPr>
+            <w:tcW w:w="1271" w:type="dxa"/>
+            <w:vAlign w:val="center"/>
+          </w:tcPr>
+          <w:p>
+            <w:proofErr w:type="spellStart"/>
+            <w:r>
+              <w:lastRenderedPageBreak/>
+              <w:t>Orderly</w:t>
+            </w:r>
+            <w:proofErr w:type="spellEnd"/>
+            <w:r>
+              <w:t xml:space="preserve"> </w:t>
+            </w:r>
+            <w:proofErr w:type="spellStart"/>
+            <w:r>
+              <w:t>Custom</w:t>
+            </w:r>
+            <w:proofErr w:type="spellEnd"/>
+          </w:p>
+        </w:tc>
+        <w:tc>
+          <w:tcPr>
+            <w:tcW w:w="5245" w:type="dxa"/>
+            <w:vAlign w:val="center"/>
+          </w:tcPr>
+          <w:p>
+            <w:r>
+              <w:t>Sistema totalmente adaptado a las necesidades del cliente, con integración de módulos adicionales y funciones exclusivas.</w:t>
+            </w:r>
+          </w:p>
+        </w:tc>
+        <w:tc>
+          <w:tcPr>
+            <w:tcW w:w="2261" w:type="dxa"/>
+            <w:vAlign w:val="center"/>
+          </w:tcPr>
+          <w:p>
+            <w:r>
+              <w:t>Cadenas locales, hoteles o franquicias.</w:t>
+            </w:r>
+          </w:p>
+        </w:tc>
+      </w:tr>
+    </w:tbl>
+    <w:p/>
+    <w:p>
+      <w:r>
+        <w:t>Necesidades que satisface</w:t>
+      </w:r>
+    </w:p>
+    <w:p>
+      <w:proofErr w:type="spellStart"/>
+      <w:r>
+        <w:t>Orderly</w:t>
+      </w:r>
+      <w:proofErr w:type="spellEnd"/>
+      <w:r>
+        <w:t xml:space="preserve"> está diseñada para resolver las principales carencias del sector hostelero actual:</w:t>
+      </w:r>
+    </w:p>
+    <w:p>
+      <w:pPr>
+        <w:numPr>
+          <w:ilvl w:val="0"/>
+          <w:numId w:val="9"/>
+        </w:numPr>
+      </w:pPr>
+      <w:r>
+        <w:t>Digitalización y automatización de los procesos internos.</w:t>
+      </w:r>
+    </w:p>
+    <w:p>
+      <w:pPr>
+        <w:numPr>
+          <w:ilvl w:val="0"/>
+          <w:numId w:val="9"/>
+        </w:numPr>
+      </w:pPr>
+      <w:r>
+        <w:t>Reducción de errores humanos y mejora de la comunicación entre áreas.</w:t>
+      </w:r>
+    </w:p>
+    <w:p>
+      <w:pPr>
+        <w:numPr>
+          <w:ilvl w:val="0"/>
+          <w:numId w:val="9"/>
+        </w:numPr>
+      </w:pPr>
+      <w:r>
+        <w:t>Control integral del negocio desde cualquier dispositivo.</w:t>
+      </w:r>
+    </w:p>
+    <w:p>
+      <w:pPr>
+        <w:numPr>
+          <w:ilvl w:val="0"/>
+          <w:numId w:val="9"/>
+        </w:numPr>
+      </w:pPr>
+      <w:r>
+        <w:t>Aumento de la productividad del personal.</w:t>
+      </w:r>
+    </w:p>
+    <w:p>
+      <w:pPr>
+        <w:numPr>
+          <w:ilvl w:val="0"/>
+          <w:numId w:val="9"/>
+        </w:numPr>
+      </w:pPr>
+      <w:r>
+        <w:t>Análisis de resultados y apoyo a la toma de decisiones.</w:t>
+      </w:r>
+    </w:p>
+    <w:p>
+      <w:pPr>
+        <w:numPr>
+          <w:ilvl w:val="0"/>
+          <w:numId w:val="9"/>
+        </w:numPr>
+      </w:pPr>
+      <w:r>
+        <w:t>Mejora de la experiencia del cliente gracias a un servicio más rápido y ordenado.</w:t>
+      </w:r>
+    </w:p>
+    <w:p>
+      <w:pPr>
+        <w:rPr>
+          <w:b/>
+          <w:bCs/>
+        </w:rPr>
+      </w:pPr>
+      <w:r>
+        <w:rPr>
+          <w:b/>
+          <w:bCs/>
+        </w:rPr>
+        <w:t>2. PRECIOS DE VENTA DE CADA UNO DE NUESTROS PRODUCTOS/SERVICIOS</w:t>
+      </w:r>
+    </w:p>
+    <w:p>
+      <w:r>
+        <w:t xml:space="preserve">La política de precios de </w:t>
+      </w:r>
+      <w:proofErr w:type="spellStart"/>
+      <w:r>
+        <w:t>Orderly</w:t>
+      </w:r>
+      <w:proofErr w:type="spellEnd"/>
+      <w:r>
+        <w:t xml:space="preserve"> se basa en ofrecer soluciones tecnológicas de alta calidad y bajo coste, pensadas especialmente para pequeños y medianos negocios de hostelería que buscan digitalizar su gestión sin realizar grandes inversiones iniciales.</w:t>
+      </w:r>
+    </w:p>
+    <w:p>
+      <w:r>
+        <w:t>Para determinar los precios de venta se han tenido en cuenta los siguientes factores:</w:t>
+      </w:r>
+    </w:p>
+    <w:p>
+      <w:pPr>
+        <w:numPr>
+          <w:ilvl w:val="0"/>
+          <w:numId w:val="10"/>
+        </w:numPr>
+      </w:pPr>
+      <w:r>
+        <w:t>Costes de desarrollo y mantenimiento del software (infraestructura, actualizaciones, soporte técnico).</w:t>
+      </w:r>
+    </w:p>
+    <w:p>
+      <w:pPr>
+        <w:numPr>
+          <w:ilvl w:val="0"/>
+          <w:numId w:val="10"/>
+        </w:numPr>
+      </w:pPr>
+      <w:r>
+        <w:t>Análisis de la competencia en el mercado español (</w:t>
+      </w:r>
+      <w:proofErr w:type="spellStart"/>
+      <w:r>
+        <w:t>Glop</w:t>
+      </w:r>
+      <w:proofErr w:type="spellEnd"/>
+      <w:r>
+        <w:t xml:space="preserve">, </w:t>
+      </w:r>
+      <w:proofErr w:type="spellStart"/>
+      <w:r>
+        <w:t>Revo</w:t>
+      </w:r>
+      <w:proofErr w:type="spellEnd"/>
+      <w:r>
+        <w:t xml:space="preserve"> XEF, </w:t>
+      </w:r>
+      <w:proofErr w:type="spellStart"/>
+      <w:r>
+        <w:t>Lightspeed</w:t>
+      </w:r>
+      <w:proofErr w:type="spellEnd"/>
+      <w:r>
+        <w:t xml:space="preserve">, Square, </w:t>
+      </w:r>
+      <w:proofErr w:type="spellStart"/>
+      <w:r>
+        <w:t>CoverManager</w:t>
+      </w:r>
+      <w:proofErr w:type="spellEnd"/>
+      <w:r>
+        <w:t>, etc.).</w:t>
+      </w:r>
+    </w:p>
+    <w:p>
+      <w:pPr>
+        <w:numPr>
+          <w:ilvl w:val="0"/>
+          <w:numId w:val="10"/>
+        </w:numPr>
+      </w:pPr>
+      <w:r>
+        <w:t>Capacidad económica del cliente objetivo, principalmente bares, cafeterías y restaurantes independientes.</w:t>
+      </w:r>
+    </w:p>
+    <w:p>
+      <w:pPr>
+        <w:numPr>
+          <w:ilvl w:val="0"/>
+          <w:numId w:val="10"/>
+        </w:numPr>
+      </w:pPr>
+      <w:r>
+        <w:t>Estrategia de posicionamiento, que busca ofrecer una alternativa económica y personalizada frente a las grandes plataformas.</w:t>
+      </w:r>
+    </w:p>
+    <w:p>
+      <w:r>
+        <w:t>La combinación de estos elementos permite establecer precios competitivos que mantienen la rentabilidad del negocio y aseguran una buena percepción de valor por parte del cliente.</w:t>
+      </w:r>
+    </w:p>
+    <w:p>
+      <w:r>
+        <w:t>2.1. Estructura de precios</w:t>
+      </w:r>
+    </w:p>
+    <w:tbl>
+      <w:tblPr>
+        <w:tblStyle w:val="Tablaconcuadrcula"/>
+        <w:tblW w:w="0" w:type="auto"/>
+        <w:tblLook w:val="04A0" w:firstRow="1" w:lastRow="0" w:firstColumn="1" w:lastColumn="0" w:noHBand="0" w:noVBand="1"/>
+      </w:tblPr>
+      <w:tblGrid>
+        <w:gridCol w:w="1863"/>
+        <w:gridCol w:w="3152"/>
+        <w:gridCol w:w="1803"/>
+        <w:gridCol w:w="1676"/>
+      </w:tblGrid>
+      <w:tr>
+        <w:tc>
+          <w:tcPr>
+            <w:tcW w:w="1863" w:type="dxa"/>
+            <w:vAlign w:val="center"/>
+          </w:tcPr>
+          <w:p>
+            <w:r>
+              <w:lastRenderedPageBreak/>
+              <w:t>Versión / Servicio</w:t>
+            </w:r>
+          </w:p>
+        </w:tc>
+        <w:tc>
+          <w:tcPr>
+            <w:tcW w:w="4086" w:type="dxa"/>
+            <w:vAlign w:val="center"/>
+          </w:tcPr>
+          <w:p>
+            <w:r>
+              <w:t>Características principales</w:t>
+            </w:r>
+          </w:p>
+        </w:tc>
+        <w:tc>
+          <w:tcPr>
+            <w:tcW w:w="1152" w:type="dxa"/>
+            <w:vAlign w:val="center"/>
+          </w:tcPr>
+          <w:p>
+            <w:r>
+              <w:t>Precio de venta (€)</w:t>
+            </w:r>
+          </w:p>
+        </w:tc>
+        <w:tc>
+          <w:tcPr>
+            <w:tcW w:w="1676" w:type="dxa"/>
+            <w:vAlign w:val="center"/>
+          </w:tcPr>
+          <w:p>
+            <w:r>
+              <w:t>Tipo de pago</w:t>
+            </w:r>
+          </w:p>
+        </w:tc>
+      </w:tr>
+      <w:tr>
+        <w:tc>
+          <w:tcPr>
+            <w:tcW w:w="1863" w:type="dxa"/>
+            <w:vAlign w:val="center"/>
+          </w:tcPr>
+          <w:p>
+            <w:proofErr w:type="spellStart"/>
+            <w:r>
+              <w:t>Orderly</w:t>
+            </w:r>
+            <w:proofErr w:type="spellEnd"/>
+            <w:r>
+              <w:t xml:space="preserve"> Básico</w:t>
+            </w:r>
+          </w:p>
+        </w:tc>
+        <w:tc>
+          <w:tcPr>
+            <w:tcW w:w="4086" w:type="dxa"/>
+            <w:vAlign w:val="center"/>
+          </w:tcPr>
+          <w:p>
+            <w:r>
+              <w:t>Gestión de pedidos, conexión sala-cocina, control básico de inventario y soporte estándar.</w:t>
+            </w:r>
+          </w:p>
+        </w:tc>
+        <w:tc>
+          <w:tcPr>
+            <w:tcW w:w="1152" w:type="dxa"/>
+            <w:vAlign w:val="center"/>
+          </w:tcPr>
+          <w:p>
+            <w:r>
+              <w:t>19,90 €/mes o 199 €/año</w:t>
+            </w:r>
+          </w:p>
+        </w:tc>
+        <w:tc>
+          <w:tcPr>
+            <w:tcW w:w="1676" w:type="dxa"/>
+            <w:vAlign w:val="center"/>
+          </w:tcPr>
+          <w:p>
+            <w:r>
+              <w:t>Suscripción</w:t>
+            </w:r>
+          </w:p>
+        </w:tc>
+      </w:tr>
+      <w:tr>
+        <w:tc>
+          <w:tcPr>
+            <w:tcW w:w="1863" w:type="dxa"/>
+            <w:vAlign w:val="center"/>
+          </w:tcPr>
+          <w:p>
+            <w:proofErr w:type="spellStart"/>
+            <w:r>
+              <w:t>Orderly</w:t>
+            </w:r>
+            <w:proofErr w:type="spellEnd"/>
+            <w:r>
+              <w:t xml:space="preserve"> Pro</w:t>
+            </w:r>
+          </w:p>
+        </w:tc>
+        <w:tc>
+          <w:tcPr>
+            <w:tcW w:w="4086" w:type="dxa"/>
+            <w:vAlign w:val="center"/>
+          </w:tcPr>
+          <w:p>
+            <w:r>
+              <w:t>Incluye panel de estadísticas, informes automáticos, gestión avanzada de stock, soporte prioritario y multiusuario.</w:t>
+            </w:r>
+          </w:p>
+        </w:tc>
+        <w:tc>
+          <w:tcPr>
+            <w:tcW w:w="1152" w:type="dxa"/>
+            <w:vAlign w:val="center"/>
+          </w:tcPr>
+          <w:p>
+            <w:r>
+              <w:t>34,90 €/mes o 349 €/año</w:t>
+            </w:r>
+          </w:p>
+        </w:tc>
+        <w:tc>
+          <w:tcPr>
+            <w:tcW w:w="1676" w:type="dxa"/>
+            <w:vAlign w:val="center"/>
+          </w:tcPr>
+          <w:p>
+            <w:r>
+              <w:t>Suscripción</w:t>
+            </w:r>
+          </w:p>
+        </w:tc>
+      </w:tr>
+      <w:tr>
+        <w:tc>
+          <w:tcPr>
+            <w:tcW w:w="1863" w:type="dxa"/>
+            <w:vAlign w:val="center"/>
+          </w:tcPr>
+          <w:p>
+            <w:proofErr w:type="spellStart"/>
+            <w:r>
+              <w:t>Orderly</w:t>
+            </w:r>
+            <w:proofErr w:type="spellEnd"/>
+            <w:r>
+              <w:t xml:space="preserve"> </w:t>
+            </w:r>
+            <w:proofErr w:type="spellStart"/>
+            <w:r>
+              <w:t>Custom</w:t>
+            </w:r>
+            <w:proofErr w:type="spellEnd"/>
+          </w:p>
+        </w:tc>
+        <w:tc>
+          <w:tcPr>
+            <w:tcW w:w="4086" w:type="dxa"/>
+            <w:vAlign w:val="center"/>
+          </w:tcPr>
+          <w:p>
+            <w:r>
+              <w:t>Desarrollo a medida según las necesidades del cliente, integración con proveedores, módulos adicionales, formación in situ.</w:t>
+            </w:r>
+          </w:p>
+        </w:tc>
+        <w:tc>
+          <w:tcPr>
+            <w:tcW w:w="1152" w:type="dxa"/>
+            <w:vAlign w:val="center"/>
+          </w:tcPr>
+          <w:p>
+            <w:r>
+              <w:t>Desde 699 € (único pago) + mantenimiento opcional 15 €/mes</w:t>
+            </w:r>
+          </w:p>
+        </w:tc>
+        <w:tc>
+          <w:tcPr>
+            <w:tcW w:w="1676" w:type="dxa"/>
+            <w:vAlign w:val="center"/>
+          </w:tcPr>
+          <w:p>
+            <w:r>
+              <w:t>Personalizado</w:t>
+            </w:r>
+          </w:p>
+        </w:tc>
+      </w:tr>
+      <w:tr>
+        <w:tc>
+          <w:tcPr>
+            <w:tcW w:w="1863" w:type="dxa"/>
+            <w:vAlign w:val="center"/>
+          </w:tcPr>
+          <w:p>
+            <w:r>
+              <w:t>Formación y soporte adicional</w:t>
+            </w:r>
+          </w:p>
+        </w:tc>
+        <w:tc>
+          <w:tcPr>
+            <w:tcW w:w="4086" w:type="dxa"/>
+            <w:vAlign w:val="center"/>
+          </w:tcPr>
+          <w:p>
+            <w:r>
+              <w:t>Cursos de formación personalizados y asistencia técnica presencial.</w:t>
+            </w:r>
+          </w:p>
+        </w:tc>
+        <w:tc>
+          <w:tcPr>
+            <w:tcW w:w="1152" w:type="dxa"/>
+            <w:vAlign w:val="center"/>
+          </w:tcPr>
+          <w:p>
+            <w:r>
+              <w:t>50 €/hora</w:t>
+            </w:r>
+          </w:p>
+        </w:tc>
+        <w:tc>
+          <w:tcPr>
+            <w:tcW w:w="1676" w:type="dxa"/>
+            <w:vAlign w:val="center"/>
+          </w:tcPr>
+          <w:p>
+            <w:r>
+              <w:t>Por servicio</w:t>
+            </w:r>
+          </w:p>
+        </w:tc>
+      </w:tr>
+      <w:tr>
+        <w:tc>
+          <w:tcPr>
+            <w:tcW w:w="1863" w:type="dxa"/>
+            <w:vAlign w:val="center"/>
+          </w:tcPr>
+          <w:p>
+            <w:r>
+              <w:t>Actualizaciones premium</w:t>
+            </w:r>
+          </w:p>
+        </w:tc>
+        <w:tc>
+          <w:tcPr>
+            <w:tcW w:w="4086" w:type="dxa"/>
+            <w:vAlign w:val="center"/>
+          </w:tcPr>
+          <w:p>
+            <w:r>
+              <w:t>Incorporación de nuevas funciones personalizadas y módulos específicos.</w:t>
+            </w:r>
+          </w:p>
+        </w:tc>
+        <w:tc>
+          <w:tcPr>
+            <w:tcW w:w="1152" w:type="dxa"/>
+            <w:vAlign w:val="center"/>
+          </w:tcPr>
+          <w:p>
+            <w:r>
+              <w:t>Desde 99 € por módulo</w:t>
+            </w:r>
+          </w:p>
+        </w:tc>
+        <w:tc>
+          <w:tcPr>
+            <w:tcW w:w="1676" w:type="dxa"/>
+            <w:vAlign w:val="center"/>
+          </w:tcPr>
+          <w:p>
+            <w:r>
+              <w:t>Por actualización</w:t>
+            </w:r>
+          </w:p>
+        </w:tc>
+      </w:tr>
+    </w:tbl>
+    <w:p/>
+    <w:p>
+      <w:r>
+        <w:t>2.2. Justificación de la política de precios</w:t>
+      </w:r>
+    </w:p>
+    <w:p>
+      <w:r>
+        <w:t xml:space="preserve">El modelo de precios de </w:t>
+      </w:r>
+      <w:proofErr w:type="spellStart"/>
+      <w:r>
+        <w:t>Orderly</w:t>
+      </w:r>
+      <w:proofErr w:type="spellEnd"/>
+      <w:r>
+        <w:t xml:space="preserve"> combina suscripciones mensuales o anuales para garantizar un flujo constante de ingresos y facilitar el acceso a los clientes que prefieren evitar grandes desembolsos iniciales.</w:t>
+      </w:r>
+      <w:r>
+        <w:br/>
+        <w:t>Este sistema permite:</w:t>
+      </w:r>
+    </w:p>
+    <w:p>
+      <w:pPr>
+        <w:numPr>
+          <w:ilvl w:val="0"/>
+          <w:numId w:val="11"/>
+        </w:numPr>
+      </w:pPr>
+      <w:r>
+        <w:t>Reducir las barreras de entrada para pequeños negocios.</w:t>
+      </w:r>
+    </w:p>
+    <w:p>
+      <w:pPr>
+        <w:numPr>
+          <w:ilvl w:val="0"/>
+          <w:numId w:val="11"/>
+        </w:numPr>
+      </w:pPr>
+      <w:r>
+        <w:t>Ofrecer soporte y actualizaciones continuas sin coste adicional elevado.</w:t>
+      </w:r>
+    </w:p>
+    <w:p>
+      <w:pPr>
+        <w:numPr>
+          <w:ilvl w:val="0"/>
+          <w:numId w:val="11"/>
+        </w:numPr>
+      </w:pPr>
+      <w:r>
+        <w:t>Aumentar la fidelidad del cliente, ya que el software se mantiene siempre actualizado y adaptado a las necesidades del establecimiento.</w:t>
+      </w:r>
+    </w:p>
+    <w:p>
+      <w:r>
+        <w:t xml:space="preserve">Por otro lado, la versión </w:t>
+      </w:r>
+      <w:proofErr w:type="spellStart"/>
+      <w:r>
+        <w:t>Orderly</w:t>
+      </w:r>
+      <w:proofErr w:type="spellEnd"/>
+      <w:r>
+        <w:t xml:space="preserve"> </w:t>
+      </w:r>
+      <w:proofErr w:type="spellStart"/>
+      <w:r>
+        <w:t>Custom</w:t>
+      </w:r>
+      <w:proofErr w:type="spellEnd"/>
+      <w:r>
+        <w:t xml:space="preserve"> se orienta a negocios que requieren un desarrollo completamente adaptado. En este caso, se aplica una tarifa única por proyecto, calculada en función de:</w:t>
+      </w:r>
+    </w:p>
+    <w:p>
+      <w:pPr>
+        <w:numPr>
+          <w:ilvl w:val="0"/>
+          <w:numId w:val="12"/>
+        </w:numPr>
+      </w:pPr>
+      <w:r>
+        <w:t>Horas estimadas de programación y diseño.</w:t>
+      </w:r>
+    </w:p>
+    <w:p>
+      <w:pPr>
+        <w:numPr>
+          <w:ilvl w:val="0"/>
+          <w:numId w:val="12"/>
+        </w:numPr>
+      </w:pPr>
+      <w:r>
+        <w:t>Complejidad de la personalización.</w:t>
+      </w:r>
+    </w:p>
+    <w:p>
+      <w:pPr>
+        <w:numPr>
+          <w:ilvl w:val="0"/>
+          <w:numId w:val="12"/>
+        </w:numPr>
+      </w:pPr>
+      <w:r>
+        <w:t>Servicios adicionales (integraciones, hosting, mantenimiento, soporte extendido, etc.).</w:t>
+      </w:r>
+    </w:p>
+    <w:p>
+      <w:pPr>
+        <w:rPr>
+          <w:lang w:val="ru-RU"/>
+        </w:rPr>
+      </w:pPr>
+      <w:r>
+        <w:lastRenderedPageBreak/>
+        <w:t>2.3. Comparativa con la competencia</w:t>
+      </w:r>
+    </w:p>
+    <w:tbl>
+      <w:tblPr>
+        <w:tblStyle w:val="Tablaconcuadrcula"/>
+        <w:tblW w:w="0" w:type="auto"/>
+        <w:tblLook w:val="04A0" w:firstRow="1" w:lastRow="0" w:firstColumn="1" w:lastColumn="0" w:noHBand="0" w:noVBand="1"/>
+      </w:tblPr>
+      <w:tblGrid>
+        <w:gridCol w:w="1938"/>
+        <w:gridCol w:w="2344"/>
+        <w:gridCol w:w="4212"/>
+      </w:tblGrid>
+      <w:tr>
+        <w:tc>
+          <w:tcPr>
+            <w:tcW w:w="1980" w:type="dxa"/>
+            <w:vAlign w:val="center"/>
+          </w:tcPr>
+          <w:p>
+            <w:pPr>
+              <w:rPr>
+                <w:lang w:val="ru-RU"/>
+              </w:rPr>
+            </w:pPr>
+            <w:r>
+              <w:t>Aplicación</w:t>
+            </w:r>
+          </w:p>
+        </w:tc>
+        <w:tc>
+          <w:tcPr>
+            <w:tcW w:w="2410" w:type="dxa"/>
+            <w:vAlign w:val="center"/>
+          </w:tcPr>
+          <w:p>
+            <w:pPr>
+              <w:rPr>
+                <w:lang w:val="ru-RU"/>
+              </w:rPr>
+            </w:pPr>
+            <w:r>
+              <w:t>Precio medio mensual</w:t>
+            </w:r>
+          </w:p>
+        </w:tc>
+        <w:tc>
+          <w:tcPr>
+            <w:tcW w:w="4387" w:type="dxa"/>
+            <w:vAlign w:val="center"/>
+          </w:tcPr>
+          <w:p>
+            <w:pPr>
+              <w:rPr>
+                <w:lang w:val="ru-RU"/>
+              </w:rPr>
+            </w:pPr>
+            <w:r>
+              <w:t>Observaciones</w:t>
+            </w:r>
+          </w:p>
+        </w:tc>
+      </w:tr>
+      <w:tr>
+        <w:tc>
+          <w:tcPr>
+            <w:tcW w:w="1980" w:type="dxa"/>
+            <w:vAlign w:val="center"/>
+          </w:tcPr>
+          <w:p>
+            <w:pPr>
+              <w:rPr>
+                <w:lang w:val="ru-RU"/>
+              </w:rPr>
+            </w:pPr>
+            <w:proofErr w:type="spellStart"/>
+            <w:r>
+              <w:t>Revo</w:t>
+            </w:r>
+            <w:proofErr w:type="spellEnd"/>
+            <w:r>
+              <w:t xml:space="preserve"> XEF</w:t>
+            </w:r>
+          </w:p>
+        </w:tc>
+        <w:tc>
+          <w:tcPr>
+            <w:tcW w:w="2410" w:type="dxa"/>
+            <w:vAlign w:val="center"/>
+          </w:tcPr>
+          <w:p>
+            <w:pPr>
+              <w:rPr>
+                <w:lang w:val="ru-RU"/>
+              </w:rPr>
+            </w:pPr>
+            <w:r>
+              <w:t>59 €</w:t>
+            </w:r>
+          </w:p>
+        </w:tc>
+        <w:tc>
+          <w:tcPr>
+            <w:tcW w:w="4387" w:type="dxa"/>
+            <w:vAlign w:val="center"/>
+          </w:tcPr>
+          <w:p>
+            <w:r>
+              <w:t>Potente pero costoso para pequeños negocios.</w:t>
+            </w:r>
+          </w:p>
+        </w:tc>
+      </w:tr>
+      <w:tr>
+        <w:tc>
+          <w:tcPr>
+            <w:tcW w:w="1980" w:type="dxa"/>
+            <w:vAlign w:val="center"/>
+          </w:tcPr>
+          <w:p>
+            <w:pPr>
+              <w:rPr>
+                <w:lang w:val="ru-RU"/>
+              </w:rPr>
+            </w:pPr>
+            <w:proofErr w:type="spellStart"/>
+            <w:r>
+              <w:t>Lightspeed</w:t>
+            </w:r>
+            <w:proofErr w:type="spellEnd"/>
+            <w:r>
+              <w:t xml:space="preserve"> POS</w:t>
+            </w:r>
+          </w:p>
+        </w:tc>
+        <w:tc>
+          <w:tcPr>
+            <w:tcW w:w="2410" w:type="dxa"/>
+            <w:vAlign w:val="center"/>
+          </w:tcPr>
+          <w:p>
+            <w:pPr>
+              <w:rPr>
+                <w:lang w:val="ru-RU"/>
+              </w:rPr>
+            </w:pPr>
+            <w:r>
+              <w:t>69 €</w:t>
+            </w:r>
+          </w:p>
+        </w:tc>
+        <w:tc>
+          <w:tcPr>
+            <w:tcW w:w="4387" w:type="dxa"/>
+            <w:vAlign w:val="center"/>
+          </w:tcPr>
+          <w:p>
+            <w:r>
+              <w:t>Enfocado a grandes cadenas y restaurantes.</w:t>
+            </w:r>
+          </w:p>
+        </w:tc>
+      </w:tr>
+      <w:tr>
+        <w:tc>
+          <w:tcPr>
+            <w:tcW w:w="1980" w:type="dxa"/>
+            <w:vAlign w:val="center"/>
+          </w:tcPr>
+          <w:p>
+            <w:pPr>
+              <w:rPr>
+                <w:lang w:val="ru-RU"/>
+              </w:rPr>
+            </w:pPr>
+            <w:proofErr w:type="spellStart"/>
+            <w:r>
+              <w:t>Glop</w:t>
+            </w:r>
+            <w:proofErr w:type="spellEnd"/>
+          </w:p>
+        </w:tc>
+        <w:tc>
+          <w:tcPr>
+            <w:tcW w:w="2410" w:type="dxa"/>
+            <w:vAlign w:val="center"/>
+          </w:tcPr>
+          <w:p>
+            <w:pPr>
+              <w:rPr>
+                <w:lang w:val="ru-RU"/>
+              </w:rPr>
+            </w:pPr>
+            <w:r>
+              <w:t>45 €</w:t>
+            </w:r>
+          </w:p>
+        </w:tc>
+        <w:tc>
+          <w:tcPr>
+            <w:tcW w:w="4387" w:type="dxa"/>
+            <w:vAlign w:val="center"/>
+          </w:tcPr>
+          <w:p>
+            <w:r>
+              <w:t>Necesita hardware específico y licencia adicional.</w:t>
+            </w:r>
+          </w:p>
+        </w:tc>
+      </w:tr>
+      <w:tr>
+        <w:tc>
+          <w:tcPr>
+            <w:tcW w:w="1980" w:type="dxa"/>
+            <w:vAlign w:val="center"/>
+          </w:tcPr>
+          <w:p>
+            <w:pPr>
+              <w:rPr>
+                <w:lang w:val="ru-RU"/>
+              </w:rPr>
+            </w:pPr>
+            <w:r>
+              <w:t>Square</w:t>
+            </w:r>
+          </w:p>
+        </w:tc>
+        <w:tc>
+          <w:tcPr>
+            <w:tcW w:w="2410" w:type="dxa"/>
+            <w:vAlign w:val="center"/>
+          </w:tcPr>
+          <w:p>
+            <w:pPr>
+              <w:rPr>
+                <w:lang w:val="ru-RU"/>
+              </w:rPr>
+            </w:pPr>
+            <w:r>
+              <w:t>0–60 € + comisión por transacción</w:t>
+            </w:r>
+          </w:p>
+        </w:tc>
+        <w:tc>
+          <w:tcPr>
+            <w:tcW w:w="4387" w:type="dxa"/>
+            <w:vAlign w:val="center"/>
+          </w:tcPr>
+          <w:p>
+            <w:pPr>
+              <w:rPr>
+                <w:lang w:val="ru-RU"/>
+              </w:rPr>
+            </w:pPr>
+            <w:r>
+              <w:t>Modelo con costes variables.</w:t>
+            </w:r>
+          </w:p>
+        </w:tc>
+      </w:tr>
+      <w:tr>
+        <w:tc>
+          <w:tcPr>
+            <w:tcW w:w="1980" w:type="dxa"/>
+            <w:vAlign w:val="center"/>
+          </w:tcPr>
+          <w:p>
+            <w:pPr>
+              <w:rPr>
+                <w:lang w:val="ru-RU"/>
+              </w:rPr>
+            </w:pPr>
+            <w:proofErr w:type="spellStart"/>
+            <w:r>
+              <w:rPr>
+                <w:b/>
+                <w:bCs/>
+              </w:rPr>
+              <w:t>Orderly</w:t>
+            </w:r>
+            <w:proofErr w:type="spellEnd"/>
+          </w:p>
+        </w:tc>
+        <w:tc>
+          <w:tcPr>
+            <w:tcW w:w="2410" w:type="dxa"/>
+            <w:vAlign w:val="center"/>
+          </w:tcPr>
+          <w:p>
+            <w:pPr>
+              <w:rPr>
+                <w:lang w:val="ru-RU"/>
+              </w:rPr>
+            </w:pPr>
+            <w:r>
+              <w:rPr>
+                <w:b/>
+                <w:bCs/>
+              </w:rPr>
+              <w:t>Desde 19,90 €</w:t>
+            </w:r>
+          </w:p>
+        </w:tc>
+        <w:tc>
+          <w:tcPr>
+            <w:tcW w:w="4387" w:type="dxa"/>
+            <w:vAlign w:val="center"/>
+          </w:tcPr>
+          <w:p>
+            <w:r>
+              <w:rPr>
+                <w:b/>
+                <w:bCs/>
+              </w:rPr>
+              <w:t>Solución completa, asequible y personalizable para pymes.</w:t>
+            </w:r>
+          </w:p>
+        </w:tc>
+      </w:tr>
+    </w:tbl>
+    <w:p>
+      <w:r>
+        <w:t xml:space="preserve"> Esta comparativa evidencia la ventaja competitiva de </w:t>
+      </w:r>
+      <w:proofErr w:type="spellStart"/>
+      <w:r>
+        <w:t>Orderly</w:t>
+      </w:r>
+      <w:proofErr w:type="spellEnd"/>
+      <w:r>
+        <w:t>, que ofrece un sistema completo con sincronización en tiempo real, interfaz moderna y soporte local, a un precio mucho más accesible para su público objetivo.</w:t>
+      </w:r>
+    </w:p>
+    <w:p/>
+    <w:p>
+      <w:r>
+        <w:t>2.4. Estrategia de precios</w:t>
+      </w:r>
+    </w:p>
+    <w:p>
+      <w:r>
+        <w:t xml:space="preserve">La estrategia de </w:t>
+      </w:r>
+      <w:proofErr w:type="spellStart"/>
+      <w:r>
+        <w:t>Orderly</w:t>
+      </w:r>
+      <w:proofErr w:type="spellEnd"/>
+      <w:r>
+        <w:t xml:space="preserve"> se basa en un enfoque “</w:t>
+      </w:r>
+      <w:proofErr w:type="spellStart"/>
+      <w:r>
+        <w:t>freemium</w:t>
+      </w:r>
+      <w:proofErr w:type="spellEnd"/>
+      <w:r>
+        <w:t>” y de escalabilidad progresiva:</w:t>
+      </w:r>
+    </w:p>
+    <w:p>
+      <w:pPr>
+        <w:numPr>
+          <w:ilvl w:val="0"/>
+          <w:numId w:val="13"/>
+        </w:numPr>
+      </w:pPr>
+      <w:r>
+        <w:t>Versión básica económica para captar clientes y demostrar el valor del producto.</w:t>
+      </w:r>
+    </w:p>
+    <w:p>
+      <w:pPr>
+        <w:numPr>
+          <w:ilvl w:val="0"/>
+          <w:numId w:val="13"/>
+        </w:numPr>
+      </w:pPr>
+      <w:r>
+        <w:t xml:space="preserve">Planes superiores (Pro y </w:t>
+      </w:r>
+      <w:proofErr w:type="spellStart"/>
+      <w:r>
+        <w:t>Custom</w:t>
+      </w:r>
+      <w:proofErr w:type="spellEnd"/>
+      <w:r>
+        <w:t>) con funciones avanzadas, generando ingresos recurrentes y fidelización.</w:t>
+      </w:r>
+    </w:p>
+    <w:p>
+      <w:pPr>
+        <w:numPr>
+          <w:ilvl w:val="0"/>
+          <w:numId w:val="13"/>
+        </w:numPr>
+      </w:pPr>
+      <w:r>
+        <w:t>Descuentos por contratación anual para incentivar la permanencia y reducir la rotación de clientes.</w:t>
+      </w:r>
+    </w:p>
+    <w:p>
+      <w:pPr>
+        <w:rPr>
+          <w:b/>
+          <w:bCs/>
+        </w:rPr>
+      </w:pPr>
+      <w:r>
+        <w:rPr>
+          <w:b/>
+          <w:bCs/>
+        </w:rPr>
+        <w:t>3. EL PLAN DE COMUNICACIÓN Y DISTRIBUCIÓN</w:t>
+      </w:r>
+    </w:p>
+    <w:p>
+      <w:r>
+        <w:t xml:space="preserve">El plan de comunicación y distribución de </w:t>
+      </w:r>
+      <w:proofErr w:type="spellStart"/>
+      <w:r>
+        <w:t>Orderly</w:t>
+      </w:r>
+      <w:proofErr w:type="spellEnd"/>
+      <w:r>
+        <w:t xml:space="preserve"> tiene como objetivo dar a conocer el producto entre el público objetivo —pequeños y medianos negocios del sector hostelero—, fortalecer la imagen de marca y facilitar el proceso de adquisición y soporte del sistema. Para ello, se ha diseñado una estrategia basada en la comunicación digital, la presencia en entornos profesionales y la distribución directa a través de canales online.</w:t>
+      </w:r>
+    </w:p>
+    <w:p>
+      <w:r>
+        <w:t>3.1 Estrategia de comunicación</w:t>
+      </w:r>
+    </w:p>
+    <w:p>
+      <w:r>
+        <w:t xml:space="preserve">La comunicación se centrará en resaltar los beneficios principales de </w:t>
+      </w:r>
+      <w:proofErr w:type="spellStart"/>
+      <w:r>
+        <w:t>Orderly</w:t>
+      </w:r>
+      <w:proofErr w:type="spellEnd"/>
+      <w:r>
+        <w:t>: facilidad de uso, bajo coste, personalización y soporte cercano. La estrategia se divide en tres fases: lanzamiento, consolidación y fidelización.</w:t>
+      </w:r>
+    </w:p>
+    <w:tbl>
+      <w:tblPr>
+        <w:tblStyle w:val="Tablaconcuadrcula"/>
+        <w:tblW w:w="0" w:type="auto"/>
+        <w:tblLook w:val="04A0" w:firstRow="1" w:lastRow="0" w:firstColumn="1" w:lastColumn="0" w:noHBand="0" w:noVBand="1"/>
+      </w:tblPr>
+      <w:tblGrid>
+        <w:gridCol w:w="2128"/>
+        <w:gridCol w:w="2156"/>
+        <w:gridCol w:w="2133"/>
+        <w:gridCol w:w="2077"/>
+      </w:tblGrid>
+      <w:tr>
+        <w:tc>
+          <w:tcPr>
+            <w:tcW w:w="2194" w:type="dxa"/>
+            <w:vAlign w:val="center"/>
+          </w:tcPr>
+          <w:p>
+            <w:r>
+              <w:rPr>
+                <w:b/>
+                <w:bCs/>
+              </w:rPr>
+              <w:lastRenderedPageBreak/>
+              <w:t>Fase</w:t>
+            </w:r>
+          </w:p>
+        </w:tc>
+        <w:tc>
+          <w:tcPr>
+            <w:tcW w:w="2194" w:type="dxa"/>
+            <w:vAlign w:val="center"/>
+          </w:tcPr>
+          <w:p>
+            <w:r>
+              <w:rPr>
+                <w:b/>
+                <w:bCs/>
+              </w:rPr>
+              <w:t>Objetivo principal</w:t>
+            </w:r>
+          </w:p>
+        </w:tc>
+        <w:tc>
+          <w:tcPr>
+            <w:tcW w:w="2194" w:type="dxa"/>
+            <w:vAlign w:val="center"/>
+          </w:tcPr>
+          <w:p>
+            <w:r>
+              <w:rPr>
+                <w:b/>
+                <w:bCs/>
+              </w:rPr>
+              <w:t>Acciones de comunicación</w:t>
+            </w:r>
+          </w:p>
+        </w:tc>
+        <w:tc>
+          <w:tcPr>
+            <w:tcW w:w="2195" w:type="dxa"/>
+            <w:vAlign w:val="center"/>
+          </w:tcPr>
+          <w:p>
+            <w:r>
+              <w:rPr>
+                <w:b/>
+                <w:bCs/>
+              </w:rPr>
+              <w:t>Duración estimada</w:t>
+            </w:r>
+          </w:p>
+        </w:tc>
+      </w:tr>
+      <w:tr>
+        <w:tc>
+          <w:tcPr>
+            <w:tcW w:w="2194" w:type="dxa"/>
+            <w:vAlign w:val="center"/>
+          </w:tcPr>
+          <w:p>
+            <w:r>
+              <w:rPr>
+                <w:b/>
+                <w:bCs/>
+              </w:rPr>
+              <w:t>Lanzamiento</w:t>
+            </w:r>
+          </w:p>
+        </w:tc>
+        <w:tc>
+          <w:tcPr>
+            <w:tcW w:w="2194" w:type="dxa"/>
+            <w:vAlign w:val="center"/>
+          </w:tcPr>
+          <w:p>
+            <w:r>
+              <w:t>Dar a conocer el producto y generar tráfico a la web.</w:t>
+            </w:r>
+          </w:p>
+        </w:tc>
+        <w:tc>
+          <w:tcPr>
+            <w:tcW w:w="2194" w:type="dxa"/>
+            <w:vAlign w:val="center"/>
+          </w:tcPr>
+          <w:p>
+            <w:r>
+              <w:t xml:space="preserve">Campaña en redes sociales, anuncios segmentados en Google </w:t>
+            </w:r>
+            <w:proofErr w:type="spellStart"/>
+            <w:r>
+              <w:t>Ads</w:t>
+            </w:r>
+            <w:proofErr w:type="spellEnd"/>
+            <w:r>
+              <w:t>, colaboraciones con blogs gastronómicos y portales de hostelería.</w:t>
+            </w:r>
+          </w:p>
+        </w:tc>
+        <w:tc>
+          <w:tcPr>
+            <w:tcW w:w="2195" w:type="dxa"/>
+            <w:vAlign w:val="center"/>
+          </w:tcPr>
+          <w:p>
+            <w:r>
+              <w:t>3 meses</w:t>
+            </w:r>
+          </w:p>
+        </w:tc>
+      </w:tr>
+      <w:tr>
+        <w:tc>
+          <w:tcPr>
+            <w:tcW w:w="2194" w:type="dxa"/>
+            <w:vAlign w:val="center"/>
+          </w:tcPr>
+          <w:p>
+            <w:r>
+              <w:rPr>
+                <w:b/>
+                <w:bCs/>
+              </w:rPr>
+              <w:t>Consolidación</w:t>
+            </w:r>
+          </w:p>
+        </w:tc>
+        <w:tc>
+          <w:tcPr>
+            <w:tcW w:w="2194" w:type="dxa"/>
+            <w:vAlign w:val="center"/>
+          </w:tcPr>
+          <w:p>
+            <w:r>
+              <w:t>Reforzar la confianza de los clientes y aumentar las demostraciones.</w:t>
+            </w:r>
+          </w:p>
+        </w:tc>
+        <w:tc>
+          <w:tcPr>
+            <w:tcW w:w="2194" w:type="dxa"/>
+            <w:vAlign w:val="center"/>
+          </w:tcPr>
+          <w:p>
+            <w:r>
+              <w:t xml:space="preserve">Publicación de casos de éxito, vídeos tutoriales, reseñas de clientes y </w:t>
+            </w:r>
+            <w:proofErr w:type="spellStart"/>
+            <w:r>
+              <w:t>webinars</w:t>
+            </w:r>
+            <w:proofErr w:type="spellEnd"/>
+            <w:r>
+              <w:t xml:space="preserve"> informativos.</w:t>
+            </w:r>
+          </w:p>
+        </w:tc>
+        <w:tc>
+          <w:tcPr>
+            <w:tcW w:w="2195" w:type="dxa"/>
+            <w:vAlign w:val="center"/>
+          </w:tcPr>
+          <w:p>
+            <w:r>
+              <w:t>6 meses</w:t>
+            </w:r>
+          </w:p>
+        </w:tc>
+      </w:tr>
+      <w:tr>
+        <w:tc>
+          <w:tcPr>
+            <w:tcW w:w="2194" w:type="dxa"/>
+            <w:vAlign w:val="center"/>
+          </w:tcPr>
+          <w:p>
+            <w:r>
+              <w:rPr>
+                <w:b/>
+                <w:bCs/>
+              </w:rPr>
+              <w:t>Fidelización</w:t>
+            </w:r>
+          </w:p>
+        </w:tc>
+        <w:tc>
+          <w:tcPr>
+            <w:tcW w:w="2194" w:type="dxa"/>
+            <w:vAlign w:val="center"/>
+          </w:tcPr>
+          <w:p>
+            <w:r>
+              <w:t>Mantener la relación con clientes actuales y fomentar la recomendación.</w:t>
+            </w:r>
+          </w:p>
+        </w:tc>
+        <w:tc>
+          <w:tcPr>
+            <w:tcW w:w="2194" w:type="dxa"/>
+            <w:vAlign w:val="center"/>
+          </w:tcPr>
+          <w:p>
+            <w:proofErr w:type="spellStart"/>
+            <w:r>
+              <w:t>Newsletter</w:t>
+            </w:r>
+            <w:proofErr w:type="spellEnd"/>
+            <w:r>
+              <w:t xml:space="preserve"> mensual, descuentos por renovación, programa de referidos y soporte prioritario.</w:t>
+            </w:r>
+          </w:p>
+        </w:tc>
+        <w:tc>
+          <w:tcPr>
+            <w:tcW w:w="2195" w:type="dxa"/>
+            <w:vAlign w:val="center"/>
+          </w:tcPr>
+          <w:p>
+            <w:r>
+              <w:t>Permanente</w:t>
+            </w:r>
+          </w:p>
+        </w:tc>
+      </w:tr>
+    </w:tbl>
+    <w:p/>
+    <w:p>
+      <w:pPr>
+        <w:rPr>
+          <w:b/>
+          <w:bCs/>
+        </w:rPr>
+      </w:pPr>
+      <w:r>
+        <w:rPr>
+          <w:b/>
+          <w:bCs/>
+        </w:rPr>
+        <w:t>3.2 Medios y canales de comunicación</w:t>
+      </w:r>
+    </w:p>
+    <w:p>
+      <w:r>
+        <w:t>Para lograr un alcance efectivo y controlado, se emplearán medios digitales y acciones de marketing directo, orientadas a un público profesional y local.</w:t>
+      </w:r>
+    </w:p>
+    <w:tbl>
+      <w:tblPr>
+        <w:tblStyle w:val="Tablaconcuadrcula"/>
+        <w:tblW w:w="0" w:type="auto"/>
+        <w:tblLook w:val="04A0" w:firstRow="1" w:lastRow="0" w:firstColumn="1" w:lastColumn="0" w:noHBand="0" w:noVBand="1"/>
+      </w:tblPr>
+      <w:tblGrid>
+        <w:gridCol w:w="2876"/>
+        <w:gridCol w:w="2816"/>
+        <w:gridCol w:w="2802"/>
+      </w:tblGrid>
+      <w:tr>
+        <w:tc>
+          <w:tcPr>
+            <w:tcW w:w="2925" w:type="dxa"/>
+            <w:vAlign w:val="center"/>
+          </w:tcPr>
+          <w:p>
+            <w:pPr>
+              <w:rPr>
+                <w:lang w:val="ru-RU"/>
+              </w:rPr>
+            </w:pPr>
+            <w:r>
+              <w:rPr>
+                <w:b/>
+                <w:bCs/>
+              </w:rPr>
+              <w:t>Canal</w:t>
+            </w:r>
+          </w:p>
+        </w:tc>
+        <w:tc>
+          <w:tcPr>
+            <w:tcW w:w="2926" w:type="dxa"/>
+            <w:vAlign w:val="center"/>
+          </w:tcPr>
+          <w:p>
+            <w:pPr>
+              <w:rPr>
+                <w:lang w:val="ru-RU"/>
+              </w:rPr>
+            </w:pPr>
+            <w:r>
+              <w:rPr>
+                <w:b/>
+                <w:bCs/>
+              </w:rPr>
+              <w:t>Descripción de la acción</w:t>
+            </w:r>
+          </w:p>
+        </w:tc>
+        <w:tc>
+          <w:tcPr>
+            <w:tcW w:w="2926" w:type="dxa"/>
+            <w:vAlign w:val="center"/>
+          </w:tcPr>
+          <w:p>
+            <w:pPr>
+              <w:rPr>
+                <w:lang w:val="ru-RU"/>
+              </w:rPr>
+            </w:pPr>
+            <w:r>
+              <w:rPr>
+                <w:b/>
+                <w:bCs/>
+              </w:rPr>
+              <w:t>Frecuencia / Inversión estimada</w:t>
+            </w:r>
+          </w:p>
+        </w:tc>
+      </w:tr>
+      <w:tr>
+        <w:tc>
+          <w:tcPr>
+            <w:tcW w:w="2925" w:type="dxa"/>
+            <w:vAlign w:val="center"/>
+          </w:tcPr>
+          <w:p>
+            <w:r>
+              <w:rPr>
+                <w:b/>
+                <w:bCs/>
+              </w:rPr>
+              <w:t>Página web oficial (</w:t>
+            </w:r>
+            <w:hyperlink r:id="rId7" w:history="1">
+              <w:r>
+                <w:rPr>
+                  <w:rStyle w:val="Hipervnculo"/>
+                  <w:b/>
+                  <w:bCs/>
+                </w:rPr>
+                <w:t>www.orderlyapp.es</w:t>
+              </w:r>
+            </w:hyperlink>
+            <w:r>
+              <w:rPr>
+                <w:b/>
+                <w:bCs/>
+              </w:rPr>
+              <w:t>)</w:t>
+            </w:r>
+          </w:p>
+        </w:tc>
+        <w:tc>
+          <w:tcPr>
+            <w:tcW w:w="2926" w:type="dxa"/>
+            <w:vAlign w:val="center"/>
+          </w:tcPr>
+          <w:p>
+            <w:r>
+              <w:t>Presentación del producto, planes de precios, formulario de contacto, demostraciones en línea.</w:t>
+            </w:r>
+          </w:p>
+        </w:tc>
+        <w:tc>
+          <w:tcPr>
+            <w:tcW w:w="2926" w:type="dxa"/>
+            <w:vAlign w:val="center"/>
+          </w:tcPr>
+          <w:p>
+            <w:pPr>
+              <w:rPr>
+                <w:lang w:val="ru-RU"/>
+              </w:rPr>
+            </w:pPr>
+            <w:r>
+              <w:t>Mantenimiento mensual: 25 €</w:t>
+            </w:r>
+          </w:p>
+        </w:tc>
+      </w:tr>
+      <w:tr>
+        <w:tc>
+          <w:tcPr>
+            <w:tcW w:w="2925" w:type="dxa"/>
+            <w:vAlign w:val="center"/>
+          </w:tcPr>
+          <w:p>
+            <w:pPr>
+              <w:rPr>
+                <w:lang w:val="en-US"/>
+              </w:rPr>
+            </w:pPr>
+            <w:r>
+              <w:rPr>
+                <w:b/>
+                <w:bCs/>
+                <w:lang w:val="en-US"/>
+              </w:rPr>
+              <w:t xml:space="preserve">Redes </w:t>
+            </w:r>
+            <w:proofErr w:type="spellStart"/>
+            <w:r>
+              <w:rPr>
+                <w:b/>
+                <w:bCs/>
+                <w:lang w:val="en-US"/>
+              </w:rPr>
+              <w:t>sociales</w:t>
+            </w:r>
+            <w:proofErr w:type="spellEnd"/>
+            <w:r>
+              <w:rPr>
+                <w:b/>
+                <w:bCs/>
+                <w:lang w:val="en-US"/>
+              </w:rPr>
+              <w:t xml:space="preserve"> (Instagram, LinkedIn, Facebook)</w:t>
+            </w:r>
+          </w:p>
+        </w:tc>
+        <w:tc>
+          <w:tcPr>
+            <w:tcW w:w="2926" w:type="dxa"/>
+            <w:vAlign w:val="center"/>
+          </w:tcPr>
+          <w:p>
+            <w:r>
+              <w:t>Publicaciones sobre casos de uso, novedades, promociones y consejos de digitalización.</w:t>
+            </w:r>
+          </w:p>
+        </w:tc>
+        <w:tc>
+          <w:tcPr>
+            <w:tcW w:w="2926" w:type="dxa"/>
+            <w:vAlign w:val="center"/>
+          </w:tcPr>
+          <w:p>
+            <w:pPr>
+              <w:rPr>
+                <w:lang w:val="ru-RU"/>
+              </w:rPr>
+            </w:pPr>
+            <w:r>
+              <w:t>3 publicaciones semanales / 0 € (orgánico)</w:t>
+            </w:r>
+          </w:p>
+        </w:tc>
+      </w:tr>
+      <w:tr>
+        <w:tc>
+          <w:tcPr>
+            <w:tcW w:w="2925" w:type="dxa"/>
+            <w:vAlign w:val="center"/>
+          </w:tcPr>
+          <w:p>
+            <w:pPr>
+              <w:rPr>
+                <w:lang w:val="ru-RU"/>
+              </w:rPr>
+            </w:pPr>
+            <w:r>
+              <w:rPr>
+                <w:b/>
+                <w:bCs/>
+              </w:rPr>
+              <w:lastRenderedPageBreak/>
+              <w:t xml:space="preserve">Google </w:t>
+            </w:r>
+            <w:proofErr w:type="spellStart"/>
+            <w:r>
+              <w:rPr>
+                <w:b/>
+                <w:bCs/>
+              </w:rPr>
+              <w:t>Ads</w:t>
+            </w:r>
+            <w:proofErr w:type="spellEnd"/>
+            <w:r>
+              <w:rPr>
+                <w:b/>
+                <w:bCs/>
+              </w:rPr>
+              <w:t xml:space="preserve"> / SEO</w:t>
+            </w:r>
+          </w:p>
+        </w:tc>
+        <w:tc>
+          <w:tcPr>
+            <w:tcW w:w="2926" w:type="dxa"/>
+            <w:vAlign w:val="center"/>
+          </w:tcPr>
+          <w:p>
+            <w:r>
+              <w:t>Campañas segmentadas por ubicación (Valencia y alrededores) y por palabra clave (“TPV hostelería”, “software restaurante”).</w:t>
+            </w:r>
+          </w:p>
+        </w:tc>
+        <w:tc>
+          <w:tcPr>
+            <w:tcW w:w="2926" w:type="dxa"/>
+            <w:vAlign w:val="center"/>
+          </w:tcPr>
+          <w:p>
+            <w:pPr>
+              <w:rPr>
+                <w:lang w:val="ru-RU"/>
+              </w:rPr>
+            </w:pPr>
+            <w:r>
+              <w:t>120 €/mes durante el lanzamiento</w:t>
+            </w:r>
+          </w:p>
+        </w:tc>
+      </w:tr>
+      <w:tr>
+        <w:tc>
+          <w:tcPr>
+            <w:tcW w:w="2925" w:type="dxa"/>
+            <w:vAlign w:val="center"/>
+          </w:tcPr>
+          <w:p>
+            <w:r>
+              <w:rPr>
+                <w:b/>
+                <w:bCs/>
+              </w:rPr>
+              <w:t>Ferias y eventos locales de hostelería</w:t>
+            </w:r>
+          </w:p>
+        </w:tc>
+        <w:tc>
+          <w:tcPr>
+            <w:tcW w:w="2926" w:type="dxa"/>
+            <w:vAlign w:val="center"/>
+          </w:tcPr>
+          <w:p>
+            <w:r>
+              <w:t>Participación en ferias regionales, demostraciones en vivo.</w:t>
+            </w:r>
+          </w:p>
+        </w:tc>
+        <w:tc>
+          <w:tcPr>
+            <w:tcW w:w="2926" w:type="dxa"/>
+            <w:vAlign w:val="center"/>
+          </w:tcPr>
+          <w:p>
+            <w:pPr>
+              <w:rPr>
+                <w:lang w:val="ru-RU"/>
+              </w:rPr>
+            </w:pPr>
+            <w:r>
+              <w:t>2 eventos anuales / 300 € por evento</w:t>
+            </w:r>
+          </w:p>
+        </w:tc>
+      </w:tr>
+      <w:tr>
+        <w:tc>
+          <w:tcPr>
+            <w:tcW w:w="2925" w:type="dxa"/>
+            <w:vAlign w:val="center"/>
+          </w:tcPr>
+          <w:p>
+            <w:pPr>
+              <w:rPr>
+                <w:lang w:val="ru-RU"/>
+              </w:rPr>
+            </w:pPr>
+            <w:r>
+              <w:rPr>
+                <w:b/>
+                <w:bCs/>
+              </w:rPr>
+              <w:t>Colaboración con distribuidores TIC</w:t>
+            </w:r>
+          </w:p>
+        </w:tc>
+        <w:tc>
+          <w:tcPr>
+            <w:tcW w:w="2926" w:type="dxa"/>
+            <w:vAlign w:val="center"/>
+          </w:tcPr>
+          <w:p>
+            <w:r>
+              <w:t xml:space="preserve">Acuerdos con proveedores locales de hardware (TPV, </w:t>
+            </w:r>
+            <w:proofErr w:type="spellStart"/>
+            <w:r>
+              <w:t>tablets</w:t>
+            </w:r>
+            <w:proofErr w:type="spellEnd"/>
+            <w:r>
+              <w:t>, impresoras).</w:t>
+            </w:r>
+          </w:p>
+        </w:tc>
+        <w:tc>
+          <w:tcPr>
+            <w:tcW w:w="2926" w:type="dxa"/>
+            <w:vAlign w:val="center"/>
+          </w:tcPr>
+          <w:p>
+            <w:r>
+              <w:t>Sin coste inicial, a comisión por venta</w:t>
+            </w:r>
+          </w:p>
+        </w:tc>
+      </w:tr>
+      <w:tr>
+        <w:tc>
+          <w:tcPr>
+            <w:tcW w:w="2925" w:type="dxa"/>
+            <w:vAlign w:val="center"/>
+          </w:tcPr>
+          <w:p>
+            <w:pPr>
+              <w:rPr>
+                <w:lang w:val="ru-RU"/>
+              </w:rPr>
+            </w:pPr>
+            <w:r>
+              <w:rPr>
+                <w:b/>
+                <w:bCs/>
+              </w:rPr>
+              <w:t xml:space="preserve">Email marketing y </w:t>
+            </w:r>
+            <w:proofErr w:type="spellStart"/>
+            <w:r>
+              <w:rPr>
+                <w:b/>
+                <w:bCs/>
+              </w:rPr>
+              <w:t>newsletter</w:t>
+            </w:r>
+            <w:proofErr w:type="spellEnd"/>
+          </w:p>
+        </w:tc>
+        <w:tc>
+          <w:tcPr>
+            <w:tcW w:w="2926" w:type="dxa"/>
+            <w:vAlign w:val="center"/>
+          </w:tcPr>
+          <w:p>
+            <w:r>
+              <w:t>Envío mensual de actualizaciones, noticias y promociones a clientes registrados.</w:t>
+            </w:r>
+          </w:p>
+        </w:tc>
+        <w:tc>
+          <w:tcPr>
+            <w:tcW w:w="2926" w:type="dxa"/>
+            <w:vAlign w:val="center"/>
+          </w:tcPr>
+          <w:p>
+            <w:pPr>
+              <w:rPr>
+                <w:lang w:val="ru-RU"/>
+              </w:rPr>
+            </w:pPr>
+            <w:r>
+              <w:t>1 envío mensual / 10 € aprox.</w:t>
+            </w:r>
+          </w:p>
+        </w:tc>
+      </w:tr>
+    </w:tbl>
+    <w:p>
+      <w:r>
+        <w:t>Inversión publicitaria total estimada (primer año):</w:t>
+      </w:r>
+      <w:r>
+        <w:br/>
+        <w:t>≈ 1.200 €</w:t>
+      </w:r>
+    </w:p>
+    <w:p>
+      <w:r>
+        <w:t>3.3 Mensaje publicitario y tono comunicativo</w:t>
+      </w:r>
+    </w:p>
+    <w:p>
+      <w:r>
+        <w:t>El mensaje principal que se desea transmitir es:</w:t>
+      </w:r>
+    </w:p>
+    <w:p>
+      <w:r>
+        <w:t>“</w:t>
+      </w:r>
+      <w:proofErr w:type="spellStart"/>
+      <w:r>
+        <w:t>Orderly</w:t>
+      </w:r>
+      <w:proofErr w:type="spellEnd"/>
+      <w:r>
+        <w:t>: la forma más sencilla de gestionar tu negocio de hostelería.”</w:t>
+      </w:r>
+    </w:p>
+    <w:p>
+      <w:r>
+        <w:t>El tono comunicativo será profesional, cercano y confiable, destacando:</w:t>
+      </w:r>
+    </w:p>
+    <w:p>
+      <w:pPr>
+        <w:numPr>
+          <w:ilvl w:val="0"/>
+          <w:numId w:val="14"/>
+        </w:numPr>
+      </w:pPr>
+      <w:r>
+        <w:t>La simplicidad del sistema (“fácil de usar, sin complicaciones técnicas”).</w:t>
+      </w:r>
+    </w:p>
+    <w:p>
+      <w:pPr>
+        <w:numPr>
+          <w:ilvl w:val="0"/>
+          <w:numId w:val="14"/>
+        </w:numPr>
+      </w:pPr>
+      <w:r>
+        <w:t>La mejora tangible del servicio (“más pedidos, menos errores, clientes más satisfechos”).</w:t>
+      </w:r>
+    </w:p>
+    <w:p>
+      <w:pPr>
+        <w:numPr>
+          <w:ilvl w:val="0"/>
+          <w:numId w:val="14"/>
+        </w:numPr>
+      </w:pPr>
+      <w:r>
+        <w:t>La accesibilidad económica (“digitaliza tu bar por menos de 20 € al mes”).</w:t>
+      </w:r>
+    </w:p>
+    <w:p>
+      <w:r>
+        <w:t>Se utilizarán materiales gráficos como vídeos demostrativos, infografías y capturas de pantalla del software para reforzar la percepción visual del producto.</w:t>
+      </w:r>
+    </w:p>
+    <w:p>
+      <w:r>
+        <w:t>3.4 Plan de distribución</w:t>
+      </w:r>
+    </w:p>
+    <w:p>
+      <w:r>
+        <w:t>El modelo de distribución será directo y digital, con el objetivo de reducir costes logísticos y garantizar un contacto inmediato entre la empresa y el cliente.</w:t>
+      </w:r>
+    </w:p>
+    <w:tbl>
+      <w:tblPr>
+        <w:tblStyle w:val="Tablaconcuadrcula"/>
+        <w:tblW w:w="0" w:type="auto"/>
+        <w:tblLook w:val="04A0" w:firstRow="1" w:lastRow="0" w:firstColumn="1" w:lastColumn="0" w:noHBand="0" w:noVBand="1"/>
+      </w:tblPr>
+      <w:tblGrid>
+        <w:gridCol w:w="2813"/>
+        <w:gridCol w:w="2839"/>
+        <w:gridCol w:w="2842"/>
+      </w:tblGrid>
+      <w:tr>
+        <w:tc>
+          <w:tcPr>
+            <w:tcW w:w="2925" w:type="dxa"/>
+            <w:vAlign w:val="center"/>
+          </w:tcPr>
+          <w:p>
+            <w:r>
+              <w:rPr>
+                <w:b/>
+                <w:bCs/>
+              </w:rPr>
+              <w:t>Canal de distribución</w:t>
+            </w:r>
+          </w:p>
+        </w:tc>
+        <w:tc>
+          <w:tcPr>
+            <w:tcW w:w="2926" w:type="dxa"/>
+            <w:vAlign w:val="center"/>
+          </w:tcPr>
+          <w:p>
+            <w:r>
+              <w:rPr>
+                <w:b/>
+                <w:bCs/>
+              </w:rPr>
+              <w:t>Descripción del proceso</w:t>
+            </w:r>
+          </w:p>
+        </w:tc>
+        <w:tc>
+          <w:tcPr>
+            <w:tcW w:w="2926" w:type="dxa"/>
+            <w:vAlign w:val="center"/>
+          </w:tcPr>
+          <w:p>
+            <w:r>
+              <w:rPr>
+                <w:b/>
+                <w:bCs/>
+              </w:rPr>
+              <w:t>Ventajas</w:t>
+            </w:r>
+          </w:p>
+        </w:tc>
+      </w:tr>
+      <w:tr>
+        <w:tc>
+          <w:tcPr>
+            <w:tcW w:w="2925" w:type="dxa"/>
+            <w:vAlign w:val="center"/>
+          </w:tcPr>
+          <w:p>
+            <w:r>
+              <w:rPr>
+                <w:b/>
+                <w:bCs/>
+              </w:rPr>
+              <w:t>Venta online directa (web oficial)</w:t>
+            </w:r>
+          </w:p>
+        </w:tc>
+        <w:tc>
+          <w:tcPr>
+            <w:tcW w:w="2926" w:type="dxa"/>
+            <w:vAlign w:val="center"/>
+          </w:tcPr>
+          <w:p>
+            <w:r>
+              <w:t xml:space="preserve">El cliente accede a la web, selecciona la versión deseada (Básico, Pro o </w:t>
+            </w:r>
+            <w:proofErr w:type="spellStart"/>
+            <w:r>
+              <w:t>Custom</w:t>
+            </w:r>
+            <w:proofErr w:type="spellEnd"/>
+            <w:r>
+              <w:t xml:space="preserve">) y realiza el </w:t>
+            </w:r>
+            <w:r>
+              <w:lastRenderedPageBreak/>
+              <w:t>pago mediante tarjeta o transferencia.</w:t>
+            </w:r>
+          </w:p>
+        </w:tc>
+        <w:tc>
+          <w:tcPr>
+            <w:tcW w:w="2926" w:type="dxa"/>
+            <w:vAlign w:val="center"/>
+          </w:tcPr>
+          <w:p>
+            <w:r>
+              <w:lastRenderedPageBreak/>
+              <w:t>Reducción de intermediarios, disponibilidad 24/7.</w:t>
+            </w:r>
+          </w:p>
+        </w:tc>
+      </w:tr>
+      <w:tr>
+        <w:tc>
+          <w:tcPr>
+            <w:tcW w:w="2925" w:type="dxa"/>
+            <w:vAlign w:val="center"/>
+          </w:tcPr>
+          <w:p>
+            <w:r>
+              <w:rPr>
+                <w:b/>
+                <w:bCs/>
+              </w:rPr>
+              <w:t xml:space="preserve">Distribución mediante </w:t>
+            </w:r>
+            <w:proofErr w:type="spellStart"/>
+            <w:r>
+              <w:rPr>
+                <w:b/>
+                <w:bCs/>
+              </w:rPr>
+              <w:t>partners</w:t>
+            </w:r>
+            <w:proofErr w:type="spellEnd"/>
+            <w:r>
+              <w:rPr>
+                <w:b/>
+                <w:bCs/>
+              </w:rPr>
+              <w:t xml:space="preserve"> tecnológicos</w:t>
+            </w:r>
+          </w:p>
+        </w:tc>
+        <w:tc>
+          <w:tcPr>
+            <w:tcW w:w="2926" w:type="dxa"/>
+            <w:vAlign w:val="center"/>
+          </w:tcPr>
+          <w:p>
+            <w:r>
+              <w:t xml:space="preserve">Acuerdos con instaladores de TPV y proveedores de equipos informáticos, quienes ofrecen </w:t>
+            </w:r>
+            <w:proofErr w:type="spellStart"/>
+            <w:r>
+              <w:t>Orderly</w:t>
+            </w:r>
+            <w:proofErr w:type="spellEnd"/>
+            <w:r>
+              <w:t xml:space="preserve"> junto con el hardware.</w:t>
+            </w:r>
+          </w:p>
+        </w:tc>
+        <w:tc>
+          <w:tcPr>
+            <w:tcW w:w="2926" w:type="dxa"/>
+            <w:vAlign w:val="center"/>
+          </w:tcPr>
+          <w:p>
+            <w:r>
+              <w:t>Expansión territorial, soporte local.</w:t>
+            </w:r>
+          </w:p>
+        </w:tc>
+      </w:tr>
+      <w:tr>
+        <w:tc>
+          <w:tcPr>
+            <w:tcW w:w="2925" w:type="dxa"/>
+            <w:vAlign w:val="center"/>
+          </w:tcPr>
+          <w:p>
+            <w:r>
+              <w:rPr>
+                <w:b/>
+                <w:bCs/>
+              </w:rPr>
+              <w:t>Instalación y soporte remoto</w:t>
+            </w:r>
+          </w:p>
+        </w:tc>
+        <w:tc>
+          <w:tcPr>
+            <w:tcW w:w="2926" w:type="dxa"/>
+            <w:vAlign w:val="center"/>
+          </w:tcPr>
+          <w:p>
+            <w:r>
+              <w:t>Una vez realizada la compra, se envía un enlace de descarga y una guía interactiva. El soporte inicial se realiza por videollamada o asistencia remota.</w:t>
+            </w:r>
+          </w:p>
+        </w:tc>
+        <w:tc>
+          <w:tcPr>
+            <w:tcW w:w="2926" w:type="dxa"/>
+            <w:vAlign w:val="center"/>
+          </w:tcPr>
+          <w:p>
+            <w:r>
+              <w:t>Rapidez de implementación, comodidad para el cliente.</w:t>
+            </w:r>
+          </w:p>
+        </w:tc>
+      </w:tr>
+      <w:tr>
+        <w:tc>
+          <w:tcPr>
+            <w:tcW w:w="2925" w:type="dxa"/>
+            <w:vAlign w:val="center"/>
+          </w:tcPr>
+          <w:p>
+            <w:r>
+              <w:rPr>
+                <w:b/>
+                <w:bCs/>
+              </w:rPr>
+              <w:t>Distribución personalizada (</w:t>
+            </w:r>
+            <w:proofErr w:type="spellStart"/>
+            <w:r>
+              <w:rPr>
+                <w:b/>
+                <w:bCs/>
+              </w:rPr>
+              <w:t>Orderly</w:t>
+            </w:r>
+            <w:proofErr w:type="spellEnd"/>
+            <w:r>
+              <w:rPr>
+                <w:b/>
+                <w:bCs/>
+              </w:rPr>
+              <w:t xml:space="preserve"> </w:t>
+            </w:r>
+            <w:proofErr w:type="spellStart"/>
+            <w:r>
+              <w:rPr>
+                <w:b/>
+                <w:bCs/>
+              </w:rPr>
+              <w:t>Custom</w:t>
+            </w:r>
+            <w:proofErr w:type="spellEnd"/>
+            <w:r>
+              <w:rPr>
+                <w:b/>
+                <w:bCs/>
+              </w:rPr>
+              <w:t>)</w:t>
+            </w:r>
+          </w:p>
+        </w:tc>
+        <w:tc>
+          <w:tcPr>
+            <w:tcW w:w="2926" w:type="dxa"/>
+            <w:vAlign w:val="center"/>
+          </w:tcPr>
+          <w:p>
+            <w:r>
+              <w:t>En proyectos a medida, la instalación se realiza presencialmente, incluyendo formación al personal.</w:t>
+            </w:r>
+          </w:p>
+        </w:tc>
+        <w:tc>
+          <w:tcPr>
+            <w:tcW w:w="2926" w:type="dxa"/>
+            <w:vAlign w:val="center"/>
+          </w:tcPr>
+          <w:p>
+            <w:r>
+              <w:t>Garantía de calidad y acompañamiento integral.</w:t>
+            </w:r>
+          </w:p>
+        </w:tc>
+      </w:tr>
+    </w:tbl>
+    <w:p/>
+    <w:p>
+      <w:r>
+        <w:t>3.5 Proceso de compra</w:t>
+      </w:r>
+    </w:p>
+    <w:p>
+      <w:pPr>
+        <w:numPr>
+          <w:ilvl w:val="0"/>
+          <w:numId w:val="15"/>
+        </w:numPr>
+      </w:pPr>
+      <w:r>
+        <w:t>Interés del cliente: acceso a la web o contacto por redes.</w:t>
+      </w:r>
+    </w:p>
+    <w:p>
+      <w:pPr>
+        <w:numPr>
+          <w:ilvl w:val="0"/>
+          <w:numId w:val="15"/>
+        </w:numPr>
+      </w:pPr>
+      <w:r>
+        <w:t>Demostración gratuita: solicitud de versión demo en línea.</w:t>
+      </w:r>
+    </w:p>
+    <w:p>
+      <w:pPr>
+        <w:numPr>
+          <w:ilvl w:val="0"/>
+          <w:numId w:val="15"/>
+        </w:numPr>
+      </w:pPr>
+      <w:r>
+        <w:t xml:space="preserve">Elección del plan: comparación entre </w:t>
+      </w:r>
+      <w:proofErr w:type="spellStart"/>
+      <w:r>
+        <w:t>Orderly</w:t>
+      </w:r>
+      <w:proofErr w:type="spellEnd"/>
+      <w:r>
+        <w:t xml:space="preserve"> Básico, Pro o </w:t>
+      </w:r>
+      <w:proofErr w:type="spellStart"/>
+      <w:r>
+        <w:t>Custom</w:t>
+      </w:r>
+      <w:proofErr w:type="spellEnd"/>
+      <w:r>
+        <w:t>.</w:t>
+      </w:r>
+    </w:p>
+    <w:p>
+      <w:pPr>
+        <w:numPr>
+          <w:ilvl w:val="0"/>
+          <w:numId w:val="15"/>
+        </w:numPr>
+      </w:pPr>
+      <w:r>
+        <w:t>Pago y activación: suscripción mensual/anual o contratación personalizada.</w:t>
+      </w:r>
+    </w:p>
+    <w:p>
+      <w:pPr>
+        <w:numPr>
+          <w:ilvl w:val="0"/>
+          <w:numId w:val="15"/>
+        </w:numPr>
+      </w:pPr>
+      <w:r>
+        <w:t>Formación y soporte inicial: sesión guiada por videollamada o in situ.</w:t>
+      </w:r>
+    </w:p>
+    <w:p>
+      <w:pPr>
+        <w:numPr>
+          <w:ilvl w:val="0"/>
+          <w:numId w:val="15"/>
+        </w:numPr>
+      </w:pPr>
+      <w:r>
+        <w:t>Mantenimiento continuo: actualizaciones automáticas y soporte técnico 24 h.</w:t>
+      </w:r>
+    </w:p>
+    <w:p>
+      <w:r>
+        <w:t>3.6 Evaluación del plan</w:t>
+      </w:r>
+    </w:p>
+    <w:p>
+      <w:r>
+        <w:t>El éxito del plan de comunicación y distribución se medirá mediante indicadores (</w:t>
+      </w:r>
+      <w:proofErr w:type="spellStart"/>
+      <w:r>
+        <w:t>KPIs</w:t>
+      </w:r>
+      <w:proofErr w:type="spellEnd"/>
+      <w:r>
+        <w:t>) como:</w:t>
+      </w:r>
+    </w:p>
+    <w:p>
+      <w:pPr>
+        <w:numPr>
+          <w:ilvl w:val="0"/>
+          <w:numId w:val="16"/>
+        </w:numPr>
+      </w:pPr>
+      <w:r>
+        <w:t>Número de descargas o contrataciones mensuales.</w:t>
+      </w:r>
+    </w:p>
+    <w:p>
+      <w:pPr>
+        <w:numPr>
+          <w:ilvl w:val="0"/>
+          <w:numId w:val="16"/>
+        </w:numPr>
+      </w:pPr>
+      <w:r>
+        <w:t>Tráfico web y tasa de conversión.</w:t>
+      </w:r>
+    </w:p>
+    <w:p>
+      <w:pPr>
+        <w:numPr>
+          <w:ilvl w:val="0"/>
+          <w:numId w:val="16"/>
+        </w:numPr>
+      </w:pPr>
+      <w:r>
+        <w:t>Coste por adquisición (CPA).</w:t>
+      </w:r>
+    </w:p>
+    <w:p>
+      <w:pPr>
+        <w:numPr>
+          <w:ilvl w:val="0"/>
+          <w:numId w:val="16"/>
+        </w:numPr>
+      </w:pPr>
+      <w:r>
+        <w:t>Satisfacción del cliente (encuestas y reseñas).</w:t>
+      </w:r>
+    </w:p>
+    <w:p>
+      <w:pPr>
+        <w:numPr>
+          <w:ilvl w:val="0"/>
+          <w:numId w:val="16"/>
+        </w:numPr>
+      </w:pPr>
+      <w:r>
+        <w:lastRenderedPageBreak/>
+        <w:t>Retención y tasa de renovación anual.</w:t>
+      </w:r>
+    </w:p>
+    <w:p>
+      <w:r>
+        <w:t>Los resultados serán revisados trimestralmente para ajustar el presupuesto, optimizar las campañas digitales y mejorar la eficiencia del proceso de</w:t>
+      </w:r>
+    </w:p>
     <w:sectPr>
       <w:pgSz w:w="11906" w:h="16838"/>
       <w:pgMar w:top="1417" w:right="1701" w:bottom="1417" w:left="1701" w:header="708" w:footer="708" w:gutter="0"/>
@@ -2824,6 +5529,155 @@
     </w:lvl>
   </w:abstractNum>
   <w:abstractNum w:abstractNumId="1" w15:restartNumberingAfterBreak="0">
+    <w:nsid w:val="065B789A"/>
+    <w:multiLevelType w:val="multilevel"/>
+    <w:tmpl w:val="1236ED3A"/>
+    <w:lvl w:ilvl="0">
+      <w:start w:val="1"/>
+      <w:numFmt w:val="bullet"/>
+      <w:lvlText w:val=""/>
+      <w:lvlJc w:val="left"/>
+      <w:pPr>
+        <w:tabs>
+          <w:tab w:val="num" w:pos="720"/>
+        </w:tabs>
+        <w:ind w:left="720" w:hanging="360"/>
+      </w:pPr>
+      <w:rPr>
+        <w:rFonts w:ascii="Symbol" w:hAnsi="Symbol" w:hint="default"/>
+        <w:sz w:val="20"/>
+      </w:rPr>
+    </w:lvl>
+    <w:lvl w:ilvl="1" w:tentative="1">
+      <w:start w:val="1"/>
+      <w:numFmt w:val="bullet"/>
+      <w:lvlText w:val="o"/>
+      <w:lvlJc w:val="left"/>
+      <w:pPr>
+        <w:tabs>
+          <w:tab w:val="num" w:pos="1440"/>
+        </w:tabs>
+        <w:ind w:left="1440" w:hanging="360"/>
+      </w:pPr>
+      <w:rPr>
+        <w:rFonts w:ascii="Courier New" w:hAnsi="Courier New" w:hint="default"/>
+        <w:sz w:val="20"/>
+      </w:rPr>
+    </w:lvl>
+    <w:lvl w:ilvl="2" w:tentative="1">
+      <w:start w:val="1"/>
+      <w:numFmt w:val="bullet"/>
+      <w:lvlText w:val=""/>
+      <w:lvlJc w:val="left"/>
+      <w:pPr>
+        <w:tabs>
+          <w:tab w:val="num" w:pos="2160"/>
+        </w:tabs>
+        <w:ind w:left="2160" w:hanging="360"/>
+      </w:pPr>
+      <w:rPr>
+        <w:rFonts w:ascii="Wingdings" w:hAnsi="Wingdings" w:hint="default"/>
+        <w:sz w:val="20"/>
+      </w:rPr>
+    </w:lvl>
+    <w:lvl w:ilvl="3" w:tentative="1">
+      <w:start w:val="1"/>
+      <w:numFmt w:val="bullet"/>
+      <w:lvlText w:val=""/>
+      <w:lvlJc w:val="left"/>
+      <w:pPr>
+        <w:tabs>
+          <w:tab w:val="num" w:pos="2880"/>
+        </w:tabs>
+        <w:ind w:left="2880" w:hanging="360"/>
+      </w:pPr>
+      <w:rPr>
+        <w:rFonts w:ascii="Wingdings" w:hAnsi="Wingdings" w:hint="default"/>
+        <w:sz w:val="20"/>
+      </w:rPr>
+    </w:lvl>
+    <w:lvl w:ilvl="4" w:tentative="1">
+      <w:start w:val="1"/>
+      <w:numFmt w:val="bullet"/>
+      <w:lvlText w:val=""/>
+      <w:lvlJc w:val="left"/>
+      <w:pPr>
+        <w:tabs>
+          <w:tab w:val="num" w:pos="3600"/>
+        </w:tabs>
+        <w:ind w:left="3600" w:hanging="360"/>
+      </w:pPr>
+      <w:rPr>
+        <w:rFonts w:ascii="Wingdings" w:hAnsi="Wingdings" w:hint="default"/>
+        <w:sz w:val="20"/>
+      </w:rPr>
+    </w:lvl>
+    <w:lvl w:ilvl="5" w:tentative="1">
+      <w:start w:val="1"/>
+      <w:numFmt w:val="bullet"/>
+      <w:lvlText w:val=""/>
+      <w:lvlJc w:val="left"/>
+      <w:pPr>
+        <w:tabs>
+          <w:tab w:val="num" w:pos="4320"/>
+        </w:tabs>
+        <w:ind w:left="4320" w:hanging="360"/>
+      </w:pPr>
+      <w:rPr>
+        <w:rFonts w:ascii="Wingdings" w:hAnsi="Wingdings" w:hint="default"/>
+        <w:sz w:val="20"/>
+      </w:rPr>
+    </w:lvl>
+    <w:lvl w:ilvl="6" w:tentative="1">
+      <w:start w:val="1"/>
+      <w:numFmt w:val="bullet"/>
+      <w:lvlText w:val=""/>
+      <w:lvlJc w:val="left"/>
+      <w:pPr>
+        <w:tabs>
+          <w:tab w:val="num" w:pos="5040"/>
+        </w:tabs>
+        <w:ind w:left="5040" w:hanging="360"/>
+      </w:pPr>
+      <w:rPr>
+        <w:rFonts w:ascii="Wingdings" w:hAnsi="Wingdings" w:hint="default"/>
+        <w:sz w:val="20"/>
+      </w:rPr>
+    </w:lvl>
+    <w:lvl w:ilvl="7" w:tentative="1">
+      <w:start w:val="1"/>
+      <w:numFmt w:val="bullet"/>
+      <w:lvlText w:val=""/>
+      <w:lvlJc w:val="left"/>
+      <w:pPr>
+        <w:tabs>
+          <w:tab w:val="num" w:pos="5760"/>
+        </w:tabs>
+        <w:ind w:left="5760" w:hanging="360"/>
+      </w:pPr>
+      <w:rPr>
+        <w:rFonts w:ascii="Wingdings" w:hAnsi="Wingdings" w:hint="default"/>
+        <w:sz w:val="20"/>
+      </w:rPr>
+    </w:lvl>
+    <w:lvl w:ilvl="8" w:tentative="1">
+      <w:start w:val="1"/>
+      <w:numFmt w:val="bullet"/>
+      <w:lvlText w:val=""/>
+      <w:lvlJc w:val="left"/>
+      <w:pPr>
+        <w:tabs>
+          <w:tab w:val="num" w:pos="6480"/>
+        </w:tabs>
+        <w:ind w:left="6480" w:hanging="360"/>
+      </w:pPr>
+      <w:rPr>
+        <w:rFonts w:ascii="Wingdings" w:hAnsi="Wingdings" w:hint="default"/>
+        <w:sz w:val="20"/>
+      </w:rPr>
+    </w:lvl>
+  </w:abstractNum>
+  <w:abstractNum w:abstractNumId="2" w15:restartNumberingAfterBreak="0">
     <w:nsid w:val="16B14AF7"/>
     <w:multiLevelType w:val="multilevel"/>
     <w:tmpl w:val="5D84E828"/>
@@ -2972,7 +5826,567 @@
       </w:rPr>
     </w:lvl>
   </w:abstractNum>
-  <w:abstractNum w:abstractNumId="2" w15:restartNumberingAfterBreak="0">
+  <w:abstractNum w:abstractNumId="3" w15:restartNumberingAfterBreak="0">
+    <w:nsid w:val="1C4F2BFA"/>
+    <w:multiLevelType w:val="multilevel"/>
+    <w:tmpl w:val="B4CEDC3A"/>
+    <w:lvl w:ilvl="0">
+      <w:start w:val="1"/>
+      <w:numFmt w:val="bullet"/>
+      <w:lvlText w:val=""/>
+      <w:lvlJc w:val="left"/>
+      <w:pPr>
+        <w:tabs>
+          <w:tab w:val="num" w:pos="720"/>
+        </w:tabs>
+        <w:ind w:left="720" w:hanging="360"/>
+      </w:pPr>
+      <w:rPr>
+        <w:rFonts w:ascii="Symbol" w:hAnsi="Symbol" w:hint="default"/>
+        <w:sz w:val="20"/>
+      </w:rPr>
+    </w:lvl>
+    <w:lvl w:ilvl="1" w:tentative="1">
+      <w:start w:val="1"/>
+      <w:numFmt w:val="bullet"/>
+      <w:lvlText w:val="o"/>
+      <w:lvlJc w:val="left"/>
+      <w:pPr>
+        <w:tabs>
+          <w:tab w:val="num" w:pos="1440"/>
+        </w:tabs>
+        <w:ind w:left="1440" w:hanging="360"/>
+      </w:pPr>
+      <w:rPr>
+        <w:rFonts w:ascii="Courier New" w:hAnsi="Courier New" w:hint="default"/>
+        <w:sz w:val="20"/>
+      </w:rPr>
+    </w:lvl>
+    <w:lvl w:ilvl="2" w:tentative="1">
+      <w:start w:val="1"/>
+      <w:numFmt w:val="bullet"/>
+      <w:lvlText w:val=""/>
+      <w:lvlJc w:val="left"/>
+      <w:pPr>
+        <w:tabs>
+          <w:tab w:val="num" w:pos="2160"/>
+        </w:tabs>
+        <w:ind w:left="2160" w:hanging="360"/>
+      </w:pPr>
+      <w:rPr>
+        <w:rFonts w:ascii="Wingdings" w:hAnsi="Wingdings" w:hint="default"/>
+        <w:sz w:val="20"/>
+      </w:rPr>
+    </w:lvl>
+    <w:lvl w:ilvl="3" w:tentative="1">
+      <w:start w:val="1"/>
+      <w:numFmt w:val="bullet"/>
+      <w:lvlText w:val=""/>
+      <w:lvlJc w:val="left"/>
+      <w:pPr>
+        <w:tabs>
+          <w:tab w:val="num" w:pos="2880"/>
+        </w:tabs>
+        <w:ind w:left="2880" w:hanging="360"/>
+      </w:pPr>
+      <w:rPr>
+        <w:rFonts w:ascii="Wingdings" w:hAnsi="Wingdings" w:hint="default"/>
+        <w:sz w:val="20"/>
+      </w:rPr>
+    </w:lvl>
+    <w:lvl w:ilvl="4" w:tentative="1">
+      <w:start w:val="1"/>
+      <w:numFmt w:val="bullet"/>
+      <w:lvlText w:val=""/>
+      <w:lvlJc w:val="left"/>
+      <w:pPr>
+        <w:tabs>
+          <w:tab w:val="num" w:pos="3600"/>
+        </w:tabs>
+        <w:ind w:left="3600" w:hanging="360"/>
+      </w:pPr>
+      <w:rPr>
+        <w:rFonts w:ascii="Wingdings" w:hAnsi="Wingdings" w:hint="default"/>
+        <w:sz w:val="20"/>
+      </w:rPr>
+    </w:lvl>
+    <w:lvl w:ilvl="5" w:tentative="1">
+      <w:start w:val="1"/>
+      <w:numFmt w:val="bullet"/>
+      <w:lvlText w:val=""/>
+      <w:lvlJc w:val="left"/>
+      <w:pPr>
+        <w:tabs>
+          <w:tab w:val="num" w:pos="4320"/>
+        </w:tabs>
+        <w:ind w:left="4320" w:hanging="360"/>
+      </w:pPr>
+      <w:rPr>
+        <w:rFonts w:ascii="Wingdings" w:hAnsi="Wingdings" w:hint="default"/>
+        <w:sz w:val="20"/>
+      </w:rPr>
+    </w:lvl>
+    <w:lvl w:ilvl="6" w:tentative="1">
+      <w:start w:val="1"/>
+      <w:numFmt w:val="bullet"/>
+      <w:lvlText w:val=""/>
+      <w:lvlJc w:val="left"/>
+      <w:pPr>
+        <w:tabs>
+          <w:tab w:val="num" w:pos="5040"/>
+        </w:tabs>
+        <w:ind w:left="5040" w:hanging="360"/>
+      </w:pPr>
+      <w:rPr>
+        <w:rFonts w:ascii="Wingdings" w:hAnsi="Wingdings" w:hint="default"/>
+        <w:sz w:val="20"/>
+      </w:rPr>
+    </w:lvl>
+    <w:lvl w:ilvl="7" w:tentative="1">
+      <w:start w:val="1"/>
+      <w:numFmt w:val="bullet"/>
+      <w:lvlText w:val=""/>
+      <w:lvlJc w:val="left"/>
+      <w:pPr>
+        <w:tabs>
+          <w:tab w:val="num" w:pos="5760"/>
+        </w:tabs>
+        <w:ind w:left="5760" w:hanging="360"/>
+      </w:pPr>
+      <w:rPr>
+        <w:rFonts w:ascii="Wingdings" w:hAnsi="Wingdings" w:hint="default"/>
+        <w:sz w:val="20"/>
+      </w:rPr>
+    </w:lvl>
+    <w:lvl w:ilvl="8" w:tentative="1">
+      <w:start w:val="1"/>
+      <w:numFmt w:val="bullet"/>
+      <w:lvlText w:val=""/>
+      <w:lvlJc w:val="left"/>
+      <w:pPr>
+        <w:tabs>
+          <w:tab w:val="num" w:pos="6480"/>
+        </w:tabs>
+        <w:ind w:left="6480" w:hanging="360"/>
+      </w:pPr>
+      <w:rPr>
+        <w:rFonts w:ascii="Wingdings" w:hAnsi="Wingdings" w:hint="default"/>
+        <w:sz w:val="20"/>
+      </w:rPr>
+    </w:lvl>
+  </w:abstractNum>
+  <w:abstractNum w:abstractNumId="4" w15:restartNumberingAfterBreak="0">
+    <w:nsid w:val="222530F4"/>
+    <w:multiLevelType w:val="multilevel"/>
+    <w:tmpl w:val="89062A6C"/>
+    <w:lvl w:ilvl="0">
+      <w:start w:val="1"/>
+      <w:numFmt w:val="bullet"/>
+      <w:lvlText w:val=""/>
+      <w:lvlJc w:val="left"/>
+      <w:pPr>
+        <w:tabs>
+          <w:tab w:val="num" w:pos="720"/>
+        </w:tabs>
+        <w:ind w:left="720" w:hanging="360"/>
+      </w:pPr>
+      <w:rPr>
+        <w:rFonts w:ascii="Symbol" w:hAnsi="Symbol" w:hint="default"/>
+        <w:sz w:val="20"/>
+      </w:rPr>
+    </w:lvl>
+    <w:lvl w:ilvl="1" w:tentative="1">
+      <w:start w:val="1"/>
+      <w:numFmt w:val="bullet"/>
+      <w:lvlText w:val="o"/>
+      <w:lvlJc w:val="left"/>
+      <w:pPr>
+        <w:tabs>
+          <w:tab w:val="num" w:pos="1440"/>
+        </w:tabs>
+        <w:ind w:left="1440" w:hanging="360"/>
+      </w:pPr>
+      <w:rPr>
+        <w:rFonts w:ascii="Courier New" w:hAnsi="Courier New" w:hint="default"/>
+        <w:sz w:val="20"/>
+      </w:rPr>
+    </w:lvl>
+    <w:lvl w:ilvl="2" w:tentative="1">
+      <w:start w:val="1"/>
+      <w:numFmt w:val="bullet"/>
+      <w:lvlText w:val=""/>
+      <w:lvlJc w:val="left"/>
+      <w:pPr>
+        <w:tabs>
+          <w:tab w:val="num" w:pos="2160"/>
+        </w:tabs>
+        <w:ind w:left="2160" w:hanging="360"/>
+      </w:pPr>
+      <w:rPr>
+        <w:rFonts w:ascii="Wingdings" w:hAnsi="Wingdings" w:hint="default"/>
+        <w:sz w:val="20"/>
+      </w:rPr>
+    </w:lvl>
+    <w:lvl w:ilvl="3" w:tentative="1">
+      <w:start w:val="1"/>
+      <w:numFmt w:val="bullet"/>
+      <w:lvlText w:val=""/>
+      <w:lvlJc w:val="left"/>
+      <w:pPr>
+        <w:tabs>
+          <w:tab w:val="num" w:pos="2880"/>
+        </w:tabs>
+        <w:ind w:left="2880" w:hanging="360"/>
+      </w:pPr>
+      <w:rPr>
+        <w:rFonts w:ascii="Wingdings" w:hAnsi="Wingdings" w:hint="default"/>
+        <w:sz w:val="20"/>
+      </w:rPr>
+    </w:lvl>
+    <w:lvl w:ilvl="4" w:tentative="1">
+      <w:start w:val="1"/>
+      <w:numFmt w:val="bullet"/>
+      <w:lvlText w:val=""/>
+      <w:lvlJc w:val="left"/>
+      <w:pPr>
+        <w:tabs>
+          <w:tab w:val="num" w:pos="3600"/>
+        </w:tabs>
+        <w:ind w:left="3600" w:hanging="360"/>
+      </w:pPr>
+      <w:rPr>
+        <w:rFonts w:ascii="Wingdings" w:hAnsi="Wingdings" w:hint="default"/>
+        <w:sz w:val="20"/>
+      </w:rPr>
+    </w:lvl>
+    <w:lvl w:ilvl="5" w:tentative="1">
+      <w:start w:val="1"/>
+      <w:numFmt w:val="bullet"/>
+      <w:lvlText w:val=""/>
+      <w:lvlJc w:val="left"/>
+      <w:pPr>
+        <w:tabs>
+          <w:tab w:val="num" w:pos="4320"/>
+        </w:tabs>
+        <w:ind w:left="4320" w:hanging="360"/>
+      </w:pPr>
+      <w:rPr>
+        <w:rFonts w:ascii="Wingdings" w:hAnsi="Wingdings" w:hint="default"/>
+        <w:sz w:val="20"/>
+      </w:rPr>
+    </w:lvl>
+    <w:lvl w:ilvl="6" w:tentative="1">
+      <w:start w:val="1"/>
+      <w:numFmt w:val="bullet"/>
+      <w:lvlText w:val=""/>
+      <w:lvlJc w:val="left"/>
+      <w:pPr>
+        <w:tabs>
+          <w:tab w:val="num" w:pos="5040"/>
+        </w:tabs>
+        <w:ind w:left="5040" w:hanging="360"/>
+      </w:pPr>
+      <w:rPr>
+        <w:rFonts w:ascii="Wingdings" w:hAnsi="Wingdings" w:hint="default"/>
+        <w:sz w:val="20"/>
+      </w:rPr>
+    </w:lvl>
+    <w:lvl w:ilvl="7" w:tentative="1">
+      <w:start w:val="1"/>
+      <w:numFmt w:val="bullet"/>
+      <w:lvlText w:val=""/>
+      <w:lvlJc w:val="left"/>
+      <w:pPr>
+        <w:tabs>
+          <w:tab w:val="num" w:pos="5760"/>
+        </w:tabs>
+        <w:ind w:left="5760" w:hanging="360"/>
+      </w:pPr>
+      <w:rPr>
+        <w:rFonts w:ascii="Wingdings" w:hAnsi="Wingdings" w:hint="default"/>
+        <w:sz w:val="20"/>
+      </w:rPr>
+    </w:lvl>
+    <w:lvl w:ilvl="8" w:tentative="1">
+      <w:start w:val="1"/>
+      <w:numFmt w:val="bullet"/>
+      <w:lvlText w:val=""/>
+      <w:lvlJc w:val="left"/>
+      <w:pPr>
+        <w:tabs>
+          <w:tab w:val="num" w:pos="6480"/>
+        </w:tabs>
+        <w:ind w:left="6480" w:hanging="360"/>
+      </w:pPr>
+      <w:rPr>
+        <w:rFonts w:ascii="Wingdings" w:hAnsi="Wingdings" w:hint="default"/>
+        <w:sz w:val="20"/>
+      </w:rPr>
+    </w:lvl>
+  </w:abstractNum>
+  <w:abstractNum w:abstractNumId="5" w15:restartNumberingAfterBreak="0">
+    <w:nsid w:val="33C301C6"/>
+    <w:multiLevelType w:val="multilevel"/>
+    <w:tmpl w:val="75B29F58"/>
+    <w:lvl w:ilvl="0">
+      <w:start w:val="1"/>
+      <w:numFmt w:val="bullet"/>
+      <w:lvlText w:val=""/>
+      <w:lvlJc w:val="left"/>
+      <w:pPr>
+        <w:tabs>
+          <w:tab w:val="num" w:pos="720"/>
+        </w:tabs>
+        <w:ind w:left="720" w:hanging="360"/>
+      </w:pPr>
+      <w:rPr>
+        <w:rFonts w:ascii="Symbol" w:hAnsi="Symbol" w:hint="default"/>
+        <w:sz w:val="20"/>
+      </w:rPr>
+    </w:lvl>
+    <w:lvl w:ilvl="1" w:tentative="1">
+      <w:start w:val="1"/>
+      <w:numFmt w:val="bullet"/>
+      <w:lvlText w:val="o"/>
+      <w:lvlJc w:val="left"/>
+      <w:pPr>
+        <w:tabs>
+          <w:tab w:val="num" w:pos="1440"/>
+        </w:tabs>
+        <w:ind w:left="1440" w:hanging="360"/>
+      </w:pPr>
+      <w:rPr>
+        <w:rFonts w:ascii="Courier New" w:hAnsi="Courier New" w:hint="default"/>
+        <w:sz w:val="20"/>
+      </w:rPr>
+    </w:lvl>
+    <w:lvl w:ilvl="2" w:tentative="1">
+      <w:start w:val="1"/>
+      <w:numFmt w:val="bullet"/>
+      <w:lvlText w:val=""/>
+      <w:lvlJc w:val="left"/>
+      <w:pPr>
+        <w:tabs>
+          <w:tab w:val="num" w:pos="2160"/>
+        </w:tabs>
+        <w:ind w:left="2160" w:hanging="360"/>
+      </w:pPr>
+      <w:rPr>
+        <w:rFonts w:ascii="Wingdings" w:hAnsi="Wingdings" w:hint="default"/>
+        <w:sz w:val="20"/>
+      </w:rPr>
+    </w:lvl>
+    <w:lvl w:ilvl="3" w:tentative="1">
+      <w:start w:val="1"/>
+      <w:numFmt w:val="bullet"/>
+      <w:lvlText w:val=""/>
+      <w:lvlJc w:val="left"/>
+      <w:pPr>
+        <w:tabs>
+          <w:tab w:val="num" w:pos="2880"/>
+        </w:tabs>
+        <w:ind w:left="2880" w:hanging="360"/>
+      </w:pPr>
+      <w:rPr>
+        <w:rFonts w:ascii="Wingdings" w:hAnsi="Wingdings" w:hint="default"/>
+        <w:sz w:val="20"/>
+      </w:rPr>
+    </w:lvl>
+    <w:lvl w:ilvl="4" w:tentative="1">
+      <w:start w:val="1"/>
+      <w:numFmt w:val="bullet"/>
+      <w:lvlText w:val=""/>
+      <w:lvlJc w:val="left"/>
+      <w:pPr>
+        <w:tabs>
+          <w:tab w:val="num" w:pos="3600"/>
+        </w:tabs>
+        <w:ind w:left="3600" w:hanging="360"/>
+      </w:pPr>
+      <w:rPr>
+        <w:rFonts w:ascii="Wingdings" w:hAnsi="Wingdings" w:hint="default"/>
+        <w:sz w:val="20"/>
+      </w:rPr>
+    </w:lvl>
+    <w:lvl w:ilvl="5" w:tentative="1">
+      <w:start w:val="1"/>
+      <w:numFmt w:val="bullet"/>
+      <w:lvlText w:val=""/>
+      <w:lvlJc w:val="left"/>
+      <w:pPr>
+        <w:tabs>
+          <w:tab w:val="num" w:pos="4320"/>
+        </w:tabs>
+        <w:ind w:left="4320" w:hanging="360"/>
+      </w:pPr>
+      <w:rPr>
+        <w:rFonts w:ascii="Wingdings" w:hAnsi="Wingdings" w:hint="default"/>
+        <w:sz w:val="20"/>
+      </w:rPr>
+    </w:lvl>
+    <w:lvl w:ilvl="6" w:tentative="1">
+      <w:start w:val="1"/>
+      <w:numFmt w:val="bullet"/>
+      <w:lvlText w:val=""/>
+      <w:lvlJc w:val="left"/>
+      <w:pPr>
+        <w:tabs>
+          <w:tab w:val="num" w:pos="5040"/>
+        </w:tabs>
+        <w:ind w:left="5040" w:hanging="360"/>
+      </w:pPr>
+      <w:rPr>
+        <w:rFonts w:ascii="Wingdings" w:hAnsi="Wingdings" w:hint="default"/>
+        <w:sz w:val="20"/>
+      </w:rPr>
+    </w:lvl>
+    <w:lvl w:ilvl="7" w:tentative="1">
+      <w:start w:val="1"/>
+      <w:numFmt w:val="bullet"/>
+      <w:lvlText w:val=""/>
+      <w:lvlJc w:val="left"/>
+      <w:pPr>
+        <w:tabs>
+          <w:tab w:val="num" w:pos="5760"/>
+        </w:tabs>
+        <w:ind w:left="5760" w:hanging="360"/>
+      </w:pPr>
+      <w:rPr>
+        <w:rFonts w:ascii="Wingdings" w:hAnsi="Wingdings" w:hint="default"/>
+        <w:sz w:val="20"/>
+      </w:rPr>
+    </w:lvl>
+    <w:lvl w:ilvl="8" w:tentative="1">
+      <w:start w:val="1"/>
+      <w:numFmt w:val="bullet"/>
+      <w:lvlText w:val=""/>
+      <w:lvlJc w:val="left"/>
+      <w:pPr>
+        <w:tabs>
+          <w:tab w:val="num" w:pos="6480"/>
+        </w:tabs>
+        <w:ind w:left="6480" w:hanging="360"/>
+      </w:pPr>
+      <w:rPr>
+        <w:rFonts w:ascii="Wingdings" w:hAnsi="Wingdings" w:hint="default"/>
+        <w:sz w:val="20"/>
+      </w:rPr>
+    </w:lvl>
+  </w:abstractNum>
+  <w:abstractNum w:abstractNumId="6" w15:restartNumberingAfterBreak="0">
+    <w:nsid w:val="358A3641"/>
+    <w:multiLevelType w:val="multilevel"/>
+    <w:tmpl w:val="15BC3ED4"/>
+    <w:lvl w:ilvl="0">
+      <w:start w:val="1"/>
+      <w:numFmt w:val="decimal"/>
+      <w:lvlText w:val="%1."/>
+      <w:lvlJc w:val="left"/>
+      <w:pPr>
+        <w:tabs>
+          <w:tab w:val="num" w:pos="720"/>
+        </w:tabs>
+        <w:ind w:left="720" w:hanging="360"/>
+      </w:pPr>
+    </w:lvl>
+    <w:lvl w:ilvl="1" w:tentative="1">
+      <w:start w:val="1"/>
+      <w:numFmt w:val="decimal"/>
+      <w:lvlText w:val="%2."/>
+      <w:lvlJc w:val="left"/>
+      <w:pPr>
+        <w:tabs>
+          <w:tab w:val="num" w:pos="1440"/>
+        </w:tabs>
+        <w:ind w:left="1440" w:hanging="360"/>
+      </w:pPr>
+    </w:lvl>
+    <w:lvl w:ilvl="2" w:tentative="1">
+      <w:start w:val="1"/>
+      <w:numFmt w:val="decimal"/>
+      <w:lvlText w:val="%3."/>
+      <w:lvlJc w:val="left"/>
+      <w:pPr>
+        <w:tabs>
+          <w:tab w:val="num" w:pos="2160"/>
+        </w:tabs>
+        <w:ind w:left="2160" w:hanging="360"/>
+      </w:pPr>
+    </w:lvl>
+    <w:lvl w:ilvl="3" w:tentative="1">
+      <w:start w:val="1"/>
+      <w:numFmt w:val="decimal"/>
+      <w:lvlText w:val="%4."/>
+      <w:lvlJc w:val="left"/>
+      <w:pPr>
+        <w:tabs>
+          <w:tab w:val="num" w:pos="2880"/>
+        </w:tabs>
+        <w:ind w:left="2880" w:hanging="360"/>
+      </w:pPr>
+    </w:lvl>
+    <w:lvl w:ilvl="4" w:tentative="1">
+      <w:start w:val="1"/>
+      <w:numFmt w:val="decimal"/>
+      <w:lvlText w:val="%5."/>
+      <w:lvlJc w:val="left"/>
+      <w:pPr>
+        <w:tabs>
+          <w:tab w:val="num" w:pos="3600"/>
+        </w:tabs>
+        <w:ind w:left="3600" w:hanging="360"/>
+      </w:pPr>
+    </w:lvl>
+    <w:lvl w:ilvl="5" w:tentative="1">
+      <w:start w:val="1"/>
+      <w:numFmt w:val="decimal"/>
+      <w:lvlText w:val="%6."/>
+      <w:lvlJc w:val="left"/>
+      <w:pPr>
+        <w:tabs>
+          <w:tab w:val="num" w:pos="4320"/>
+        </w:tabs>
+        <w:ind w:left="4320" w:hanging="360"/>
+      </w:pPr>
+    </w:lvl>
+    <w:lvl w:ilvl="6" w:tentative="1">
+      <w:start w:val="1"/>
+      <w:numFmt w:val="decimal"/>
+      <w:lvlText w:val="%7."/>
+      <w:lvlJc w:val="left"/>
+      <w:pPr>
+        <w:tabs>
+          <w:tab w:val="num" w:pos="5040"/>
+        </w:tabs>
+        <w:ind w:left="5040" w:hanging="360"/>
+      </w:pPr>
+    </w:lvl>
+    <w:lvl w:ilvl="7" w:tentative="1">
+      <w:start w:val="1"/>
+      <w:numFmt w:val="decimal"/>
+      <w:lvlText w:val="%8."/>
+      <w:lvlJc w:val="left"/>
+      <w:pPr>
+        <w:tabs>
+          <w:tab w:val="num" w:pos="5760"/>
+        </w:tabs>
+        <w:ind w:left="5760" w:hanging="360"/>
+      </w:pPr>
+    </w:lvl>
+    <w:lvl w:ilvl="8" w:tentative="1">
+      <w:start w:val="1"/>
+      <w:numFmt w:val="decimal"/>
+      <w:lvlText w:val="%9."/>
+      <w:lvlJc w:val="left"/>
+      <w:pPr>
+        <w:tabs>
+          <w:tab w:val="num" w:pos="6480"/>
+        </w:tabs>
+        <w:ind w:left="6480" w:hanging="360"/>
+      </w:pPr>
+    </w:lvl>
+  </w:abstractNum>
+  <w:abstractNum w:abstractNumId="7" w15:restartNumberingAfterBreak="0">
     <w:nsid w:val="382B031A"/>
     <w:multiLevelType w:val="hybridMultilevel"/>
     <w:tmpl w:val="E09E9D1C"/>
@@ -3085,7 +6499,156 @@
       </w:rPr>
     </w:lvl>
   </w:abstractNum>
-  <w:abstractNum w:abstractNumId="3" w15:restartNumberingAfterBreak="0">
+  <w:abstractNum w:abstractNumId="8" w15:restartNumberingAfterBreak="0">
+    <w:nsid w:val="3BBE1EE2"/>
+    <w:multiLevelType w:val="multilevel"/>
+    <w:tmpl w:val="FEFA5B40"/>
+    <w:lvl w:ilvl="0">
+      <w:start w:val="1"/>
+      <w:numFmt w:val="bullet"/>
+      <w:lvlText w:val=""/>
+      <w:lvlJc w:val="left"/>
+      <w:pPr>
+        <w:tabs>
+          <w:tab w:val="num" w:pos="720"/>
+        </w:tabs>
+        <w:ind w:left="720" w:hanging="360"/>
+      </w:pPr>
+      <w:rPr>
+        <w:rFonts w:ascii="Symbol" w:hAnsi="Symbol" w:hint="default"/>
+        <w:sz w:val="20"/>
+      </w:rPr>
+    </w:lvl>
+    <w:lvl w:ilvl="1" w:tentative="1">
+      <w:start w:val="1"/>
+      <w:numFmt w:val="bullet"/>
+      <w:lvlText w:val="o"/>
+      <w:lvlJc w:val="left"/>
+      <w:pPr>
+        <w:tabs>
+          <w:tab w:val="num" w:pos="1440"/>
+        </w:tabs>
+        <w:ind w:left="1440" w:hanging="360"/>
+      </w:pPr>
+      <w:rPr>
+        <w:rFonts w:ascii="Courier New" w:hAnsi="Courier New" w:hint="default"/>
+        <w:sz w:val="20"/>
+      </w:rPr>
+    </w:lvl>
+    <w:lvl w:ilvl="2" w:tentative="1">
+      <w:start w:val="1"/>
+      <w:numFmt w:val="bullet"/>
+      <w:lvlText w:val=""/>
+      <w:lvlJc w:val="left"/>
+      <w:pPr>
+        <w:tabs>
+          <w:tab w:val="num" w:pos="2160"/>
+        </w:tabs>
+        <w:ind w:left="2160" w:hanging="360"/>
+      </w:pPr>
+      <w:rPr>
+        <w:rFonts w:ascii="Wingdings" w:hAnsi="Wingdings" w:hint="default"/>
+        <w:sz w:val="20"/>
+      </w:rPr>
+    </w:lvl>
+    <w:lvl w:ilvl="3" w:tentative="1">
+      <w:start w:val="1"/>
+      <w:numFmt w:val="bullet"/>
+      <w:lvlText w:val=""/>
+      <w:lvlJc w:val="left"/>
+      <w:pPr>
+        <w:tabs>
+          <w:tab w:val="num" w:pos="2880"/>
+        </w:tabs>
+        <w:ind w:left="2880" w:hanging="360"/>
+      </w:pPr>
+      <w:rPr>
+        <w:rFonts w:ascii="Wingdings" w:hAnsi="Wingdings" w:hint="default"/>
+        <w:sz w:val="20"/>
+      </w:rPr>
+    </w:lvl>
+    <w:lvl w:ilvl="4" w:tentative="1">
+      <w:start w:val="1"/>
+      <w:numFmt w:val="bullet"/>
+      <w:lvlText w:val=""/>
+      <w:lvlJc w:val="left"/>
+      <w:pPr>
+        <w:tabs>
+          <w:tab w:val="num" w:pos="3600"/>
+        </w:tabs>
+        <w:ind w:left="3600" w:hanging="360"/>
+      </w:pPr>
+      <w:rPr>
+        <w:rFonts w:ascii="Wingdings" w:hAnsi="Wingdings" w:hint="default"/>
+        <w:sz w:val="20"/>
+      </w:rPr>
+    </w:lvl>
+    <w:lvl w:ilvl="5" w:tentative="1">
+      <w:start w:val="1"/>
+      <w:numFmt w:val="bullet"/>
+      <w:lvlText w:val=""/>
+      <w:lvlJc w:val="left"/>
+      <w:pPr>
+        <w:tabs>
+          <w:tab w:val="num" w:pos="4320"/>
+        </w:tabs>
+        <w:ind w:left="4320" w:hanging="360"/>
+      </w:pPr>
+      <w:rPr>
+        <w:rFonts w:ascii="Wingdings" w:hAnsi="Wingdings" w:hint="default"/>
+        <w:sz w:val="20"/>
+      </w:rPr>
+    </w:lvl>
+    <w:lvl w:ilvl="6" w:tentative="1">
+      <w:start w:val="1"/>
+      <w:numFmt w:val="bullet"/>
+      <w:lvlText w:val=""/>
+      <w:lvlJc w:val="left"/>
+      <w:pPr>
+        <w:tabs>
+          <w:tab w:val="num" w:pos="5040"/>
+        </w:tabs>
+        <w:ind w:left="5040" w:hanging="360"/>
+      </w:pPr>
+      <w:rPr>
+        <w:rFonts w:ascii="Wingdings" w:hAnsi="Wingdings" w:hint="default"/>
+        <w:sz w:val="20"/>
+      </w:rPr>
+    </w:lvl>
+    <w:lvl w:ilvl="7" w:tentative="1">
+      <w:start w:val="1"/>
+      <w:numFmt w:val="bullet"/>
+      <w:lvlText w:val=""/>
+      <w:lvlJc w:val="left"/>
+      <w:pPr>
+        <w:tabs>
+          <w:tab w:val="num" w:pos="5760"/>
+        </w:tabs>
+        <w:ind w:left="5760" w:hanging="360"/>
+      </w:pPr>
+      <w:rPr>
+        <w:rFonts w:ascii="Wingdings" w:hAnsi="Wingdings" w:hint="default"/>
+        <w:sz w:val="20"/>
+      </w:rPr>
+    </w:lvl>
+    <w:lvl w:ilvl="8" w:tentative="1">
+      <w:start w:val="1"/>
+      <w:numFmt w:val="bullet"/>
+      <w:lvlText w:val=""/>
+      <w:lvlJc w:val="left"/>
+      <w:pPr>
+        <w:tabs>
+          <w:tab w:val="num" w:pos="6480"/>
+        </w:tabs>
+        <w:ind w:left="6480" w:hanging="360"/>
+      </w:pPr>
+      <w:rPr>
+        <w:rFonts w:ascii="Wingdings" w:hAnsi="Wingdings" w:hint="default"/>
+        <w:sz w:val="20"/>
+      </w:rPr>
+    </w:lvl>
+  </w:abstractNum>
+  <w:abstractNum w:abstractNumId="9" w15:restartNumberingAfterBreak="0">
     <w:nsid w:val="40E72BF9"/>
     <w:multiLevelType w:val="multilevel"/>
     <w:tmpl w:val="72A211FE"/>
@@ -3234,7 +6797,120 @@
       </w:rPr>
     </w:lvl>
   </w:abstractNum>
-  <w:abstractNum w:abstractNumId="4" w15:restartNumberingAfterBreak="0">
+  <w:abstractNum w:abstractNumId="10" w15:restartNumberingAfterBreak="0">
+    <w:nsid w:val="55CF39A7"/>
+    <w:multiLevelType w:val="multilevel"/>
+    <w:tmpl w:val="F10C1B20"/>
+    <w:lvl w:ilvl="0">
+      <w:start w:val="1"/>
+      <w:numFmt w:val="decimal"/>
+      <w:lvlText w:val="%1."/>
+      <w:lvlJc w:val="left"/>
+      <w:pPr>
+        <w:tabs>
+          <w:tab w:val="num" w:pos="720"/>
+        </w:tabs>
+        <w:ind w:left="720" w:hanging="360"/>
+      </w:pPr>
+    </w:lvl>
+    <w:lvl w:ilvl="1" w:tentative="1">
+      <w:start w:val="1"/>
+      <w:numFmt w:val="decimal"/>
+      <w:lvlText w:val="%2."/>
+      <w:lvlJc w:val="left"/>
+      <w:pPr>
+        <w:tabs>
+          <w:tab w:val="num" w:pos="1440"/>
+        </w:tabs>
+        <w:ind w:left="1440" w:hanging="360"/>
+      </w:pPr>
+    </w:lvl>
+    <w:lvl w:ilvl="2" w:tentative="1">
+      <w:start w:val="1"/>
+      <w:numFmt w:val="decimal"/>
+      <w:lvlText w:val="%3."/>
+      <w:lvlJc w:val="left"/>
+      <w:pPr>
+        <w:tabs>
+          <w:tab w:val="num" w:pos="2160"/>
+        </w:tabs>
+        <w:ind w:left="2160" w:hanging="360"/>
+      </w:pPr>
+    </w:lvl>
+    <w:lvl w:ilvl="3" w:tentative="1">
+      <w:start w:val="1"/>
+      <w:numFmt w:val="decimal"/>
+      <w:lvlText w:val="%4."/>
+      <w:lvlJc w:val="left"/>
+      <w:pPr>
+        <w:tabs>
+          <w:tab w:val="num" w:pos="2880"/>
+        </w:tabs>
+        <w:ind w:left="2880" w:hanging="360"/>
+      </w:pPr>
+    </w:lvl>
+    <w:lvl w:ilvl="4" w:tentative="1">
+      <w:start w:val="1"/>
+      <w:numFmt w:val="decimal"/>
+      <w:lvlText w:val="%5."/>
+      <w:lvlJc w:val="left"/>
+      <w:pPr>
+        <w:tabs>
+          <w:tab w:val="num" w:pos="3600"/>
+        </w:tabs>
+        <w:ind w:left="3600" w:hanging="360"/>
+      </w:pPr>
+    </w:lvl>
+    <w:lvl w:ilvl="5" w:tentative="1">
+      <w:start w:val="1"/>
+      <w:numFmt w:val="decimal"/>
+      <w:lvlText w:val="%6."/>
+      <w:lvlJc w:val="left"/>
+      <w:pPr>
+        <w:tabs>
+          <w:tab w:val="num" w:pos="4320"/>
+        </w:tabs>
+        <w:ind w:left="4320" w:hanging="360"/>
+      </w:pPr>
+    </w:lvl>
+    <w:lvl w:ilvl="6" w:tentative="1">
+      <w:start w:val="1"/>
+      <w:numFmt w:val="decimal"/>
+      <w:lvlText w:val="%7."/>
+      <w:lvlJc w:val="left"/>
+      <w:pPr>
+        <w:tabs>
+          <w:tab w:val="num" w:pos="5040"/>
+        </w:tabs>
+        <w:ind w:left="5040" w:hanging="360"/>
+      </w:pPr>
+    </w:lvl>
+    <w:lvl w:ilvl="7" w:tentative="1">
+      <w:start w:val="1"/>
+      <w:numFmt w:val="decimal"/>
+      <w:lvlText w:val="%8."/>
+      <w:lvlJc w:val="left"/>
+      <w:pPr>
+        <w:tabs>
+          <w:tab w:val="num" w:pos="5760"/>
+        </w:tabs>
+        <w:ind w:left="5760" w:hanging="360"/>
+      </w:pPr>
+    </w:lvl>
+    <w:lvl w:ilvl="8" w:tentative="1">
+      <w:start w:val="1"/>
+      <w:numFmt w:val="decimal"/>
+      <w:lvlText w:val="%9."/>
+      <w:lvlJc w:val="left"/>
+      <w:pPr>
+        <w:tabs>
+          <w:tab w:val="num" w:pos="6480"/>
+        </w:tabs>
+        <w:ind w:left="6480" w:hanging="360"/>
+      </w:pPr>
+    </w:lvl>
+  </w:abstractNum>
+  <w:abstractNum w:abstractNumId="11" w15:restartNumberingAfterBreak="0">
     <w:nsid w:val="6769742C"/>
     <w:multiLevelType w:val="hybridMultilevel"/>
     <w:tmpl w:val="FBFEF7EA"/>
@@ -3347,7 +7023,156 @@
       </w:rPr>
     </w:lvl>
   </w:abstractNum>
-  <w:abstractNum w:abstractNumId="5" w15:restartNumberingAfterBreak="0">
+  <w:abstractNum w:abstractNumId="12" w15:restartNumberingAfterBreak="0">
+    <w:nsid w:val="6A8C598B"/>
+    <w:multiLevelType w:val="multilevel"/>
+    <w:tmpl w:val="05CE29C2"/>
+    <w:lvl w:ilvl="0">
+      <w:start w:val="1"/>
+      <w:numFmt w:val="bullet"/>
+      <w:lvlText w:val=""/>
+      <w:lvlJc w:val="left"/>
+      <w:pPr>
+        <w:tabs>
+          <w:tab w:val="num" w:pos="720"/>
+        </w:tabs>
+        <w:ind w:left="720" w:hanging="360"/>
+      </w:pPr>
+      <w:rPr>
+        <w:rFonts w:ascii="Symbol" w:hAnsi="Symbol" w:hint="default"/>
+        <w:sz w:val="20"/>
+      </w:rPr>
+    </w:lvl>
+    <w:lvl w:ilvl="1" w:tentative="1">
+      <w:start w:val="1"/>
+      <w:numFmt w:val="bullet"/>
+      <w:lvlText w:val="o"/>
+      <w:lvlJc w:val="left"/>
+      <w:pPr>
+        <w:tabs>
+          <w:tab w:val="num" w:pos="1440"/>
+        </w:tabs>
+        <w:ind w:left="1440" w:hanging="360"/>
+      </w:pPr>
+      <w:rPr>
+        <w:rFonts w:ascii="Courier New" w:hAnsi="Courier New" w:hint="default"/>
+        <w:sz w:val="20"/>
+      </w:rPr>
+    </w:lvl>
+    <w:lvl w:ilvl="2" w:tentative="1">
+      <w:start w:val="1"/>
+      <w:numFmt w:val="bullet"/>
+      <w:lvlText w:val=""/>
+      <w:lvlJc w:val="left"/>
+      <w:pPr>
+        <w:tabs>
+          <w:tab w:val="num" w:pos="2160"/>
+        </w:tabs>
+        <w:ind w:left="2160" w:hanging="360"/>
+      </w:pPr>
+      <w:rPr>
+        <w:rFonts w:ascii="Wingdings" w:hAnsi="Wingdings" w:hint="default"/>
+        <w:sz w:val="20"/>
+      </w:rPr>
+    </w:lvl>
+    <w:lvl w:ilvl="3" w:tentative="1">
+      <w:start w:val="1"/>
+      <w:numFmt w:val="bullet"/>
+      <w:lvlText w:val=""/>
+      <w:lvlJc w:val="left"/>
+      <w:pPr>
+        <w:tabs>
+          <w:tab w:val="num" w:pos="2880"/>
+        </w:tabs>
+        <w:ind w:left="2880" w:hanging="360"/>
+      </w:pPr>
+      <w:rPr>
+        <w:rFonts w:ascii="Wingdings" w:hAnsi="Wingdings" w:hint="default"/>
+        <w:sz w:val="20"/>
+      </w:rPr>
+    </w:lvl>
+    <w:lvl w:ilvl="4" w:tentative="1">
+      <w:start w:val="1"/>
+      <w:numFmt w:val="bullet"/>
+      <w:lvlText w:val=""/>
+      <w:lvlJc w:val="left"/>
+      <w:pPr>
+        <w:tabs>
+          <w:tab w:val="num" w:pos="3600"/>
+        </w:tabs>
+        <w:ind w:left="3600" w:hanging="360"/>
+      </w:pPr>
+      <w:rPr>
+        <w:rFonts w:ascii="Wingdings" w:hAnsi="Wingdings" w:hint="default"/>
+        <w:sz w:val="20"/>
+      </w:rPr>
+    </w:lvl>
+    <w:lvl w:ilvl="5" w:tentative="1">
+      <w:start w:val="1"/>
+      <w:numFmt w:val="bullet"/>
+      <w:lvlText w:val=""/>
+      <w:lvlJc w:val="left"/>
+      <w:pPr>
+        <w:tabs>
+          <w:tab w:val="num" w:pos="4320"/>
+        </w:tabs>
+        <w:ind w:left="4320" w:hanging="360"/>
+      </w:pPr>
+      <w:rPr>
+        <w:rFonts w:ascii="Wingdings" w:hAnsi="Wingdings" w:hint="default"/>
+        <w:sz w:val="20"/>
+      </w:rPr>
+    </w:lvl>
+    <w:lvl w:ilvl="6" w:tentative="1">
+      <w:start w:val="1"/>
+      <w:numFmt w:val="bullet"/>
+      <w:lvlText w:val=""/>
+      <w:lvlJc w:val="left"/>
+      <w:pPr>
+        <w:tabs>
+          <w:tab w:val="num" w:pos="5040"/>
+        </w:tabs>
+        <w:ind w:left="5040" w:hanging="360"/>
+      </w:pPr>
+      <w:rPr>
+        <w:rFonts w:ascii="Wingdings" w:hAnsi="Wingdings" w:hint="default"/>
+        <w:sz w:val="20"/>
+      </w:rPr>
+    </w:lvl>
+    <w:lvl w:ilvl="7" w:tentative="1">
+      <w:start w:val="1"/>
+      <w:numFmt w:val="bullet"/>
+      <w:lvlText w:val=""/>
+      <w:lvlJc w:val="left"/>
+      <w:pPr>
+        <w:tabs>
+          <w:tab w:val="num" w:pos="5760"/>
+        </w:tabs>
+        <w:ind w:left="5760" w:hanging="360"/>
+      </w:pPr>
+      <w:rPr>
+        <w:rFonts w:ascii="Wingdings" w:hAnsi="Wingdings" w:hint="default"/>
+        <w:sz w:val="20"/>
+      </w:rPr>
+    </w:lvl>
+    <w:lvl w:ilvl="8" w:tentative="1">
+      <w:start w:val="1"/>
+      <w:numFmt w:val="bullet"/>
+      <w:lvlText w:val=""/>
+      <w:lvlJc w:val="left"/>
+      <w:pPr>
+        <w:tabs>
+          <w:tab w:val="num" w:pos="6480"/>
+        </w:tabs>
+        <w:ind w:left="6480" w:hanging="360"/>
+      </w:pPr>
+      <w:rPr>
+        <w:rFonts w:ascii="Wingdings" w:hAnsi="Wingdings" w:hint="default"/>
+        <w:sz w:val="20"/>
+      </w:rPr>
+    </w:lvl>
+  </w:abstractNum>
+  <w:abstractNum w:abstractNumId="13" w15:restartNumberingAfterBreak="0">
     <w:nsid w:val="718426BB"/>
     <w:multiLevelType w:val="hybridMultilevel"/>
     <w:tmpl w:val="55B0B178"/>
@@ -3436,23 +7261,319 @@
       </w:pPr>
     </w:lvl>
   </w:abstractNum>
+  <w:abstractNum w:abstractNumId="14" w15:restartNumberingAfterBreak="0">
+    <w:nsid w:val="788E3A84"/>
+    <w:multiLevelType w:val="multilevel"/>
+    <w:tmpl w:val="45A88EFC"/>
+    <w:lvl w:ilvl="0">
+      <w:start w:val="1"/>
+      <w:numFmt w:val="decimal"/>
+      <w:lvlText w:val="%1."/>
+      <w:lvlJc w:val="left"/>
+      <w:pPr>
+        <w:tabs>
+          <w:tab w:val="num" w:pos="720"/>
+        </w:tabs>
+        <w:ind w:left="720" w:hanging="360"/>
+      </w:pPr>
+    </w:lvl>
+    <w:lvl w:ilvl="1">
+      <w:start w:val="1"/>
+      <w:numFmt w:val="bullet"/>
+      <w:lvlText w:val="o"/>
+      <w:lvlJc w:val="left"/>
+      <w:pPr>
+        <w:tabs>
+          <w:tab w:val="num" w:pos="1440"/>
+        </w:tabs>
+        <w:ind w:left="1440" w:hanging="360"/>
+      </w:pPr>
+      <w:rPr>
+        <w:rFonts w:ascii="Courier New" w:hAnsi="Courier New" w:hint="default"/>
+        <w:sz w:val="20"/>
+      </w:rPr>
+    </w:lvl>
+    <w:lvl w:ilvl="2" w:tentative="1">
+      <w:start w:val="1"/>
+      <w:numFmt w:val="decimal"/>
+      <w:lvlText w:val="%3."/>
+      <w:lvlJc w:val="left"/>
+      <w:pPr>
+        <w:tabs>
+          <w:tab w:val="num" w:pos="2160"/>
+        </w:tabs>
+        <w:ind w:left="2160" w:hanging="360"/>
+      </w:pPr>
+    </w:lvl>
+    <w:lvl w:ilvl="3" w:tentative="1">
+      <w:start w:val="1"/>
+      <w:numFmt w:val="decimal"/>
+      <w:lvlText w:val="%4."/>
+      <w:lvlJc w:val="left"/>
+      <w:pPr>
+        <w:tabs>
+          <w:tab w:val="num" w:pos="2880"/>
+        </w:tabs>
+        <w:ind w:left="2880" w:hanging="360"/>
+      </w:pPr>
+    </w:lvl>
+    <w:lvl w:ilvl="4" w:tentative="1">
+      <w:start w:val="1"/>
+      <w:numFmt w:val="decimal"/>
+      <w:lvlText w:val="%5."/>
+      <w:lvlJc w:val="left"/>
+      <w:pPr>
+        <w:tabs>
+          <w:tab w:val="num" w:pos="3600"/>
+        </w:tabs>
+        <w:ind w:left="3600" w:hanging="360"/>
+      </w:pPr>
+    </w:lvl>
+    <w:lvl w:ilvl="5" w:tentative="1">
+      <w:start w:val="1"/>
+      <w:numFmt w:val="decimal"/>
+      <w:lvlText w:val="%6."/>
+      <w:lvlJc w:val="left"/>
+      <w:pPr>
+        <w:tabs>
+          <w:tab w:val="num" w:pos="4320"/>
+        </w:tabs>
+        <w:ind w:left="4320" w:hanging="360"/>
+      </w:pPr>
+    </w:lvl>
+    <w:lvl w:ilvl="6" w:tentative="1">
+      <w:start w:val="1"/>
+      <w:numFmt w:val="decimal"/>
+      <w:lvlText w:val="%7."/>
+      <w:lvlJc w:val="left"/>
+      <w:pPr>
+        <w:tabs>
+          <w:tab w:val="num" w:pos="5040"/>
+        </w:tabs>
+        <w:ind w:left="5040" w:hanging="360"/>
+      </w:pPr>
+    </w:lvl>
+    <w:lvl w:ilvl="7" w:tentative="1">
+      <w:start w:val="1"/>
+      <w:numFmt w:val="decimal"/>
+      <w:lvlText w:val="%8."/>
+      <w:lvlJc w:val="left"/>
+      <w:pPr>
+        <w:tabs>
+          <w:tab w:val="num" w:pos="5760"/>
+        </w:tabs>
+        <w:ind w:left="5760" w:hanging="360"/>
+      </w:pPr>
+    </w:lvl>
+    <w:lvl w:ilvl="8" w:tentative="1">
+      <w:start w:val="1"/>
+      <w:numFmt w:val="decimal"/>
+      <w:lvlText w:val="%9."/>
+      <w:lvlJc w:val="left"/>
+      <w:pPr>
+        <w:tabs>
+          <w:tab w:val="num" w:pos="6480"/>
+        </w:tabs>
+        <w:ind w:left="6480" w:hanging="360"/>
+      </w:pPr>
+    </w:lvl>
+  </w:abstractNum>
+  <w:abstractNum w:abstractNumId="15" w15:restartNumberingAfterBreak="0">
+    <w:nsid w:val="7A0F74F8"/>
+    <w:multiLevelType w:val="multilevel"/>
+    <w:tmpl w:val="4C4A4550"/>
+    <w:lvl w:ilvl="0">
+      <w:start w:val="1"/>
+      <w:numFmt w:val="bullet"/>
+      <w:lvlText w:val=""/>
+      <w:lvlJc w:val="left"/>
+      <w:pPr>
+        <w:tabs>
+          <w:tab w:val="num" w:pos="720"/>
+        </w:tabs>
+        <w:ind w:left="720" w:hanging="360"/>
+      </w:pPr>
+      <w:rPr>
+        <w:rFonts w:ascii="Symbol" w:hAnsi="Symbol" w:hint="default"/>
+        <w:sz w:val="20"/>
+      </w:rPr>
+    </w:lvl>
+    <w:lvl w:ilvl="1" w:tentative="1">
+      <w:start w:val="1"/>
+      <w:numFmt w:val="bullet"/>
+      <w:lvlText w:val="o"/>
+      <w:lvlJc w:val="left"/>
+      <w:pPr>
+        <w:tabs>
+          <w:tab w:val="num" w:pos="1440"/>
+        </w:tabs>
+        <w:ind w:left="1440" w:hanging="360"/>
+      </w:pPr>
+      <w:rPr>
+        <w:rFonts w:ascii="Courier New" w:hAnsi="Courier New" w:hint="default"/>
+        <w:sz w:val="20"/>
+      </w:rPr>
+    </w:lvl>
+    <w:lvl w:ilvl="2" w:tentative="1">
+      <w:start w:val="1"/>
+      <w:numFmt w:val="bullet"/>
+      <w:lvlText w:val=""/>
+      <w:lvlJc w:val="left"/>
+      <w:pPr>
+        <w:tabs>
+          <w:tab w:val="num" w:pos="2160"/>
+        </w:tabs>
+        <w:ind w:left="2160" w:hanging="360"/>
+      </w:pPr>
+      <w:rPr>
+        <w:rFonts w:ascii="Wingdings" w:hAnsi="Wingdings" w:hint="default"/>
+        <w:sz w:val="20"/>
+      </w:rPr>
+    </w:lvl>
+    <w:lvl w:ilvl="3" w:tentative="1">
+      <w:start w:val="1"/>
+      <w:numFmt w:val="bullet"/>
+      <w:lvlText w:val=""/>
+      <w:lvlJc w:val="left"/>
+      <w:pPr>
+        <w:tabs>
+          <w:tab w:val="num" w:pos="2880"/>
+        </w:tabs>
+        <w:ind w:left="2880" w:hanging="360"/>
+      </w:pPr>
+      <w:rPr>
+        <w:rFonts w:ascii="Wingdings" w:hAnsi="Wingdings" w:hint="default"/>
+        <w:sz w:val="20"/>
+      </w:rPr>
+    </w:lvl>
+    <w:lvl w:ilvl="4" w:tentative="1">
+      <w:start w:val="1"/>
+      <w:numFmt w:val="bullet"/>
+      <w:lvlText w:val=""/>
+      <w:lvlJc w:val="left"/>
+      <w:pPr>
+        <w:tabs>
+          <w:tab w:val="num" w:pos="3600"/>
+        </w:tabs>
+        <w:ind w:left="3600" w:hanging="360"/>
+      </w:pPr>
+      <w:rPr>
+        <w:rFonts w:ascii="Wingdings" w:hAnsi="Wingdings" w:hint="default"/>
+        <w:sz w:val="20"/>
+      </w:rPr>
+    </w:lvl>
+    <w:lvl w:ilvl="5" w:tentative="1">
+      <w:start w:val="1"/>
+      <w:numFmt w:val="bullet"/>
+      <w:lvlText w:val=""/>
+      <w:lvlJc w:val="left"/>
+      <w:pPr>
+        <w:tabs>
+          <w:tab w:val="num" w:pos="4320"/>
+        </w:tabs>
+        <w:ind w:left="4320" w:hanging="360"/>
+      </w:pPr>
+      <w:rPr>
+        <w:rFonts w:ascii="Wingdings" w:hAnsi="Wingdings" w:hint="default"/>
+        <w:sz w:val="20"/>
+      </w:rPr>
+    </w:lvl>
+    <w:lvl w:ilvl="6" w:tentative="1">
+      <w:start w:val="1"/>
+      <w:numFmt w:val="bullet"/>
+      <w:lvlText w:val=""/>
+      <w:lvlJc w:val="left"/>
+      <w:pPr>
+        <w:tabs>
+          <w:tab w:val="num" w:pos="5040"/>
+        </w:tabs>
+        <w:ind w:left="5040" w:hanging="360"/>
+      </w:pPr>
+      <w:rPr>
+        <w:rFonts w:ascii="Wingdings" w:hAnsi="Wingdings" w:hint="default"/>
+        <w:sz w:val="20"/>
+      </w:rPr>
+    </w:lvl>
+    <w:lvl w:ilvl="7" w:tentative="1">
+      <w:start w:val="1"/>
+      <w:numFmt w:val="bullet"/>
+      <w:lvlText w:val=""/>
+      <w:lvlJc w:val="left"/>
+      <w:pPr>
+        <w:tabs>
+          <w:tab w:val="num" w:pos="5760"/>
+        </w:tabs>
+        <w:ind w:left="5760" w:hanging="360"/>
+      </w:pPr>
+      <w:rPr>
+        <w:rFonts w:ascii="Wingdings" w:hAnsi="Wingdings" w:hint="default"/>
+        <w:sz w:val="20"/>
+      </w:rPr>
+    </w:lvl>
+    <w:lvl w:ilvl="8" w:tentative="1">
+      <w:start w:val="1"/>
+      <w:numFmt w:val="bullet"/>
+      <w:lvlText w:val=""/>
+      <w:lvlJc w:val="left"/>
+      <w:pPr>
+        <w:tabs>
+          <w:tab w:val="num" w:pos="6480"/>
+        </w:tabs>
+        <w:ind w:left="6480" w:hanging="360"/>
+      </w:pPr>
+      <w:rPr>
+        <w:rFonts w:ascii="Wingdings" w:hAnsi="Wingdings" w:hint="default"/>
+        <w:sz w:val="20"/>
+      </w:rPr>
+    </w:lvl>
+  </w:abstractNum>
   <w:num w:numId="1" w16cid:durableId="1059549789">
-    <w:abstractNumId w:val="5"/>
+    <w:abstractNumId w:val="13"/>
   </w:num>
   <w:num w:numId="2" w16cid:durableId="401829355">
     <w:abstractNumId w:val="0"/>
   </w:num>
   <w:num w:numId="3" w16cid:durableId="1317107586">
+    <w:abstractNumId w:val="9"/>
+  </w:num>
+  <w:num w:numId="4" w16cid:durableId="2109420517">
+    <w:abstractNumId w:val="2"/>
+  </w:num>
+  <w:num w:numId="5" w16cid:durableId="339478445">
+    <w:abstractNumId w:val="7"/>
+  </w:num>
+  <w:num w:numId="6" w16cid:durableId="1109550159">
+    <w:abstractNumId w:val="11"/>
+  </w:num>
+  <w:num w:numId="7" w16cid:durableId="1756971793">
+    <w:abstractNumId w:val="14"/>
+  </w:num>
+  <w:num w:numId="8" w16cid:durableId="490801047">
     <w:abstractNumId w:val="3"/>
   </w:num>
-  <w:num w:numId="4" w16cid:durableId="2109420517">
+  <w:num w:numId="9" w16cid:durableId="249047665">
+    <w:abstractNumId w:val="8"/>
+  </w:num>
+  <w:num w:numId="10" w16cid:durableId="776365481">
+    <w:abstractNumId w:val="5"/>
+  </w:num>
+  <w:num w:numId="11" w16cid:durableId="1214192190">
     <w:abstractNumId w:val="1"/>
   </w:num>
-  <w:num w:numId="5" w16cid:durableId="339478445">
-    <w:abstractNumId w:val="2"/>
+  <w:num w:numId="12" w16cid:durableId="960840146">
+    <w:abstractNumId w:val="12"/>
   </w:num>
-  <w:num w:numId="6" w16cid:durableId="1109550159">
+  <w:num w:numId="13" w16cid:durableId="1884444782">
+    <w:abstractNumId w:val="10"/>
+  </w:num>
+  <w:num w:numId="14" w16cid:durableId="1607344208">
     <w:abstractNumId w:val="4"/>
+  </w:num>
+  <w:num w:numId="15" w16cid:durableId="1599944520">
+    <w:abstractNumId w:val="6"/>
+  </w:num>
+  <w:num w:numId="16" w16cid:durableId="1146629964">
+    <w:abstractNumId w:val="15"/>
   </w:num>
 </w:numbering>
 </file>
@@ -4060,6 +8181,7 @@
   <w:style w:type="character" w:default="1" w:styleId="Fuentedeprrafopredeter">
     <w:name w:val="Default Paragraph Font"/>
     <w:uiPriority w:val="1"/>
+    <w:semiHidden/>
     <w:unhideWhenUsed/>
   </w:style>
   <w:style w:type="table" w:default="1" w:styleId="Tablanormal">
@@ -4417,6 +8539,36 @@
       <w14:ligatures w14:val="none"/>
     </w:rPr>
   </w:style>
+  <w:style w:type="character" w:styleId="Hipervnculo">
+    <w:name w:val="Hyperlink"/>
+    <w:basedOn w:val="Fuentedeprrafopredeter"/>
+    <w:uiPriority w:val="99"/>
+    <w:unhideWhenUsed/>
+    <w:rsid w:val="0064401C"/>
+    <w:rPr>
+      <w:color w:val="467886" w:themeColor="hyperlink"/>
+      <w:u w:val="single"/>
+    </w:rPr>
+  </w:style>
+  <w:style w:type="table" w:styleId="Tablaconcuadrcula">
+    <w:name w:val="Table Grid"/>
+    <w:basedOn w:val="Tablanormal"/>
+    <w:uiPriority w:val="39"/>
+    <w:rsid w:val="0064401C"/>
+    <w:pPr>
+      <w:spacing w:after="0" w:line="240" w:lineRule="auto"/>
+    </w:pPr>
+    <w:tblPr>
+      <w:tblBorders>
+        <w:top w:val="single" w:sz="4" w:space="0" w:color="auto"/>
+        <w:left w:val="single" w:sz="4" w:space="0" w:color="auto"/>
+        <w:bottom w:val="single" w:sz="4" w:space="0" w:color="auto"/>
+        <w:right w:val="single" w:sz="4" w:space="0" w:color="auto"/>
+        <w:insideH w:val="single" w:sz="4" w:space="0" w:color="auto"/>
+        <w:insideV w:val="single" w:sz="4" w:space="0" w:color="auto"/>
+      </w:tblBorders>
+    </w:tblPr>
+  </w:style>
 </w:styles>
 </file>
 
